--- a/tep70/docs/TEP70-user_manual.docx
+++ b/tep70/docs/TEP70-user_manual.docx
@@ -1171,14 +1171,7 @@
                 <w:rFonts w:cs="Times New Roman"/>
                 <w:szCs w:val="24"/>
               </w:rPr>
-              <w:t xml:space="preserve"> ЭПТ</w:t>
-            </w:r>
-            <w:r>
-              <w:rPr>
-                <w:rFonts w:cs="Times New Roman"/>
-                <w:szCs w:val="24"/>
-              </w:rPr>
-              <w:t xml:space="preserve"> </w:t>
+              <w:t xml:space="preserve"> ЭПТ </w:t>
             </w:r>
             <w:r>
               <w:rPr>
@@ -2569,27 +2562,7 @@
                 <w:szCs w:val="28"/>
                 <w:lang w:val="en-US"/>
               </w:rPr>
-              <w:t>&gt; (</w:t>
-            </w:r>
-            <w:proofErr w:type="gramStart"/>
-            <w:r>
-              <w:rPr>
-                <w:rFonts w:cs="Times New Roman"/>
-                <w:sz w:val="28"/>
-                <w:szCs w:val="28"/>
-                <w:lang w:val="en-US"/>
-              </w:rPr>
-              <w:t>ю)  |</w:t>
-            </w:r>
-            <w:proofErr w:type="gramEnd"/>
-            <w:r>
-              <w:rPr>
-                <w:rFonts w:cs="Times New Roman"/>
-                <w:sz w:val="28"/>
-                <w:szCs w:val="28"/>
-                <w:lang w:val="en-US"/>
-              </w:rPr>
-              <w:t xml:space="preserve">  &lt; (б)</w:t>
+              <w:t>&gt; (ю)  |  &lt; (б)</w:t>
             </w:r>
           </w:p>
         </w:tc>
@@ -2967,24 +2940,17 @@
                 <w:rFonts w:cs="Times New Roman"/>
                 <w:sz w:val="28"/>
                 <w:szCs w:val="28"/>
-              </w:rPr>
-            </w:pPr>
-            <w:r>
-              <w:rPr>
-                <w:rFonts w:cs="Times New Roman"/>
-                <w:sz w:val="28"/>
-                <w:szCs w:val="28"/>
-                <w:lang w:val="en-US"/>
-              </w:rPr>
-              <w:t>Space (</w:t>
-            </w:r>
-            <w:r>
-              <w:rPr>
-                <w:rFonts w:cs="Times New Roman"/>
-                <w:sz w:val="28"/>
-                <w:szCs w:val="28"/>
-              </w:rPr>
-              <w:t>пробел)</w:t>
+                <w:lang w:val="en-US"/>
+              </w:rPr>
+            </w:pPr>
+            <w:r>
+              <w:rPr>
+                <w:rFonts w:cs="Times New Roman"/>
+                <w:sz w:val="28"/>
+                <w:szCs w:val="28"/>
+                <w:lang w:val="en-US"/>
+              </w:rPr>
+              <w:t>/</w:t>
             </w:r>
           </w:p>
         </w:tc>
@@ -3005,7 +2971,21 @@
                 <w:rFonts w:cs="Times New Roman"/>
                 <w:szCs w:val="24"/>
               </w:rPr>
-              <w:t>Свисток</w:t>
+              <w:t xml:space="preserve">Кнопка “Отпуск </w:t>
+            </w:r>
+            <w:r>
+              <w:rPr>
+                <w:rFonts w:cs="Times New Roman"/>
+                <w:szCs w:val="24"/>
+              </w:rPr>
+              <w:t>тормозов</w:t>
+            </w:r>
+            <w:r>
+              <w:rPr>
+                <w:rFonts w:cs="Times New Roman"/>
+                <w:szCs w:val="24"/>
+              </w:rPr>
+              <w:t>”</w:t>
             </w:r>
           </w:p>
         </w:tc>
@@ -3037,17 +3017,24 @@
                 <w:rFonts w:cs="Times New Roman"/>
                 <w:sz w:val="28"/>
                 <w:szCs w:val="28"/>
-                <w:lang w:val="en-US"/>
-              </w:rPr>
-            </w:pPr>
-            <w:r>
-              <w:rPr>
-                <w:rFonts w:cs="Times New Roman"/>
-                <w:sz w:val="28"/>
-                <w:szCs w:val="28"/>
-                <w:lang w:val="en-US"/>
-              </w:rPr>
-              <w:t>B</w:t>
+              </w:rPr>
+            </w:pPr>
+            <w:r>
+              <w:rPr>
+                <w:rFonts w:cs="Times New Roman"/>
+                <w:sz w:val="28"/>
+                <w:szCs w:val="28"/>
+                <w:lang w:val="en-US"/>
+              </w:rPr>
+              <w:t>Space (</w:t>
+            </w:r>
+            <w:r>
+              <w:rPr>
+                <w:rFonts w:cs="Times New Roman"/>
+                <w:sz w:val="28"/>
+                <w:szCs w:val="28"/>
+              </w:rPr>
+              <w:t>пробел)</w:t>
             </w:r>
           </w:p>
         </w:tc>
@@ -3068,7 +3055,7 @@
                 <w:rFonts w:cs="Times New Roman"/>
                 <w:szCs w:val="24"/>
               </w:rPr>
-              <w:t>Тифон</w:t>
+              <w:t>Свисток</w:t>
             </w:r>
           </w:p>
         </w:tc>
@@ -3110,7 +3097,7 @@
                 <w:szCs w:val="28"/>
                 <w:lang w:val="en-US"/>
               </w:rPr>
-              <w:t>Delete</w:t>
+              <w:t>B</w:t>
             </w:r>
           </w:p>
         </w:tc>
@@ -3131,7 +3118,7 @@
                 <w:rFonts w:cs="Times New Roman"/>
                 <w:szCs w:val="24"/>
               </w:rPr>
-              <w:t>Подача песка</w:t>
+              <w:t>Тифон</w:t>
             </w:r>
           </w:p>
         </w:tc>
@@ -3173,7 +3160,7 @@
                 <w:szCs w:val="28"/>
                 <w:lang w:val="en-US"/>
               </w:rPr>
-              <w:t>M</w:t>
+              <w:t>Delete</w:t>
             </w:r>
           </w:p>
         </w:tc>
@@ -3194,7 +3181,7 @@
                 <w:rFonts w:cs="Times New Roman"/>
                 <w:szCs w:val="24"/>
               </w:rPr>
-              <w:t>Рукоятка бдительности РБС</w:t>
+              <w:t>Подача песка</w:t>
             </w:r>
           </w:p>
         </w:tc>
@@ -3236,7 +3223,7 @@
                 <w:szCs w:val="28"/>
                 <w:lang w:val="en-US"/>
               </w:rPr>
-              <w:t>Z</w:t>
+              <w:t>M</w:t>
             </w:r>
           </w:p>
         </w:tc>
@@ -3257,7 +3244,7 @@
                 <w:rFonts w:cs="Times New Roman"/>
                 <w:szCs w:val="24"/>
               </w:rPr>
-              <w:t>Рукоятка бдительности РБ</w:t>
+              <w:t>Рукоятка бдительности РБС</w:t>
             </w:r>
           </w:p>
         </w:tc>
@@ -3279,6 +3266,69 @@
       <w:tr>
         <w:tc>
           <w:tcPr>
+            <w:tcW w:w="2438" w:type="dxa"/>
+            <w:vAlign w:val="center"/>
+          </w:tcPr>
+          <w:p>
+            <w:pPr>
+              <w:jc w:val="center"/>
+              <w:rPr>
+                <w:rFonts w:cs="Times New Roman"/>
+                <w:sz w:val="28"/>
+                <w:szCs w:val="28"/>
+                <w:lang w:val="en-US"/>
+              </w:rPr>
+            </w:pPr>
+            <w:r>
+              <w:rPr>
+                <w:rFonts w:cs="Times New Roman"/>
+                <w:sz w:val="28"/>
+                <w:szCs w:val="28"/>
+                <w:lang w:val="en-US"/>
+              </w:rPr>
+              <w:t>Z</w:t>
+            </w:r>
+          </w:p>
+        </w:tc>
+        <w:tc>
+          <w:tcPr>
+            <w:tcW w:w="3969" w:type="dxa"/>
+            <w:vAlign w:val="center"/>
+          </w:tcPr>
+          <w:p>
+            <w:pPr>
+              <w:rPr>
+                <w:rFonts w:cs="Times New Roman"/>
+                <w:szCs w:val="24"/>
+              </w:rPr>
+            </w:pPr>
+            <w:r>
+              <w:rPr>
+                <w:rFonts w:cs="Times New Roman"/>
+                <w:szCs w:val="24"/>
+              </w:rPr>
+              <w:t>Рукоятка бдительности РБ</w:t>
+            </w:r>
+          </w:p>
+        </w:tc>
+        <w:tc>
+          <w:tcPr>
+            <w:tcW w:w="3402" w:type="dxa"/>
+            <w:vAlign w:val="center"/>
+          </w:tcPr>
+          <w:p>
+            <w:pPr>
+              <w:rPr>
+                <w:rFonts w:cs="Times New Roman"/>
+                <w:szCs w:val="24"/>
+              </w:rPr>
+            </w:pPr>
+          </w:p>
+        </w:tc>
+      </w:tr>
+      <w:tr>
+        <w:tc>
+          <w:tcPr>
             <w:tcW w:w="9809" w:type="dxa"/>
             <w:gridSpan w:val="3"/>
             <w:vAlign w:val="center"/>
@@ -3297,23 +3347,7 @@
                 <w:rFonts w:cs="Times New Roman"/>
                 <w:szCs w:val="24"/>
               </w:rPr>
-              <w:t xml:space="preserve">Кран машиниста </w:t>
-            </w:r>
-            <w:proofErr w:type="spellStart"/>
-            <w:r>
-              <w:rPr>
-                <w:rFonts w:cs="Times New Roman"/>
-                <w:szCs w:val="24"/>
-              </w:rPr>
-              <w:t>усл</w:t>
-            </w:r>
-            <w:proofErr w:type="spellEnd"/>
-            <w:r>
-              <w:rPr>
-                <w:rFonts w:cs="Times New Roman"/>
-                <w:szCs w:val="24"/>
-              </w:rPr>
-              <w:t>. № 395</w:t>
+              <w:t>Кран машиниста усл. № 395</w:t>
             </w:r>
           </w:p>
         </w:tc>
@@ -3334,25 +3368,14 @@
                 <w:lang w:val="en-US"/>
               </w:rPr>
             </w:pPr>
-            <w:proofErr w:type="gramStart"/>
-            <w:r>
-              <w:rPr>
-                <w:rFonts w:cs="Times New Roman"/>
-                <w:sz w:val="28"/>
-                <w:szCs w:val="28"/>
-                <w:lang w:val="en-US"/>
-              </w:rPr>
-              <w:t>‘ (</w:t>
-            </w:r>
-            <w:proofErr w:type="gramEnd"/>
-            <w:r>
-              <w:rPr>
-                <w:rFonts w:cs="Times New Roman"/>
-                <w:sz w:val="28"/>
-                <w:szCs w:val="28"/>
-                <w:lang w:val="en-US"/>
-              </w:rPr>
-              <w:t>э)  |  ; (ж)</w:t>
+            <w:r>
+              <w:rPr>
+                <w:rFonts w:cs="Times New Roman"/>
+                <w:sz w:val="28"/>
+                <w:szCs w:val="28"/>
+                <w:lang w:val="en-US"/>
+              </w:rPr>
+              <w:t>‘ (э)  |  ; (ж)</w:t>
             </w:r>
           </w:p>
         </w:tc>
@@ -3622,21 +3645,12 @@
                 <w:szCs w:val="24"/>
               </w:rPr>
             </w:pPr>
-            <w:proofErr w:type="spellStart"/>
-            <w:r>
-              <w:rPr>
-                <w:rFonts w:cs="Times New Roman"/>
-                <w:szCs w:val="24"/>
-              </w:rPr>
-              <w:t>Перекрыша</w:t>
-            </w:r>
-            <w:proofErr w:type="spellEnd"/>
-            <w:r>
-              <w:rPr>
-                <w:rFonts w:cs="Times New Roman"/>
-                <w:szCs w:val="24"/>
-              </w:rPr>
-              <w:t xml:space="preserve"> без питания утечек</w:t>
+            <w:r>
+              <w:rPr>
+                <w:rFonts w:cs="Times New Roman"/>
+                <w:szCs w:val="24"/>
+              </w:rPr>
+              <w:t>Перекрыша без питания утечек</w:t>
             </w:r>
           </w:p>
         </w:tc>
@@ -3701,21 +3715,12 @@
                 <w:szCs w:val="24"/>
               </w:rPr>
             </w:pPr>
-            <w:proofErr w:type="spellStart"/>
-            <w:r>
-              <w:rPr>
-                <w:rFonts w:cs="Times New Roman"/>
-                <w:szCs w:val="24"/>
-              </w:rPr>
-              <w:t>Перкрыша</w:t>
-            </w:r>
-            <w:proofErr w:type="spellEnd"/>
-            <w:r>
-              <w:rPr>
-                <w:rFonts w:cs="Times New Roman"/>
-                <w:szCs w:val="24"/>
-              </w:rPr>
-              <w:t xml:space="preserve"> с питанием утечек </w:t>
+            <w:r>
+              <w:rPr>
+                <w:rFonts w:cs="Times New Roman"/>
+                <w:szCs w:val="24"/>
+              </w:rPr>
+              <w:t xml:space="preserve">Перкрыша с питанием утечек </w:t>
             </w:r>
           </w:p>
         </w:tc>
@@ -3764,17 +3769,8 @@
                 <w:rFonts w:cs="Times New Roman"/>
                 <w:szCs w:val="24"/>
               </w:rPr>
-              <w:t xml:space="preserve">Положение </w:t>
-            </w:r>
-            <w:proofErr w:type="spellStart"/>
-            <w:r>
-              <w:rPr>
-                <w:rFonts w:cs="Times New Roman"/>
-                <w:szCs w:val="24"/>
-              </w:rPr>
-              <w:t>Va</w:t>
-            </w:r>
-            <w:proofErr w:type="spellEnd"/>
+              <w:t>Положение Va</w:t>
+            </w:r>
           </w:p>
         </w:tc>
         <w:tc>
@@ -3961,23 +3957,7 @@
                 <w:rFonts w:cs="Times New Roman"/>
                 <w:szCs w:val="24"/>
               </w:rPr>
-              <w:t xml:space="preserve">Кран вспомогательного тормоза </w:t>
-            </w:r>
-            <w:proofErr w:type="spellStart"/>
-            <w:r>
-              <w:rPr>
-                <w:rFonts w:cs="Times New Roman"/>
-                <w:szCs w:val="24"/>
-              </w:rPr>
-              <w:t>усл</w:t>
-            </w:r>
-            <w:proofErr w:type="spellEnd"/>
-            <w:r>
-              <w:rPr>
-                <w:rFonts w:cs="Times New Roman"/>
-                <w:szCs w:val="24"/>
-              </w:rPr>
-              <w:t>. №</w:t>
+              <w:t>Кран вспомогательного тормоза усл. №</w:t>
             </w:r>
             <w:r>
               <w:rPr>
@@ -4019,27 +3999,7 @@
                 <w:szCs w:val="28"/>
                 <w:lang w:val="en-US"/>
               </w:rPr>
-              <w:t>] (</w:t>
-            </w:r>
-            <w:proofErr w:type="gramStart"/>
-            <w:r>
-              <w:rPr>
-                <w:rFonts w:cs="Times New Roman"/>
-                <w:sz w:val="28"/>
-                <w:szCs w:val="28"/>
-                <w:lang w:val="en-US"/>
-              </w:rPr>
-              <w:t>ъ)  |</w:t>
-            </w:r>
-            <w:proofErr w:type="gramEnd"/>
-            <w:r>
-              <w:rPr>
-                <w:rFonts w:cs="Times New Roman"/>
-                <w:sz w:val="28"/>
-                <w:szCs w:val="28"/>
-                <w:lang w:val="en-US"/>
-              </w:rPr>
-              <w:t xml:space="preserve">  [ (х)</w:t>
+              <w:t>] (ъ)  |  [ (х)</w:t>
             </w:r>
           </w:p>
         </w:tc>
@@ -4562,23 +4522,7 @@
                 <w:rFonts w:cs="Times New Roman"/>
                 <w:szCs w:val="24"/>
               </w:rPr>
-              <w:t xml:space="preserve">Электропневматический клапан автостопа </w:t>
-            </w:r>
-            <w:proofErr w:type="spellStart"/>
-            <w:r>
-              <w:rPr>
-                <w:rFonts w:cs="Times New Roman"/>
-                <w:szCs w:val="24"/>
-              </w:rPr>
-              <w:t>усл</w:t>
-            </w:r>
-            <w:proofErr w:type="spellEnd"/>
-            <w:r>
-              <w:rPr>
-                <w:rFonts w:cs="Times New Roman"/>
-                <w:szCs w:val="24"/>
-              </w:rPr>
-              <w:t>. № 150</w:t>
+              <w:t>Электропневматический клапан автостопа усл. № 150</w:t>
             </w:r>
           </w:p>
         </w:tc>
@@ -4783,23 +4727,7 @@
                 <w:rFonts w:cs="Times New Roman"/>
                 <w:szCs w:val="24"/>
               </w:rPr>
-              <w:t xml:space="preserve">Устройство блокировки тормозов </w:t>
-            </w:r>
-            <w:proofErr w:type="spellStart"/>
-            <w:r>
-              <w:rPr>
-                <w:rFonts w:cs="Times New Roman"/>
-                <w:szCs w:val="24"/>
-              </w:rPr>
-              <w:t>усл</w:t>
-            </w:r>
-            <w:proofErr w:type="spellEnd"/>
-            <w:r>
-              <w:rPr>
-                <w:rFonts w:cs="Times New Roman"/>
-                <w:szCs w:val="24"/>
-              </w:rPr>
-              <w:t>. № 367М</w:t>
+              <w:t>Устройство блокировки тормозов усл. № 367М</w:t>
             </w:r>
           </w:p>
         </w:tc>
@@ -4845,7 +4773,6 @@
               </w:rPr>
               <w:t xml:space="preserve"> </w:t>
             </w:r>
-            <w:proofErr w:type="spellStart"/>
             <w:r>
               <w:rPr>
                 <w:rFonts w:cs="Times New Roman"/>
@@ -4854,7 +4781,6 @@
               </w:rPr>
               <w:t>Backspace</w:t>
             </w:r>
-            <w:proofErr w:type="spellEnd"/>
           </w:p>
         </w:tc>
         <w:tc>
@@ -5263,7 +5189,6 @@
           <w:sz w:val="28"/>
           <w:szCs w:val="28"/>
         </w:rPr>
-        <w:lastRenderedPageBreak/>
         <w:t>Краткое руководство по запуску тепловоза ТЭП70 в RRS</w:t>
       </w:r>
     </w:p>
@@ -5377,25 +5302,7 @@
           <w:sz w:val="28"/>
           <w:szCs w:val="28"/>
         </w:rPr>
-        <w:t xml:space="preserve"> </w:t>
-      </w:r>
-      <w:proofErr w:type="spellStart"/>
-      <w:r>
-        <w:rPr>
-          <w:rFonts w:cs="Times New Roman"/>
-          <w:sz w:val="28"/>
-          <w:szCs w:val="28"/>
-        </w:rPr>
-        <w:t>Alt</w:t>
-      </w:r>
-      <w:proofErr w:type="spellEnd"/>
-      <w:r>
-        <w:rPr>
-          <w:rFonts w:cs="Times New Roman"/>
-          <w:sz w:val="28"/>
-          <w:szCs w:val="28"/>
-        </w:rPr>
-        <w:t xml:space="preserve"> + P). Выждать минуту прокачки масла и топлива через дизель, и затем 10-15 секунд раскрутки дизеля стартером, до</w:t>
+        <w:t xml:space="preserve"> Alt + P). Выждать минуту прокачки масла и топлива через дизель, и затем 10-15 секунд раскрутки дизеля стартером, до</w:t>
       </w:r>
       <w:r>
         <w:rPr>
@@ -5413,7 +5320,6 @@
         </w:rPr>
         <w:t xml:space="preserve"> погасания красной лампы отсутствия </w:t>
       </w:r>
-      <w:proofErr w:type="spellStart"/>
       <w:r>
         <w:rPr>
           <w:rFonts w:cs="Times New Roman"/>
@@ -5428,16 +5334,7 @@
           <w:sz w:val="28"/>
           <w:szCs w:val="28"/>
         </w:rPr>
-        <w:t>заряда</w:t>
-      </w:r>
-      <w:proofErr w:type="spellEnd"/>
-      <w:r>
-        <w:rPr>
-          <w:rFonts w:cs="Times New Roman"/>
-          <w:sz w:val="28"/>
-          <w:szCs w:val="28"/>
-        </w:rPr>
-        <w:t xml:space="preserve"> батареи</w:t>
+        <w:t>заряда батареи</w:t>
       </w:r>
     </w:p>
     <w:p>

--- a/tep70/docs/TEP70-user_manual.docx
+++ b/tep70/docs/TEP70-user_manual.docx
@@ -1,6 +1,6 @@
 
 <file path=word/document.xml><?xml version="1.0" encoding="utf-8"?>
-<w:document xmlns:wpc="http://schemas.microsoft.com/office/word/2010/wordprocessingCanvas" xmlns:cx="http://schemas.microsoft.com/office/drawing/2014/chartex" xmlns:cx1="http://schemas.microsoft.com/office/drawing/2015/9/8/chartex" xmlns:cx2="http://schemas.microsoft.com/office/drawing/2015/10/21/chartex" xmlns:cx3="http://schemas.microsoft.com/office/drawing/2016/5/9/chartex" xmlns:cx4="http://schemas.microsoft.com/office/drawing/2016/5/10/chartex" xmlns:cx5="http://schemas.microsoft.com/office/drawing/2016/5/11/chartex" xmlns:cx6="http://schemas.microsoft.com/office/drawing/2016/5/12/chartex" xmlns:cx7="http://schemas.microsoft.com/office/drawing/2016/5/13/chartex" xmlns:cx8="http://schemas.microsoft.com/office/drawing/2016/5/14/chartex" xmlns:mc="http://schemas.openxmlformats.org/markup-compatibility/2006" xmlns:aink="http://schemas.microsoft.com/office/drawing/2016/ink" xmlns:am3d="http://schemas.microsoft.com/office/drawing/2017/model3d" xmlns:o="urn:schemas-microsoft-com:office:office" xmlns:r="http://schemas.openxmlformats.org/officeDocument/2006/relationships" xmlns:m="http://schemas.openxmlformats.org/officeDocument/2006/math" xmlns:v="urn:schemas-microsoft-com:vml" xmlns:wp14="http://schemas.microsoft.com/office/word/2010/wordprocessingDrawing" xmlns:wp="http://schemas.openxmlformats.org/drawingml/2006/wordprocessingDrawing" xmlns:w10="urn:schemas-microsoft-com:office:word" xmlns:w="http://schemas.openxmlformats.org/wordprocessingml/2006/main" xmlns:w14="http://schemas.microsoft.com/office/word/2010/wordml" xmlns:w15="http://schemas.microsoft.com/office/word/2012/wordml" xmlns:w16cex="http://schemas.microsoft.com/office/word/2018/wordml/cex" xmlns:w16cid="http://schemas.microsoft.com/office/word/2016/wordml/cid" xmlns:w16="http://schemas.microsoft.com/office/word/2018/wordml" xmlns:w16sdtdh="http://schemas.microsoft.com/office/word/2020/wordml/sdtdatahash" xmlns:w16se="http://schemas.microsoft.com/office/word/2015/wordml/symex" xmlns:wpg="http://schemas.microsoft.com/office/word/2010/wordprocessingGroup" xmlns:wpi="http://schemas.microsoft.com/office/word/2010/wordprocessingInk" xmlns:wne="http://schemas.microsoft.com/office/word/2006/wordml" xmlns:wps="http://schemas.microsoft.com/office/word/2010/wordprocessingShape" mc:Ignorable="w14 w15 w16se w16cid w16 w16cex w16sdtdh wp14">
+<w:document xmlns:wpc="http://schemas.microsoft.com/office/word/2010/wordprocessingCanvas" xmlns:cx="http://schemas.microsoft.com/office/drawing/2014/chartex" xmlns:mc="http://schemas.openxmlformats.org/markup-compatibility/2006" xmlns:o="urn:schemas-microsoft-com:office:office" xmlns:r="http://schemas.openxmlformats.org/officeDocument/2006/relationships" xmlns:m="http://schemas.openxmlformats.org/officeDocument/2006/math" xmlns:v="urn:schemas-microsoft-com:vml" xmlns:wp14="http://schemas.microsoft.com/office/word/2010/wordprocessingDrawing" xmlns:wp="http://schemas.openxmlformats.org/drawingml/2006/wordprocessingDrawing" xmlns:w10="urn:schemas-microsoft-com:office:word" xmlns:w="http://schemas.openxmlformats.org/wordprocessingml/2006/main" xmlns:w14="http://schemas.microsoft.com/office/word/2010/wordml" xmlns:w15="http://schemas.microsoft.com/office/word/2012/wordml" xmlns:w16se="http://schemas.microsoft.com/office/word/2015/wordml/symex" xmlns:wpg="http://schemas.microsoft.com/office/word/2010/wordprocessingGroup" xmlns:wpi="http://schemas.microsoft.com/office/word/2010/wordprocessingInk" xmlns:wne="http://schemas.microsoft.com/office/word/2006/wordml" xmlns:wps="http://schemas.microsoft.com/office/word/2010/wordprocessingShape" mc:Ignorable="w14 w15 w16se wp14">
   <w:body>
     <w:p>
       <w:pPr>
@@ -308,13 +308,41 @@
                 <w:lang w:val="en-US"/>
               </w:rPr>
             </w:pPr>
-            <w:r>
-              <w:rPr>
-                <w:rFonts w:cs="Times New Roman"/>
-                <w:sz w:val="28"/>
-                <w:szCs w:val="28"/>
-              </w:rPr>
-              <w:t>Shift + O | Ctrl + O</w:t>
+            <w:proofErr w:type="spellStart"/>
+            <w:r>
+              <w:rPr>
+                <w:rFonts w:cs="Times New Roman"/>
+                <w:sz w:val="28"/>
+                <w:szCs w:val="28"/>
+              </w:rPr>
+              <w:t>Shift</w:t>
+            </w:r>
+            <w:proofErr w:type="spellEnd"/>
+            <w:r>
+              <w:rPr>
+                <w:rFonts w:cs="Times New Roman"/>
+                <w:sz w:val="28"/>
+                <w:szCs w:val="28"/>
+              </w:rPr>
+              <w:t xml:space="preserve"> + O | </w:t>
+            </w:r>
+            <w:proofErr w:type="spellStart"/>
+            <w:r>
+              <w:rPr>
+                <w:rFonts w:cs="Times New Roman"/>
+                <w:sz w:val="28"/>
+                <w:szCs w:val="28"/>
+              </w:rPr>
+              <w:t>Ctrl</w:t>
+            </w:r>
+            <w:proofErr w:type="spellEnd"/>
+            <w:r>
+              <w:rPr>
+                <w:rFonts w:cs="Times New Roman"/>
+                <w:sz w:val="28"/>
+                <w:szCs w:val="28"/>
+              </w:rPr>
+              <w:t xml:space="preserve"> + O</w:t>
             </w:r>
           </w:p>
         </w:tc>
@@ -356,7 +384,23 @@
                 <w:rFonts w:cs="Times New Roman"/>
                 <w:szCs w:val="24"/>
               </w:rPr>
-              <w:t>По умолчанию включен, разрешая работу дизеля</w:t>
+              <w:t xml:space="preserve">По умолчанию </w:t>
+            </w:r>
+            <w:proofErr w:type="spellStart"/>
+            <w:r>
+              <w:rPr>
+                <w:rFonts w:cs="Times New Roman"/>
+                <w:szCs w:val="24"/>
+              </w:rPr>
+              <w:t>включен</w:t>
+            </w:r>
+            <w:proofErr w:type="spellEnd"/>
+            <w:r>
+              <w:rPr>
+                <w:rFonts w:cs="Times New Roman"/>
+                <w:szCs w:val="24"/>
+              </w:rPr>
+              <w:t>, разрешая работу дизеля</w:t>
             </w:r>
           </w:p>
         </w:tc>
@@ -521,13 +565,23 @@
                 <w:lang w:val="en-US"/>
               </w:rPr>
             </w:pPr>
-            <w:r>
-              <w:rPr>
-                <w:rFonts w:cs="Times New Roman"/>
-                <w:sz w:val="28"/>
-                <w:szCs w:val="28"/>
-              </w:rPr>
-              <w:t xml:space="preserve">Shift + </w:t>
+            <w:proofErr w:type="spellStart"/>
+            <w:r>
+              <w:rPr>
+                <w:rFonts w:cs="Times New Roman"/>
+                <w:sz w:val="28"/>
+                <w:szCs w:val="28"/>
+              </w:rPr>
+              <w:t>Shift</w:t>
+            </w:r>
+            <w:proofErr w:type="spellEnd"/>
+            <w:r>
+              <w:rPr>
+                <w:rFonts w:cs="Times New Roman"/>
+                <w:sz w:val="28"/>
+                <w:szCs w:val="28"/>
+              </w:rPr>
+              <w:t xml:space="preserve"> + </w:t>
             </w:r>
             <w:r>
               <w:rPr>
@@ -544,7 +598,25 @@
                 <w:sz w:val="28"/>
                 <w:szCs w:val="28"/>
               </w:rPr>
-              <w:t xml:space="preserve"> | Ctrl + </w:t>
+              <w:t xml:space="preserve"> | </w:t>
+            </w:r>
+            <w:proofErr w:type="spellStart"/>
+            <w:r>
+              <w:rPr>
+                <w:rFonts w:cs="Times New Roman"/>
+                <w:sz w:val="28"/>
+                <w:szCs w:val="28"/>
+              </w:rPr>
+              <w:t>Ctrl</w:t>
+            </w:r>
+            <w:proofErr w:type="spellEnd"/>
+            <w:r>
+              <w:rPr>
+                <w:rFonts w:cs="Times New Roman"/>
+                <w:sz w:val="28"/>
+                <w:szCs w:val="28"/>
+              </w:rPr>
+              <w:t xml:space="preserve"> + </w:t>
             </w:r>
             <w:r>
               <w:rPr>
@@ -637,13 +709,23 @@
                 <w:lang w:val="en-US"/>
               </w:rPr>
             </w:pPr>
-            <w:r>
-              <w:rPr>
-                <w:rFonts w:cs="Times New Roman"/>
-                <w:sz w:val="28"/>
-                <w:szCs w:val="28"/>
-              </w:rPr>
-              <w:t xml:space="preserve">Shift + </w:t>
+            <w:proofErr w:type="spellStart"/>
+            <w:r>
+              <w:rPr>
+                <w:rFonts w:cs="Times New Roman"/>
+                <w:sz w:val="28"/>
+                <w:szCs w:val="28"/>
+              </w:rPr>
+              <w:t>Shift</w:t>
+            </w:r>
+            <w:proofErr w:type="spellEnd"/>
+            <w:r>
+              <w:rPr>
+                <w:rFonts w:cs="Times New Roman"/>
+                <w:sz w:val="28"/>
+                <w:szCs w:val="28"/>
+              </w:rPr>
+              <w:t xml:space="preserve"> + </w:t>
             </w:r>
             <w:r>
               <w:rPr>
@@ -660,7 +742,25 @@
                 <w:sz w:val="28"/>
                 <w:szCs w:val="28"/>
               </w:rPr>
-              <w:t xml:space="preserve"> | Ctrl + </w:t>
+              <w:t xml:space="preserve"> | </w:t>
+            </w:r>
+            <w:proofErr w:type="spellStart"/>
+            <w:r>
+              <w:rPr>
+                <w:rFonts w:cs="Times New Roman"/>
+                <w:sz w:val="28"/>
+                <w:szCs w:val="28"/>
+              </w:rPr>
+              <w:t>Ctrl</w:t>
+            </w:r>
+            <w:proofErr w:type="spellEnd"/>
+            <w:r>
+              <w:rPr>
+                <w:rFonts w:cs="Times New Roman"/>
+                <w:sz w:val="28"/>
+                <w:szCs w:val="28"/>
+              </w:rPr>
+              <w:t xml:space="preserve"> + </w:t>
             </w:r>
             <w:r>
               <w:rPr>
@@ -753,13 +853,23 @@
                 <w:lang w:val="en-US"/>
               </w:rPr>
             </w:pPr>
-            <w:r>
-              <w:rPr>
-                <w:rFonts w:cs="Times New Roman"/>
-                <w:sz w:val="28"/>
-                <w:szCs w:val="28"/>
-              </w:rPr>
-              <w:t xml:space="preserve">Shift + </w:t>
+            <w:proofErr w:type="spellStart"/>
+            <w:r>
+              <w:rPr>
+                <w:rFonts w:cs="Times New Roman"/>
+                <w:sz w:val="28"/>
+                <w:szCs w:val="28"/>
+              </w:rPr>
+              <w:t>Shift</w:t>
+            </w:r>
+            <w:proofErr w:type="spellEnd"/>
+            <w:r>
+              <w:rPr>
+                <w:rFonts w:cs="Times New Roman"/>
+                <w:sz w:val="28"/>
+                <w:szCs w:val="28"/>
+              </w:rPr>
+              <w:t xml:space="preserve"> + </w:t>
             </w:r>
             <w:r>
               <w:rPr>
@@ -863,13 +973,23 @@
                 <w:lang w:val="en-US"/>
               </w:rPr>
             </w:pPr>
-            <w:r>
-              <w:rPr>
-                <w:rFonts w:cs="Times New Roman"/>
-                <w:sz w:val="28"/>
-                <w:szCs w:val="28"/>
-              </w:rPr>
-              <w:t xml:space="preserve">Shift + </w:t>
+            <w:proofErr w:type="spellStart"/>
+            <w:r>
+              <w:rPr>
+                <w:rFonts w:cs="Times New Roman"/>
+                <w:sz w:val="28"/>
+                <w:szCs w:val="28"/>
+              </w:rPr>
+              <w:t>Shift</w:t>
+            </w:r>
+            <w:proofErr w:type="spellEnd"/>
+            <w:r>
+              <w:rPr>
+                <w:rFonts w:cs="Times New Roman"/>
+                <w:sz w:val="28"/>
+                <w:szCs w:val="28"/>
+              </w:rPr>
+              <w:t xml:space="preserve"> + </w:t>
             </w:r>
             <w:r>
               <w:rPr>
@@ -886,7 +1006,25 @@
                 <w:sz w:val="28"/>
                 <w:szCs w:val="28"/>
               </w:rPr>
-              <w:t xml:space="preserve"> | Ctrl + </w:t>
+              <w:t xml:space="preserve"> | </w:t>
+            </w:r>
+            <w:proofErr w:type="spellStart"/>
+            <w:r>
+              <w:rPr>
+                <w:rFonts w:cs="Times New Roman"/>
+                <w:sz w:val="28"/>
+                <w:szCs w:val="28"/>
+              </w:rPr>
+              <w:t>Ctrl</w:t>
+            </w:r>
+            <w:proofErr w:type="spellEnd"/>
+            <w:r>
+              <w:rPr>
+                <w:rFonts w:cs="Times New Roman"/>
+                <w:sz w:val="28"/>
+                <w:szCs w:val="28"/>
+              </w:rPr>
+              <w:t xml:space="preserve"> + </w:t>
             </w:r>
             <w:r>
               <w:rPr>
@@ -983,13 +1121,23 @@
                 <w:lang w:val="en-US"/>
               </w:rPr>
             </w:pPr>
-            <w:r>
-              <w:rPr>
-                <w:rFonts w:cs="Times New Roman"/>
-                <w:sz w:val="28"/>
-                <w:szCs w:val="28"/>
-              </w:rPr>
-              <w:t xml:space="preserve">Shift + </w:t>
+            <w:proofErr w:type="spellStart"/>
+            <w:r>
+              <w:rPr>
+                <w:rFonts w:cs="Times New Roman"/>
+                <w:sz w:val="28"/>
+                <w:szCs w:val="28"/>
+              </w:rPr>
+              <w:t>Shift</w:t>
+            </w:r>
+            <w:proofErr w:type="spellEnd"/>
+            <w:r>
+              <w:rPr>
+                <w:rFonts w:cs="Times New Roman"/>
+                <w:sz w:val="28"/>
+                <w:szCs w:val="28"/>
+              </w:rPr>
+              <w:t xml:space="preserve"> + </w:t>
             </w:r>
             <w:r>
               <w:rPr>
@@ -1006,7 +1154,25 @@
                 <w:sz w:val="28"/>
                 <w:szCs w:val="28"/>
               </w:rPr>
-              <w:t xml:space="preserve"> | Ctrl + </w:t>
+              <w:t xml:space="preserve"> | </w:t>
+            </w:r>
+            <w:proofErr w:type="spellStart"/>
+            <w:r>
+              <w:rPr>
+                <w:rFonts w:cs="Times New Roman"/>
+                <w:sz w:val="28"/>
+                <w:szCs w:val="28"/>
+              </w:rPr>
+              <w:t>Ctrl</w:t>
+            </w:r>
+            <w:proofErr w:type="spellEnd"/>
+            <w:r>
+              <w:rPr>
+                <w:rFonts w:cs="Times New Roman"/>
+                <w:sz w:val="28"/>
+                <w:szCs w:val="28"/>
+              </w:rPr>
+              <w:t xml:space="preserve"> + </w:t>
             </w:r>
             <w:r>
               <w:rPr>
@@ -1071,8 +1237,17 @@
                 <w:rFonts w:cs="Times New Roman"/>
                 <w:szCs w:val="24"/>
               </w:rPr>
-              <w:t>По умолчанию включен</w:t>
-            </w:r>
+              <w:t xml:space="preserve">По умолчанию </w:t>
+            </w:r>
+            <w:proofErr w:type="spellStart"/>
+            <w:r>
+              <w:rPr>
+                <w:rFonts w:cs="Times New Roman"/>
+                <w:szCs w:val="24"/>
+              </w:rPr>
+              <w:t>включен</w:t>
+            </w:r>
+            <w:proofErr w:type="spellEnd"/>
           </w:p>
         </w:tc>
       </w:tr>
@@ -1091,13 +1266,23 @@
                 <w:szCs w:val="28"/>
               </w:rPr>
             </w:pPr>
-            <w:r>
-              <w:rPr>
-                <w:rFonts w:cs="Times New Roman"/>
-                <w:sz w:val="28"/>
-                <w:szCs w:val="28"/>
-              </w:rPr>
-              <w:t xml:space="preserve">Shift + </w:t>
+            <w:proofErr w:type="spellStart"/>
+            <w:r>
+              <w:rPr>
+                <w:rFonts w:cs="Times New Roman"/>
+                <w:sz w:val="28"/>
+                <w:szCs w:val="28"/>
+              </w:rPr>
+              <w:t>Shift</w:t>
+            </w:r>
+            <w:proofErr w:type="spellEnd"/>
+            <w:r>
+              <w:rPr>
+                <w:rFonts w:cs="Times New Roman"/>
+                <w:sz w:val="28"/>
+                <w:szCs w:val="28"/>
+              </w:rPr>
+              <w:t xml:space="preserve"> + </w:t>
             </w:r>
             <w:r>
               <w:rPr>
@@ -1240,13 +1425,23 @@
                 <w:szCs w:val="28"/>
               </w:rPr>
             </w:pPr>
-            <w:r>
-              <w:rPr>
-                <w:rFonts w:cs="Times New Roman"/>
-                <w:sz w:val="28"/>
-                <w:szCs w:val="28"/>
-              </w:rPr>
-              <w:t xml:space="preserve">Shift + </w:t>
+            <w:proofErr w:type="spellStart"/>
+            <w:r>
+              <w:rPr>
+                <w:rFonts w:cs="Times New Roman"/>
+                <w:sz w:val="28"/>
+                <w:szCs w:val="28"/>
+              </w:rPr>
+              <w:t>Shift</w:t>
+            </w:r>
+            <w:proofErr w:type="spellEnd"/>
+            <w:r>
+              <w:rPr>
+                <w:rFonts w:cs="Times New Roman"/>
+                <w:sz w:val="28"/>
+                <w:szCs w:val="28"/>
+              </w:rPr>
+              <w:t xml:space="preserve"> + </w:t>
             </w:r>
             <w:r>
               <w:rPr>
@@ -1262,7 +1457,25 @@
                 <w:sz w:val="28"/>
                 <w:szCs w:val="28"/>
               </w:rPr>
-              <w:t xml:space="preserve"> | Ctrl + </w:t>
+              <w:t xml:space="preserve"> | </w:t>
+            </w:r>
+            <w:proofErr w:type="spellStart"/>
+            <w:r>
+              <w:rPr>
+                <w:rFonts w:cs="Times New Roman"/>
+                <w:sz w:val="28"/>
+                <w:szCs w:val="28"/>
+              </w:rPr>
+              <w:t>Ctrl</w:t>
+            </w:r>
+            <w:proofErr w:type="spellEnd"/>
+            <w:r>
+              <w:rPr>
+                <w:rFonts w:cs="Times New Roman"/>
+                <w:sz w:val="28"/>
+                <w:szCs w:val="28"/>
+              </w:rPr>
+              <w:t xml:space="preserve"> + </w:t>
             </w:r>
             <w:r>
               <w:rPr>
@@ -1340,13 +1553,23 @@
                 <w:lang w:val="en-US"/>
               </w:rPr>
             </w:pPr>
-            <w:r>
-              <w:rPr>
-                <w:rFonts w:cs="Times New Roman"/>
-                <w:sz w:val="28"/>
-                <w:szCs w:val="28"/>
-              </w:rPr>
-              <w:t xml:space="preserve">Shift + </w:t>
+            <w:proofErr w:type="spellStart"/>
+            <w:r>
+              <w:rPr>
+                <w:rFonts w:cs="Times New Roman"/>
+                <w:sz w:val="28"/>
+                <w:szCs w:val="28"/>
+              </w:rPr>
+              <w:t>Shift</w:t>
+            </w:r>
+            <w:proofErr w:type="spellEnd"/>
+            <w:r>
+              <w:rPr>
+                <w:rFonts w:cs="Times New Roman"/>
+                <w:sz w:val="28"/>
+                <w:szCs w:val="28"/>
+              </w:rPr>
+              <w:t xml:space="preserve"> + </w:t>
             </w:r>
             <w:r>
               <w:rPr>
@@ -1363,7 +1586,25 @@
                 <w:sz w:val="28"/>
                 <w:szCs w:val="28"/>
               </w:rPr>
-              <w:t xml:space="preserve"> | Ctrl + </w:t>
+              <w:t xml:space="preserve"> | </w:t>
+            </w:r>
+            <w:proofErr w:type="spellStart"/>
+            <w:r>
+              <w:rPr>
+                <w:rFonts w:cs="Times New Roman"/>
+                <w:sz w:val="28"/>
+                <w:szCs w:val="28"/>
+              </w:rPr>
+              <w:t>Ctrl</w:t>
+            </w:r>
+            <w:proofErr w:type="spellEnd"/>
+            <w:r>
+              <w:rPr>
+                <w:rFonts w:cs="Times New Roman"/>
+                <w:sz w:val="28"/>
+                <w:szCs w:val="28"/>
+              </w:rPr>
+              <w:t xml:space="preserve"> + </w:t>
             </w:r>
             <w:r>
               <w:rPr>
@@ -1428,13 +1669,23 @@
                 <w:lang w:val="en-US"/>
               </w:rPr>
             </w:pPr>
-            <w:r>
-              <w:rPr>
-                <w:rFonts w:cs="Times New Roman"/>
-                <w:sz w:val="28"/>
-                <w:szCs w:val="28"/>
-              </w:rPr>
-              <w:t xml:space="preserve">Shift + </w:t>
+            <w:proofErr w:type="spellStart"/>
+            <w:r>
+              <w:rPr>
+                <w:rFonts w:cs="Times New Roman"/>
+                <w:sz w:val="28"/>
+                <w:szCs w:val="28"/>
+              </w:rPr>
+              <w:t>Shift</w:t>
+            </w:r>
+            <w:proofErr w:type="spellEnd"/>
+            <w:r>
+              <w:rPr>
+                <w:rFonts w:cs="Times New Roman"/>
+                <w:sz w:val="28"/>
+                <w:szCs w:val="28"/>
+              </w:rPr>
+              <w:t xml:space="preserve"> + </w:t>
             </w:r>
             <w:r>
               <w:rPr>
@@ -1451,7 +1702,25 @@
                 <w:sz w:val="28"/>
                 <w:szCs w:val="28"/>
               </w:rPr>
-              <w:t xml:space="preserve"> | Ctrl + </w:t>
+              <w:t xml:space="preserve"> | </w:t>
+            </w:r>
+            <w:proofErr w:type="spellStart"/>
+            <w:r>
+              <w:rPr>
+                <w:rFonts w:cs="Times New Roman"/>
+                <w:sz w:val="28"/>
+                <w:szCs w:val="28"/>
+              </w:rPr>
+              <w:t>Ctrl</w:t>
+            </w:r>
+            <w:proofErr w:type="spellEnd"/>
+            <w:r>
+              <w:rPr>
+                <w:rFonts w:cs="Times New Roman"/>
+                <w:sz w:val="28"/>
+                <w:szCs w:val="28"/>
+              </w:rPr>
+              <w:t xml:space="preserve"> + </w:t>
             </w:r>
             <w:r>
               <w:rPr>
@@ -1610,13 +1879,23 @@
                 <w:lang w:val="en-US"/>
               </w:rPr>
             </w:pPr>
-            <w:r>
-              <w:rPr>
-                <w:rFonts w:cs="Times New Roman"/>
-                <w:sz w:val="28"/>
-                <w:szCs w:val="28"/>
-              </w:rPr>
-              <w:t xml:space="preserve">Shift + </w:t>
+            <w:proofErr w:type="spellStart"/>
+            <w:r>
+              <w:rPr>
+                <w:rFonts w:cs="Times New Roman"/>
+                <w:sz w:val="28"/>
+                <w:szCs w:val="28"/>
+              </w:rPr>
+              <w:t>Shift</w:t>
+            </w:r>
+            <w:proofErr w:type="spellEnd"/>
+            <w:r>
+              <w:rPr>
+                <w:rFonts w:cs="Times New Roman"/>
+                <w:sz w:val="28"/>
+                <w:szCs w:val="28"/>
+              </w:rPr>
+              <w:t xml:space="preserve"> + </w:t>
             </w:r>
             <w:r>
               <w:rPr>
@@ -1633,7 +1912,25 @@
                 <w:sz w:val="28"/>
                 <w:szCs w:val="28"/>
               </w:rPr>
-              <w:t xml:space="preserve"> | Ctrl + </w:t>
+              <w:t xml:space="preserve"> | </w:t>
+            </w:r>
+            <w:proofErr w:type="spellStart"/>
+            <w:r>
+              <w:rPr>
+                <w:rFonts w:cs="Times New Roman"/>
+                <w:sz w:val="28"/>
+                <w:szCs w:val="28"/>
+              </w:rPr>
+              <w:t>Ctrl</w:t>
+            </w:r>
+            <w:proofErr w:type="spellEnd"/>
+            <w:r>
+              <w:rPr>
+                <w:rFonts w:cs="Times New Roman"/>
+                <w:sz w:val="28"/>
+                <w:szCs w:val="28"/>
+              </w:rPr>
+              <w:t xml:space="preserve"> + </w:t>
             </w:r>
             <w:r>
               <w:rPr>
@@ -1698,13 +1995,23 @@
                 <w:lang w:val="en-US"/>
               </w:rPr>
             </w:pPr>
-            <w:r>
-              <w:rPr>
-                <w:rFonts w:cs="Times New Roman"/>
-                <w:sz w:val="28"/>
-                <w:szCs w:val="28"/>
-              </w:rPr>
-              <w:t xml:space="preserve">Shift + </w:t>
+            <w:proofErr w:type="spellStart"/>
+            <w:r>
+              <w:rPr>
+                <w:rFonts w:cs="Times New Roman"/>
+                <w:sz w:val="28"/>
+                <w:szCs w:val="28"/>
+              </w:rPr>
+              <w:t>Shift</w:t>
+            </w:r>
+            <w:proofErr w:type="spellEnd"/>
+            <w:r>
+              <w:rPr>
+                <w:rFonts w:cs="Times New Roman"/>
+                <w:sz w:val="28"/>
+                <w:szCs w:val="28"/>
+              </w:rPr>
+              <w:t xml:space="preserve"> + </w:t>
             </w:r>
             <w:r>
               <w:rPr>
@@ -1721,7 +2028,25 @@
                 <w:sz w:val="28"/>
                 <w:szCs w:val="28"/>
               </w:rPr>
-              <w:t xml:space="preserve"> | Ctrl + </w:t>
+              <w:t xml:space="preserve"> | </w:t>
+            </w:r>
+            <w:proofErr w:type="spellStart"/>
+            <w:r>
+              <w:rPr>
+                <w:rFonts w:cs="Times New Roman"/>
+                <w:sz w:val="28"/>
+                <w:szCs w:val="28"/>
+              </w:rPr>
+              <w:t>Ctrl</w:t>
+            </w:r>
+            <w:proofErr w:type="spellEnd"/>
+            <w:r>
+              <w:rPr>
+                <w:rFonts w:cs="Times New Roman"/>
+                <w:sz w:val="28"/>
+                <w:szCs w:val="28"/>
+              </w:rPr>
+              <w:t xml:space="preserve"> + </w:t>
             </w:r>
             <w:r>
               <w:rPr>
@@ -2096,13 +2421,23 @@
                 <w:lang w:val="en-US"/>
               </w:rPr>
             </w:pPr>
-            <w:r>
-              <w:rPr>
-                <w:rFonts w:cs="Times New Roman"/>
-                <w:sz w:val="28"/>
-                <w:szCs w:val="28"/>
-              </w:rPr>
-              <w:t xml:space="preserve">Shift + </w:t>
+            <w:proofErr w:type="spellStart"/>
+            <w:r>
+              <w:rPr>
+                <w:rFonts w:cs="Times New Roman"/>
+                <w:sz w:val="28"/>
+                <w:szCs w:val="28"/>
+              </w:rPr>
+              <w:t>Shift</w:t>
+            </w:r>
+            <w:proofErr w:type="spellEnd"/>
+            <w:r>
+              <w:rPr>
+                <w:rFonts w:cs="Times New Roman"/>
+                <w:sz w:val="28"/>
+                <w:szCs w:val="28"/>
+              </w:rPr>
+              <w:t xml:space="preserve"> + </w:t>
             </w:r>
             <w:r>
               <w:rPr>
@@ -2119,7 +2454,25 @@
                 <w:sz w:val="28"/>
                 <w:szCs w:val="28"/>
               </w:rPr>
-              <w:t xml:space="preserve"> | Ctrl + </w:t>
+              <w:t xml:space="preserve"> | </w:t>
+            </w:r>
+            <w:proofErr w:type="spellStart"/>
+            <w:r>
+              <w:rPr>
+                <w:rFonts w:cs="Times New Roman"/>
+                <w:sz w:val="28"/>
+                <w:szCs w:val="28"/>
+              </w:rPr>
+              <w:t>Ctrl</w:t>
+            </w:r>
+            <w:proofErr w:type="spellEnd"/>
+            <w:r>
+              <w:rPr>
+                <w:rFonts w:cs="Times New Roman"/>
+                <w:sz w:val="28"/>
+                <w:szCs w:val="28"/>
+              </w:rPr>
+              <w:t xml:space="preserve"> + </w:t>
             </w:r>
             <w:r>
               <w:rPr>
@@ -3347,7 +3700,23 @@
                 <w:rFonts w:cs="Times New Roman"/>
                 <w:szCs w:val="24"/>
               </w:rPr>
-              <w:t>Кран машиниста усл. № 395</w:t>
+              <w:t xml:space="preserve">Кран машиниста </w:t>
+            </w:r>
+            <w:proofErr w:type="spellStart"/>
+            <w:r>
+              <w:rPr>
+                <w:rFonts w:cs="Times New Roman"/>
+                <w:szCs w:val="24"/>
+              </w:rPr>
+              <w:t>усл</w:t>
+            </w:r>
+            <w:proofErr w:type="spellEnd"/>
+            <w:r>
+              <w:rPr>
+                <w:rFonts w:cs="Times New Roman"/>
+                <w:szCs w:val="24"/>
+              </w:rPr>
+              <w:t>. № 395</w:t>
             </w:r>
           </w:p>
         </w:tc>
@@ -3645,12 +4014,21 @@
                 <w:szCs w:val="24"/>
               </w:rPr>
             </w:pPr>
-            <w:r>
-              <w:rPr>
-                <w:rFonts w:cs="Times New Roman"/>
-                <w:szCs w:val="24"/>
-              </w:rPr>
-              <w:t>Перекрыша без питания утечек</w:t>
+            <w:proofErr w:type="spellStart"/>
+            <w:r>
+              <w:rPr>
+                <w:rFonts w:cs="Times New Roman"/>
+                <w:szCs w:val="24"/>
+              </w:rPr>
+              <w:t>Перекрыша</w:t>
+            </w:r>
+            <w:proofErr w:type="spellEnd"/>
+            <w:r>
+              <w:rPr>
+                <w:rFonts w:cs="Times New Roman"/>
+                <w:szCs w:val="24"/>
+              </w:rPr>
+              <w:t xml:space="preserve"> без питания утечек</w:t>
             </w:r>
           </w:p>
         </w:tc>
@@ -3715,12 +4093,21 @@
                 <w:szCs w:val="24"/>
               </w:rPr>
             </w:pPr>
-            <w:r>
-              <w:rPr>
-                <w:rFonts w:cs="Times New Roman"/>
-                <w:szCs w:val="24"/>
-              </w:rPr>
-              <w:t xml:space="preserve">Перкрыша с питанием утечек </w:t>
+            <w:proofErr w:type="spellStart"/>
+            <w:r>
+              <w:rPr>
+                <w:rFonts w:cs="Times New Roman"/>
+                <w:szCs w:val="24"/>
+              </w:rPr>
+              <w:t>Перкрыша</w:t>
+            </w:r>
+            <w:proofErr w:type="spellEnd"/>
+            <w:r>
+              <w:rPr>
+                <w:rFonts w:cs="Times New Roman"/>
+                <w:szCs w:val="24"/>
+              </w:rPr>
+              <w:t xml:space="preserve"> с питанием утечек </w:t>
             </w:r>
           </w:p>
         </w:tc>
@@ -3769,8 +4156,17 @@
                 <w:rFonts w:cs="Times New Roman"/>
                 <w:szCs w:val="24"/>
               </w:rPr>
-              <w:t>Положение Va</w:t>
-            </w:r>
+              <w:t xml:space="preserve">Положение </w:t>
+            </w:r>
+            <w:proofErr w:type="spellStart"/>
+            <w:r>
+              <w:rPr>
+                <w:rFonts w:cs="Times New Roman"/>
+                <w:szCs w:val="24"/>
+              </w:rPr>
+              <w:t>Va</w:t>
+            </w:r>
+            <w:proofErr w:type="spellEnd"/>
           </w:p>
         </w:tc>
         <w:tc>
@@ -3957,7 +4353,23 @@
                 <w:rFonts w:cs="Times New Roman"/>
                 <w:szCs w:val="24"/>
               </w:rPr>
-              <w:t>Кран вспомогательного тормоза усл. №</w:t>
+              <w:t xml:space="preserve">Кран вспомогательного тормоза </w:t>
+            </w:r>
+            <w:proofErr w:type="spellStart"/>
+            <w:r>
+              <w:rPr>
+                <w:rFonts w:cs="Times New Roman"/>
+                <w:szCs w:val="24"/>
+              </w:rPr>
+              <w:t>усл</w:t>
+            </w:r>
+            <w:proofErr w:type="spellEnd"/>
+            <w:r>
+              <w:rPr>
+                <w:rFonts w:cs="Times New Roman"/>
+                <w:szCs w:val="24"/>
+              </w:rPr>
+              <w:t>. №</w:t>
             </w:r>
             <w:r>
               <w:rPr>
@@ -4522,7 +4934,23 @@
                 <w:rFonts w:cs="Times New Roman"/>
                 <w:szCs w:val="24"/>
               </w:rPr>
-              <w:t>Электропневматический клапан автостопа усл. № 150</w:t>
+              <w:t xml:space="preserve">Электропневматический клапан автостопа </w:t>
+            </w:r>
+            <w:proofErr w:type="spellStart"/>
+            <w:r>
+              <w:rPr>
+                <w:rFonts w:cs="Times New Roman"/>
+                <w:szCs w:val="24"/>
+              </w:rPr>
+              <w:t>усл</w:t>
+            </w:r>
+            <w:proofErr w:type="spellEnd"/>
+            <w:r>
+              <w:rPr>
+                <w:rFonts w:cs="Times New Roman"/>
+                <w:szCs w:val="24"/>
+              </w:rPr>
+              <w:t>. № 150</w:t>
             </w:r>
           </w:p>
         </w:tc>
@@ -4727,7 +5155,23 @@
                 <w:rFonts w:cs="Times New Roman"/>
                 <w:szCs w:val="24"/>
               </w:rPr>
-              <w:t>Устройство блокировки тормозов усл. № 367М</w:t>
+              <w:t xml:space="preserve">Устройство блокировки тормозов </w:t>
+            </w:r>
+            <w:proofErr w:type="spellStart"/>
+            <w:r>
+              <w:rPr>
+                <w:rFonts w:cs="Times New Roman"/>
+                <w:szCs w:val="24"/>
+              </w:rPr>
+              <w:t>усл</w:t>
+            </w:r>
+            <w:proofErr w:type="spellEnd"/>
+            <w:r>
+              <w:rPr>
+                <w:rFonts w:cs="Times New Roman"/>
+                <w:szCs w:val="24"/>
+              </w:rPr>
+              <w:t>. № 367М</w:t>
             </w:r>
           </w:p>
         </w:tc>
@@ -4773,6 +5217,7 @@
               </w:rPr>
               <w:t xml:space="preserve"> </w:t>
             </w:r>
+            <w:proofErr w:type="spellStart"/>
             <w:r>
               <w:rPr>
                 <w:rFonts w:cs="Times New Roman"/>
@@ -4781,6 +5226,7 @@
               </w:rPr>
               <w:t>Backspace</w:t>
             </w:r>
+            <w:proofErr w:type="spellEnd"/>
           </w:p>
         </w:tc>
         <w:tc>
@@ -4963,13 +5409,23 @@
                 <w:lang w:val="en-US"/>
               </w:rPr>
             </w:pPr>
-            <w:r>
-              <w:rPr>
-                <w:rFonts w:cs="Times New Roman"/>
-                <w:sz w:val="28"/>
-                <w:szCs w:val="28"/>
-              </w:rPr>
-              <w:t xml:space="preserve">Shift + </w:t>
+            <w:proofErr w:type="spellStart"/>
+            <w:r>
+              <w:rPr>
+                <w:rFonts w:cs="Times New Roman"/>
+                <w:sz w:val="28"/>
+                <w:szCs w:val="28"/>
+              </w:rPr>
+              <w:t>Shift</w:t>
+            </w:r>
+            <w:proofErr w:type="spellEnd"/>
+            <w:r>
+              <w:rPr>
+                <w:rFonts w:cs="Times New Roman"/>
+                <w:sz w:val="28"/>
+                <w:szCs w:val="28"/>
+              </w:rPr>
+              <w:t xml:space="preserve"> + </w:t>
             </w:r>
             <w:r>
               <w:rPr>
@@ -4986,7 +5442,25 @@
                 <w:sz w:val="28"/>
                 <w:szCs w:val="28"/>
               </w:rPr>
-              <w:t xml:space="preserve"> Ctrl + </w:t>
+              <w:t xml:space="preserve"> </w:t>
+            </w:r>
+            <w:proofErr w:type="spellStart"/>
+            <w:r>
+              <w:rPr>
+                <w:rFonts w:cs="Times New Roman"/>
+                <w:sz w:val="28"/>
+                <w:szCs w:val="28"/>
+              </w:rPr>
+              <w:t>Ctrl</w:t>
+            </w:r>
+            <w:proofErr w:type="spellEnd"/>
+            <w:r>
+              <w:rPr>
+                <w:rFonts w:cs="Times New Roman"/>
+                <w:sz w:val="28"/>
+                <w:szCs w:val="28"/>
+              </w:rPr>
+              <w:t xml:space="preserve"> + </w:t>
             </w:r>
             <w:r>
               <w:rPr>
@@ -5213,7 +5687,25 @@
           <w:sz w:val="28"/>
           <w:szCs w:val="28"/>
         </w:rPr>
-        <w:t xml:space="preserve">Подать напряжение в цепи управления: включить автоматический защитный выключатель (АЗВ) «Управление общее» (клавиши Shift + </w:t>
+        <w:t xml:space="preserve">Подать напряжение в цепи управления: включить автоматический защитный выключатель (АЗВ) «Управление общее» (клавиши </w:t>
+      </w:r>
+      <w:proofErr w:type="spellStart"/>
+      <w:r>
+        <w:rPr>
+          <w:rFonts w:cs="Times New Roman"/>
+          <w:sz w:val="28"/>
+          <w:szCs w:val="28"/>
+        </w:rPr>
+        <w:t>Shift</w:t>
+      </w:r>
+      <w:proofErr w:type="spellEnd"/>
+      <w:r>
+        <w:rPr>
+          <w:rFonts w:cs="Times New Roman"/>
+          <w:sz w:val="28"/>
+          <w:szCs w:val="28"/>
+        </w:rPr>
+        <w:t xml:space="preserve"> + </w:t>
       </w:r>
       <w:r>
         <w:rPr>
@@ -5254,7 +5746,25 @@
           <w:sz w:val="28"/>
           <w:szCs w:val="28"/>
         </w:rPr>
-        <w:t>Включить АЗВ «Топливный насос» (клавиши Shift + P)</w:t>
+        <w:t xml:space="preserve">Включить АЗВ «Топливный насос» (клавиши </w:t>
+      </w:r>
+      <w:proofErr w:type="spellStart"/>
+      <w:r>
+        <w:rPr>
+          <w:rFonts w:cs="Times New Roman"/>
+          <w:sz w:val="28"/>
+          <w:szCs w:val="28"/>
+        </w:rPr>
+        <w:t>Shift</w:t>
+      </w:r>
+      <w:proofErr w:type="spellEnd"/>
+      <w:r>
+        <w:rPr>
+          <w:rFonts w:cs="Times New Roman"/>
+          <w:sz w:val="28"/>
+          <w:szCs w:val="28"/>
+        </w:rPr>
+        <w:t xml:space="preserve"> + P)</w:t>
       </w:r>
       <w:r>
         <w:rPr>
@@ -5302,7 +5812,25 @@
           <w:sz w:val="28"/>
           <w:szCs w:val="28"/>
         </w:rPr>
-        <w:t xml:space="preserve"> Alt + P). Выждать минуту прокачки масла и топлива через дизель, и затем 10-15 секунд раскрутки дизеля стартером, до</w:t>
+        <w:t xml:space="preserve"> </w:t>
+      </w:r>
+      <w:proofErr w:type="spellStart"/>
+      <w:r>
+        <w:rPr>
+          <w:rFonts w:cs="Times New Roman"/>
+          <w:sz w:val="28"/>
+          <w:szCs w:val="28"/>
+        </w:rPr>
+        <w:t>Alt</w:t>
+      </w:r>
+      <w:proofErr w:type="spellEnd"/>
+      <w:r>
+        <w:rPr>
+          <w:rFonts w:cs="Times New Roman"/>
+          <w:sz w:val="28"/>
+          <w:szCs w:val="28"/>
+        </w:rPr>
+        <w:t xml:space="preserve"> + P). Выждать минуту прокачки масла и топлива через дизель, и затем 10-15 секунд раскрутки дизеля стартером, до</w:t>
       </w:r>
       <w:r>
         <w:rPr>
@@ -5320,6 +5848,7 @@
         </w:rPr>
         <w:t xml:space="preserve"> погасания красной лампы отсутствия </w:t>
       </w:r>
+      <w:proofErr w:type="spellStart"/>
       <w:r>
         <w:rPr>
           <w:rFonts w:cs="Times New Roman"/>
@@ -5334,7 +5863,16 @@
           <w:sz w:val="28"/>
           <w:szCs w:val="28"/>
         </w:rPr>
-        <w:t>заряда батареи</w:t>
+        <w:t>заряда</w:t>
+      </w:r>
+      <w:proofErr w:type="spellEnd"/>
+      <w:r>
+        <w:rPr>
+          <w:rFonts w:cs="Times New Roman"/>
+          <w:sz w:val="28"/>
+          <w:szCs w:val="28"/>
+        </w:rPr>
+        <w:t xml:space="preserve"> батареи</w:t>
       </w:r>
     </w:p>
     <w:p>
@@ -5358,7 +5896,25 @@
           <w:sz w:val="28"/>
           <w:szCs w:val="28"/>
         </w:rPr>
-        <w:t xml:space="preserve">Подать напряжение в цепи управления силовой схемой: включить АЗВ «Управление тепловоза» (клавиши Shift + </w:t>
+        <w:t xml:space="preserve">Подать напряжение в цепи управления силовой схемой: включить АЗВ «Управление тепловоза» (клавиши </w:t>
+      </w:r>
+      <w:proofErr w:type="spellStart"/>
+      <w:r>
+        <w:rPr>
+          <w:rFonts w:cs="Times New Roman"/>
+          <w:sz w:val="28"/>
+          <w:szCs w:val="28"/>
+        </w:rPr>
+        <w:t>Shift</w:t>
+      </w:r>
+      <w:proofErr w:type="spellEnd"/>
+      <w:r>
+        <w:rPr>
+          <w:rFonts w:cs="Times New Roman"/>
+          <w:sz w:val="28"/>
+          <w:szCs w:val="28"/>
+        </w:rPr>
+        <w:t xml:space="preserve"> + </w:t>
       </w:r>
       <w:r>
         <w:rPr>
@@ -5424,7 +5980,24 @@
           <w:szCs w:val="28"/>
         </w:rPr>
         <w:br/>
-        <w:t>Shift + N), он начнёт громко свистеть. Сразу прервать его свисток нажатием</w:t>
+      </w:r>
+      <w:proofErr w:type="spellStart"/>
+      <w:r>
+        <w:rPr>
+          <w:rFonts w:cs="Times New Roman"/>
+          <w:sz w:val="28"/>
+          <w:szCs w:val="28"/>
+        </w:rPr>
+        <w:t>Shift</w:t>
+      </w:r>
+      <w:proofErr w:type="spellEnd"/>
+      <w:r>
+        <w:rPr>
+          <w:rFonts w:cs="Times New Roman"/>
+          <w:sz w:val="28"/>
+          <w:szCs w:val="28"/>
+        </w:rPr>
+        <w:t xml:space="preserve"> + N), он начнёт громко свистеть. Сразу прервать его свисток нажатием</w:t>
       </w:r>
       <w:r>
         <w:rPr>
@@ -5892,6 +6465,1220 @@
         </w:rPr>
         <w:t xml:space="preserve"> начинается неотключаемый свист ЭПК и через 7-8 секунд экстренное торможение.</w:t>
       </w:r>
+    </w:p>
+    <w:p>
+      <w:pPr>
+        <w:spacing w:after="120"/>
+        <w:rPr>
+          <w:rFonts w:cs="Times New Roman"/>
+          <w:sz w:val="28"/>
+          <w:szCs w:val="28"/>
+        </w:rPr>
+      </w:pPr>
+    </w:p>
+    <w:p>
+      <w:pPr>
+        <w:rPr>
+          <w:rFonts w:cs="Times New Roman"/>
+          <w:sz w:val="28"/>
+          <w:szCs w:val="28"/>
+        </w:rPr>
+      </w:pPr>
+      <w:r>
+        <w:rPr>
+          <w:rFonts w:cs="Times New Roman"/>
+          <w:sz w:val="28"/>
+          <w:szCs w:val="28"/>
+        </w:rPr>
+        <w:br w:type="page"/>
+      </w:r>
+    </w:p>
+    <w:p>
+      <w:pPr>
+        <w:spacing w:after="120"/>
+        <w:jc w:val="center"/>
+        <w:rPr>
+          <w:rFonts w:cs="Times New Roman"/>
+          <w:b/>
+          <w:sz w:val="28"/>
+          <w:szCs w:val="28"/>
+        </w:rPr>
+      </w:pPr>
+      <w:r>
+        <w:rPr>
+          <w:rFonts w:cs="Times New Roman"/>
+          <w:b/>
+          <w:sz w:val="28"/>
+          <w:szCs w:val="28"/>
+        </w:rPr>
+        <w:lastRenderedPageBreak/>
+        <w:t>Порядок смены кабины управления</w:t>
+      </w:r>
+      <w:bookmarkStart w:id="1" w:name="_GoBack"/>
+      <w:bookmarkEnd w:id="1"/>
+    </w:p>
+    <w:p>
+      <w:pPr>
+        <w:spacing w:after="120"/>
+        <w:rPr>
+          <w:rFonts w:cs="Times New Roman"/>
+          <w:sz w:val="28"/>
+          <w:szCs w:val="28"/>
+        </w:rPr>
+      </w:pPr>
+      <w:r>
+        <w:rPr>
+          <w:rFonts w:cs="Times New Roman"/>
+          <w:sz w:val="28"/>
+          <w:szCs w:val="28"/>
+        </w:rPr>
+        <w:t xml:space="preserve">Переход из кабины в кабину осуществляется </w:t>
+      </w:r>
+      <w:proofErr w:type="spellStart"/>
+      <w:r>
+        <w:rPr>
+          <w:rFonts w:cs="Times New Roman"/>
+          <w:sz w:val="28"/>
+          <w:szCs w:val="28"/>
+        </w:rPr>
+        <w:t>путем</w:t>
+      </w:r>
+      <w:proofErr w:type="spellEnd"/>
+      <w:r>
+        <w:rPr>
+          <w:rFonts w:cs="Times New Roman"/>
+          <w:sz w:val="28"/>
+          <w:szCs w:val="28"/>
+        </w:rPr>
+        <w:t xml:space="preserve"> нажатия клавиши </w:t>
+      </w:r>
+      <w:r>
+        <w:rPr>
+          <w:rFonts w:cs="Times New Roman"/>
+          <w:sz w:val="28"/>
+          <w:szCs w:val="28"/>
+          <w:lang w:val="en-US"/>
+        </w:rPr>
+        <w:t>Tab</w:t>
+      </w:r>
+      <w:r>
+        <w:rPr>
+          <w:rFonts w:cs="Times New Roman"/>
+          <w:sz w:val="28"/>
+          <w:szCs w:val="28"/>
+        </w:rPr>
+        <w:t xml:space="preserve">. После перехода следует переключить фокус управления нажатием </w:t>
+      </w:r>
+      <w:r>
+        <w:rPr>
+          <w:rFonts w:cs="Times New Roman"/>
+          <w:sz w:val="28"/>
+          <w:szCs w:val="28"/>
+          <w:lang w:val="en-US"/>
+        </w:rPr>
+        <w:t>Enter</w:t>
+      </w:r>
+      <w:r>
+        <w:rPr>
+          <w:rFonts w:cs="Times New Roman"/>
+          <w:sz w:val="28"/>
+          <w:szCs w:val="28"/>
+        </w:rPr>
+        <w:t xml:space="preserve">, погасив транспарант «Нажмите </w:t>
+      </w:r>
+      <w:r>
+        <w:rPr>
+          <w:rFonts w:cs="Times New Roman"/>
+          <w:sz w:val="28"/>
+          <w:szCs w:val="28"/>
+          <w:lang w:val="en-US"/>
+        </w:rPr>
+        <w:t>Enter</w:t>
+      </w:r>
+      <w:r>
+        <w:rPr>
+          <w:rFonts w:cs="Times New Roman"/>
+          <w:sz w:val="28"/>
+          <w:szCs w:val="28"/>
+        </w:rPr>
+        <w:t xml:space="preserve"> для управления из кабины»</w:t>
+      </w:r>
+    </w:p>
+    <w:p>
+      <w:pPr>
+        <w:numPr>
+          <w:ilvl w:val="0"/>
+          <w:numId w:val="9"/>
+        </w:numPr>
+        <w:spacing w:after="120"/>
+        <w:rPr>
+          <w:rFonts w:cs="Times New Roman"/>
+          <w:sz w:val="28"/>
+          <w:szCs w:val="28"/>
+        </w:rPr>
+      </w:pPr>
+      <w:r>
+        <w:rPr>
+          <w:rFonts w:cs="Times New Roman"/>
+          <w:sz w:val="28"/>
+          <w:szCs w:val="28"/>
+        </w:rPr>
+        <w:t>Полностью затормозить локомотив краном вспомогательного тормоза (</w:t>
+      </w:r>
+      <w:proofErr w:type="gramStart"/>
+      <w:r>
+        <w:rPr>
+          <w:rFonts w:cs="Times New Roman"/>
+          <w:sz w:val="28"/>
+          <w:szCs w:val="28"/>
+        </w:rPr>
+        <w:t>клавиша ]</w:t>
+      </w:r>
+      <w:proofErr w:type="gramEnd"/>
+      <w:r>
+        <w:rPr>
+          <w:rFonts w:cs="Times New Roman"/>
+          <w:sz w:val="28"/>
+          <w:szCs w:val="28"/>
+        </w:rPr>
+        <w:t>).</w:t>
+      </w:r>
+    </w:p>
+    <w:p>
+      <w:pPr>
+        <w:numPr>
+          <w:ilvl w:val="0"/>
+          <w:numId w:val="9"/>
+        </w:numPr>
+        <w:spacing w:after="120"/>
+        <w:rPr>
+          <w:rFonts w:cs="Times New Roman"/>
+          <w:sz w:val="28"/>
+          <w:szCs w:val="28"/>
+        </w:rPr>
+      </w:pPr>
+      <w:r>
+        <w:rPr>
+          <w:rFonts w:cs="Times New Roman"/>
+          <w:sz w:val="28"/>
+          <w:szCs w:val="28"/>
+        </w:rPr>
+        <w:t xml:space="preserve">Разрядить тормозную магистраль </w:t>
+      </w:r>
+      <w:proofErr w:type="spellStart"/>
+      <w:r>
+        <w:rPr>
+          <w:rFonts w:cs="Times New Roman"/>
+          <w:sz w:val="28"/>
+          <w:szCs w:val="28"/>
+        </w:rPr>
+        <w:t>путем</w:t>
+      </w:r>
+      <w:proofErr w:type="spellEnd"/>
+      <w:r>
+        <w:rPr>
+          <w:rFonts w:cs="Times New Roman"/>
+          <w:sz w:val="28"/>
+          <w:szCs w:val="28"/>
+        </w:rPr>
+        <w:t xml:space="preserve"> постановки крана машиниста в положение </w:t>
+      </w:r>
+      <w:r>
+        <w:rPr>
+          <w:rFonts w:cs="Times New Roman"/>
+          <w:sz w:val="28"/>
+          <w:szCs w:val="28"/>
+          <w:lang w:val="en-US"/>
+        </w:rPr>
+        <w:t>VI</w:t>
+      </w:r>
+      <w:r>
+        <w:rPr>
+          <w:rFonts w:cs="Times New Roman"/>
+          <w:sz w:val="28"/>
+          <w:szCs w:val="28"/>
+        </w:rPr>
+        <w:t xml:space="preserve"> «Экстренное торможение» (клавиша ‘|э).</w:t>
+      </w:r>
+    </w:p>
+    <w:p>
+      <w:pPr>
+        <w:numPr>
+          <w:ilvl w:val="0"/>
+          <w:numId w:val="9"/>
+        </w:numPr>
+        <w:spacing w:after="120"/>
+        <w:rPr>
+          <w:rFonts w:cs="Times New Roman"/>
+          <w:sz w:val="28"/>
+          <w:szCs w:val="28"/>
+        </w:rPr>
+      </w:pPr>
+      <w:r>
+        <w:rPr>
+          <w:rFonts w:cs="Times New Roman"/>
+          <w:sz w:val="28"/>
+          <w:szCs w:val="28"/>
+        </w:rPr>
+        <w:t>Выключить устройство блокировки тормозов и извлечь рукоятку (</w:t>
+      </w:r>
+      <w:r>
+        <w:rPr>
+          <w:rFonts w:cs="Times New Roman"/>
+          <w:sz w:val="28"/>
+          <w:szCs w:val="28"/>
+          <w:lang w:val="en-US"/>
+        </w:rPr>
+        <w:t>Alt</w:t>
+      </w:r>
+      <w:r>
+        <w:rPr>
+          <w:rFonts w:cs="Times New Roman"/>
+          <w:sz w:val="28"/>
+          <w:szCs w:val="28"/>
+        </w:rPr>
+        <w:t xml:space="preserve"> + </w:t>
+      </w:r>
+      <w:r>
+        <w:rPr>
+          <w:rFonts w:cs="Times New Roman"/>
+          <w:sz w:val="28"/>
+          <w:szCs w:val="28"/>
+          <w:lang w:val="en-US"/>
+        </w:rPr>
+        <w:t>Backspace</w:t>
+      </w:r>
+      <w:r>
+        <w:rPr>
+          <w:rFonts w:cs="Times New Roman"/>
+          <w:sz w:val="28"/>
+          <w:szCs w:val="28"/>
+        </w:rPr>
+        <w:t>).</w:t>
+      </w:r>
+    </w:p>
+    <w:p>
+      <w:pPr>
+        <w:numPr>
+          <w:ilvl w:val="0"/>
+          <w:numId w:val="9"/>
+        </w:numPr>
+        <w:spacing w:after="120"/>
+        <w:rPr>
+          <w:rFonts w:cs="Times New Roman"/>
+          <w:sz w:val="28"/>
+          <w:szCs w:val="28"/>
+        </w:rPr>
+      </w:pPr>
+      <w:r>
+        <w:rPr>
+          <w:rFonts w:cs="Times New Roman"/>
+          <w:sz w:val="28"/>
+          <w:szCs w:val="28"/>
+        </w:rPr>
+        <w:t>Перекрыть комбинированный кран (</w:t>
+      </w:r>
+      <w:r>
+        <w:rPr>
+          <w:rFonts w:cs="Times New Roman"/>
+          <w:sz w:val="28"/>
+          <w:szCs w:val="28"/>
+          <w:lang w:val="en-US"/>
+        </w:rPr>
+        <w:t>Ctrl</w:t>
+      </w:r>
+      <w:r>
+        <w:rPr>
+          <w:rFonts w:cs="Times New Roman"/>
+          <w:sz w:val="28"/>
+          <w:szCs w:val="28"/>
+        </w:rPr>
+        <w:t xml:space="preserve"> + </w:t>
+      </w:r>
+      <w:r>
+        <w:rPr>
+          <w:rFonts w:cs="Times New Roman"/>
+          <w:sz w:val="28"/>
+          <w:szCs w:val="28"/>
+          <w:lang w:val="en-US"/>
+        </w:rPr>
+        <w:t>Backspace</w:t>
+      </w:r>
+      <w:r>
+        <w:rPr>
+          <w:rFonts w:cs="Times New Roman"/>
+          <w:sz w:val="28"/>
+          <w:szCs w:val="28"/>
+        </w:rPr>
+        <w:t>).</w:t>
+      </w:r>
+    </w:p>
+    <w:p>
+      <w:pPr>
+        <w:numPr>
+          <w:ilvl w:val="0"/>
+          <w:numId w:val="9"/>
+        </w:numPr>
+        <w:spacing w:after="120"/>
+        <w:rPr>
+          <w:rFonts w:cs="Times New Roman"/>
+          <w:sz w:val="28"/>
+          <w:szCs w:val="28"/>
+        </w:rPr>
+      </w:pPr>
+      <w:r>
+        <w:rPr>
+          <w:rFonts w:cs="Times New Roman"/>
+          <w:sz w:val="28"/>
+          <w:szCs w:val="28"/>
+        </w:rPr>
+        <w:t>Перевести реверсивную рукоятку в нейтральное положение (</w:t>
+      </w:r>
+      <w:r>
+        <w:rPr>
+          <w:rFonts w:cs="Times New Roman"/>
+          <w:sz w:val="28"/>
+          <w:szCs w:val="28"/>
+          <w:lang w:val="en-US"/>
+        </w:rPr>
+        <w:t>W</w:t>
+      </w:r>
+      <w:r>
+        <w:rPr>
+          <w:rFonts w:cs="Times New Roman"/>
+          <w:sz w:val="28"/>
+          <w:szCs w:val="28"/>
+        </w:rPr>
+        <w:t xml:space="preserve"> или </w:t>
+      </w:r>
+      <w:r>
+        <w:rPr>
+          <w:rFonts w:cs="Times New Roman"/>
+          <w:sz w:val="28"/>
+          <w:szCs w:val="28"/>
+          <w:lang w:val="en-US"/>
+        </w:rPr>
+        <w:t>S</w:t>
+      </w:r>
+      <w:r>
+        <w:rPr>
+          <w:rFonts w:cs="Times New Roman"/>
+          <w:sz w:val="28"/>
+          <w:szCs w:val="28"/>
+        </w:rPr>
+        <w:t>, в зависимости от текущего положения).</w:t>
+      </w:r>
+    </w:p>
+    <w:p>
+      <w:pPr>
+        <w:numPr>
+          <w:ilvl w:val="0"/>
+          <w:numId w:val="9"/>
+        </w:numPr>
+        <w:spacing w:after="120"/>
+        <w:rPr>
+          <w:rFonts w:cs="Times New Roman"/>
+          <w:sz w:val="28"/>
+          <w:szCs w:val="28"/>
+        </w:rPr>
+      </w:pPr>
+      <w:r>
+        <w:rPr>
+          <w:rFonts w:cs="Times New Roman"/>
+          <w:sz w:val="28"/>
+          <w:szCs w:val="28"/>
+        </w:rPr>
+        <w:t>Извлечь реверсивную рукоятку (</w:t>
+      </w:r>
+      <w:r>
+        <w:rPr>
+          <w:rFonts w:cs="Times New Roman"/>
+          <w:sz w:val="28"/>
+          <w:szCs w:val="28"/>
+          <w:lang w:val="en-US"/>
+        </w:rPr>
+        <w:t>Ctrl</w:t>
+      </w:r>
+      <w:r>
+        <w:rPr>
+          <w:rFonts w:cs="Times New Roman"/>
+          <w:sz w:val="28"/>
+          <w:szCs w:val="28"/>
+        </w:rPr>
+        <w:t xml:space="preserve"> + </w:t>
+      </w:r>
+      <w:r>
+        <w:rPr>
+          <w:rFonts w:cs="Times New Roman"/>
+          <w:sz w:val="28"/>
+          <w:szCs w:val="28"/>
+          <w:lang w:val="en-US"/>
+        </w:rPr>
+        <w:t>W</w:t>
+      </w:r>
+      <w:r>
+        <w:rPr>
+          <w:rFonts w:cs="Times New Roman"/>
+          <w:sz w:val="28"/>
+          <w:szCs w:val="28"/>
+        </w:rPr>
+        <w:t>).</w:t>
+      </w:r>
+    </w:p>
+    <w:p>
+      <w:pPr>
+        <w:numPr>
+          <w:ilvl w:val="0"/>
+          <w:numId w:val="9"/>
+        </w:numPr>
+        <w:spacing w:after="120"/>
+        <w:rPr>
+          <w:rFonts w:cs="Times New Roman"/>
+          <w:sz w:val="28"/>
+          <w:szCs w:val="28"/>
+        </w:rPr>
+      </w:pPr>
+      <w:r>
+        <w:rPr>
+          <w:rFonts w:cs="Times New Roman"/>
+          <w:sz w:val="28"/>
+          <w:szCs w:val="28"/>
+        </w:rPr>
+        <w:t>Выключить ЭПК автостопа (</w:t>
+      </w:r>
+      <w:r>
+        <w:rPr>
+          <w:rFonts w:cs="Times New Roman"/>
+          <w:sz w:val="28"/>
+          <w:szCs w:val="28"/>
+          <w:lang w:val="en-US"/>
+        </w:rPr>
+        <w:t>Ctrl</w:t>
+      </w:r>
+      <w:r>
+        <w:rPr>
+          <w:rFonts w:cs="Times New Roman"/>
+          <w:sz w:val="28"/>
+          <w:szCs w:val="28"/>
+        </w:rPr>
+        <w:t xml:space="preserve"> + </w:t>
+      </w:r>
+      <w:r>
+        <w:rPr>
+          <w:rFonts w:cs="Times New Roman"/>
+          <w:sz w:val="28"/>
+          <w:szCs w:val="28"/>
+          <w:lang w:val="en-US"/>
+        </w:rPr>
+        <w:t>N</w:t>
+      </w:r>
+      <w:r>
+        <w:rPr>
+          <w:rFonts w:cs="Times New Roman"/>
+          <w:sz w:val="28"/>
+          <w:szCs w:val="28"/>
+        </w:rPr>
+        <w:t>).</w:t>
+      </w:r>
+    </w:p>
+    <w:p>
+      <w:pPr>
+        <w:numPr>
+          <w:ilvl w:val="0"/>
+          <w:numId w:val="9"/>
+        </w:numPr>
+        <w:spacing w:after="120"/>
+        <w:rPr>
+          <w:rFonts w:cs="Times New Roman"/>
+          <w:sz w:val="28"/>
+          <w:szCs w:val="28"/>
+        </w:rPr>
+      </w:pPr>
+      <w:r>
+        <w:rPr>
+          <w:rFonts w:cs="Times New Roman"/>
+          <w:sz w:val="28"/>
+          <w:szCs w:val="28"/>
+        </w:rPr>
+        <w:t>Извлечь ключ ЭПК автостопа (</w:t>
+      </w:r>
+      <w:r>
+        <w:rPr>
+          <w:rFonts w:cs="Times New Roman"/>
+          <w:sz w:val="28"/>
+          <w:szCs w:val="28"/>
+          <w:lang w:val="en-US"/>
+        </w:rPr>
+        <w:t>Alt</w:t>
+      </w:r>
+      <w:r>
+        <w:rPr>
+          <w:rFonts w:cs="Times New Roman"/>
+          <w:sz w:val="28"/>
+          <w:szCs w:val="28"/>
+        </w:rPr>
+        <w:t xml:space="preserve"> + </w:t>
+      </w:r>
+      <w:r>
+        <w:rPr>
+          <w:rFonts w:cs="Times New Roman"/>
+          <w:sz w:val="28"/>
+          <w:szCs w:val="28"/>
+          <w:lang w:val="en-US"/>
+        </w:rPr>
+        <w:t>N</w:t>
+      </w:r>
+      <w:r>
+        <w:rPr>
+          <w:rFonts w:cs="Times New Roman"/>
+          <w:sz w:val="28"/>
+          <w:szCs w:val="28"/>
+        </w:rPr>
+        <w:t>).</w:t>
+      </w:r>
+    </w:p>
+    <w:p>
+      <w:pPr>
+        <w:numPr>
+          <w:ilvl w:val="0"/>
+          <w:numId w:val="9"/>
+        </w:numPr>
+        <w:spacing w:after="120"/>
+        <w:rPr>
+          <w:rFonts w:cs="Times New Roman"/>
+          <w:sz w:val="28"/>
+          <w:szCs w:val="28"/>
+        </w:rPr>
+      </w:pPr>
+      <w:r>
+        <w:rPr>
+          <w:rFonts w:cs="Times New Roman"/>
+          <w:sz w:val="28"/>
+          <w:szCs w:val="28"/>
+        </w:rPr>
+        <w:t>Перевести переключатель выбора кабины на управление из соответствующей кабины (клавиша «+» для кабины 2, клавиша «–</w:t>
+      </w:r>
+      <w:r>
+        <w:rPr>
+          <w:rFonts w:cs="Times New Roman"/>
+          <w:sz w:val="28"/>
+          <w:szCs w:val="28"/>
+        </w:rPr>
+        <w:t>»</w:t>
+      </w:r>
+      <w:r>
+        <w:rPr>
+          <w:rFonts w:cs="Times New Roman"/>
+          <w:sz w:val="28"/>
+          <w:szCs w:val="28"/>
+        </w:rPr>
+        <w:t xml:space="preserve"> для кабины 1)</w:t>
+      </w:r>
+    </w:p>
+    <w:p>
+      <w:pPr>
+        <w:numPr>
+          <w:ilvl w:val="0"/>
+          <w:numId w:val="9"/>
+        </w:numPr>
+        <w:spacing w:after="120"/>
+        <w:rPr>
+          <w:rFonts w:cs="Times New Roman"/>
+          <w:sz w:val="28"/>
+          <w:szCs w:val="28"/>
+        </w:rPr>
+      </w:pPr>
+      <w:r>
+        <w:rPr>
+          <w:rFonts w:cs="Times New Roman"/>
+          <w:sz w:val="28"/>
+          <w:szCs w:val="28"/>
+        </w:rPr>
+        <w:t>Перейти в другую кабину (</w:t>
+      </w:r>
+      <w:r>
+        <w:rPr>
+          <w:rFonts w:cs="Times New Roman"/>
+          <w:sz w:val="28"/>
+          <w:szCs w:val="28"/>
+          <w:lang w:val="en-US"/>
+        </w:rPr>
+        <w:t>Tab</w:t>
+      </w:r>
+      <w:r>
+        <w:rPr>
+          <w:rFonts w:cs="Times New Roman"/>
+          <w:sz w:val="28"/>
+          <w:szCs w:val="28"/>
+        </w:rPr>
+        <w:t>).</w:t>
+      </w:r>
+    </w:p>
+    <w:p>
+      <w:pPr>
+        <w:numPr>
+          <w:ilvl w:val="0"/>
+          <w:numId w:val="9"/>
+        </w:numPr>
+        <w:spacing w:after="120"/>
+        <w:rPr>
+          <w:rFonts w:cs="Times New Roman"/>
+          <w:sz w:val="28"/>
+          <w:szCs w:val="28"/>
+        </w:rPr>
+      </w:pPr>
+      <w:r>
+        <w:rPr>
+          <w:rFonts w:cs="Times New Roman"/>
+          <w:sz w:val="28"/>
+          <w:szCs w:val="28"/>
+        </w:rPr>
+        <w:t>Взять управление в другой кабине (</w:t>
+      </w:r>
+      <w:r>
+        <w:rPr>
+          <w:rFonts w:cs="Times New Roman"/>
+          <w:sz w:val="28"/>
+          <w:szCs w:val="28"/>
+          <w:lang w:val="en-US"/>
+        </w:rPr>
+        <w:t>Enter</w:t>
+      </w:r>
+      <w:r>
+        <w:rPr>
+          <w:rFonts w:cs="Times New Roman"/>
+          <w:sz w:val="28"/>
+          <w:szCs w:val="28"/>
+        </w:rPr>
+        <w:t>).</w:t>
+      </w:r>
+    </w:p>
+    <w:p>
+      <w:pPr>
+        <w:numPr>
+          <w:ilvl w:val="0"/>
+          <w:numId w:val="9"/>
+        </w:numPr>
+        <w:spacing w:after="120"/>
+        <w:rPr>
+          <w:rFonts w:cs="Times New Roman"/>
+          <w:sz w:val="28"/>
+          <w:szCs w:val="28"/>
+        </w:rPr>
+      </w:pPr>
+      <w:r>
+        <w:rPr>
+          <w:rFonts w:cs="Times New Roman"/>
+          <w:sz w:val="28"/>
+          <w:szCs w:val="28"/>
+        </w:rPr>
+        <w:t>Включить тумблеры «Управление общее» (</w:t>
+      </w:r>
+      <w:r>
+        <w:rPr>
+          <w:rFonts w:cs="Times New Roman"/>
+          <w:sz w:val="28"/>
+          <w:szCs w:val="28"/>
+          <w:lang w:val="en-US"/>
+        </w:rPr>
+        <w:t>Shift</w:t>
+      </w:r>
+      <w:r>
+        <w:rPr>
+          <w:rFonts w:cs="Times New Roman"/>
+          <w:sz w:val="28"/>
+          <w:szCs w:val="28"/>
+        </w:rPr>
+        <w:t xml:space="preserve"> + </w:t>
+      </w:r>
+      <w:r>
+        <w:rPr>
+          <w:rFonts w:cs="Times New Roman"/>
+          <w:sz w:val="28"/>
+          <w:szCs w:val="28"/>
+          <w:lang w:val="en-US"/>
+        </w:rPr>
+        <w:t>U</w:t>
+      </w:r>
+      <w:r>
+        <w:rPr>
+          <w:rFonts w:cs="Times New Roman"/>
+          <w:sz w:val="28"/>
+          <w:szCs w:val="28"/>
+        </w:rPr>
+        <w:t xml:space="preserve">) </w:t>
+      </w:r>
+      <w:r>
+        <w:rPr>
+          <w:rFonts w:cs="Times New Roman"/>
+          <w:sz w:val="28"/>
+          <w:szCs w:val="28"/>
+        </w:rPr>
+        <w:t xml:space="preserve">и «Топливный насос» </w:t>
+      </w:r>
+      <w:r>
+        <w:rPr>
+          <w:rFonts w:cs="Times New Roman"/>
+          <w:sz w:val="28"/>
+          <w:szCs w:val="28"/>
+        </w:rPr>
+        <w:t>(</w:t>
+      </w:r>
+      <w:r>
+        <w:rPr>
+          <w:rFonts w:cs="Times New Roman"/>
+          <w:sz w:val="28"/>
+          <w:szCs w:val="28"/>
+          <w:lang w:val="en-US"/>
+        </w:rPr>
+        <w:t>Shift</w:t>
+      </w:r>
+      <w:r>
+        <w:rPr>
+          <w:rFonts w:cs="Times New Roman"/>
+          <w:sz w:val="28"/>
+          <w:szCs w:val="28"/>
+        </w:rPr>
+        <w:t xml:space="preserve"> + </w:t>
+      </w:r>
+      <w:r>
+        <w:rPr>
+          <w:rFonts w:cs="Times New Roman"/>
+          <w:sz w:val="28"/>
+          <w:szCs w:val="28"/>
+          <w:lang w:val="en-US"/>
+        </w:rPr>
+        <w:t>P</w:t>
+      </w:r>
+      <w:r>
+        <w:rPr>
+          <w:rFonts w:cs="Times New Roman"/>
+          <w:sz w:val="28"/>
+          <w:szCs w:val="28"/>
+        </w:rPr>
+        <w:t xml:space="preserve">) </w:t>
+      </w:r>
+      <w:r>
+        <w:rPr>
+          <w:rFonts w:cs="Times New Roman"/>
+          <w:sz w:val="28"/>
+          <w:szCs w:val="28"/>
+        </w:rPr>
+        <w:t xml:space="preserve">в той кабине, куда осуществляется переход.   </w:t>
+      </w:r>
+    </w:p>
+    <w:p>
+      <w:pPr>
+        <w:numPr>
+          <w:ilvl w:val="0"/>
+          <w:numId w:val="9"/>
+        </w:numPr>
+        <w:spacing w:after="120"/>
+        <w:rPr>
+          <w:rFonts w:cs="Times New Roman"/>
+          <w:sz w:val="28"/>
+          <w:szCs w:val="28"/>
+        </w:rPr>
+      </w:pPr>
+      <w:r>
+        <w:rPr>
+          <w:rFonts w:cs="Times New Roman"/>
+          <w:sz w:val="28"/>
+          <w:szCs w:val="28"/>
+        </w:rPr>
+        <w:t>В</w:t>
+      </w:r>
+      <w:r>
+        <w:rPr>
+          <w:rFonts w:cs="Times New Roman"/>
+          <w:sz w:val="28"/>
+          <w:szCs w:val="28"/>
+        </w:rPr>
+        <w:t>ы</w:t>
+      </w:r>
+      <w:r>
+        <w:rPr>
+          <w:rFonts w:cs="Times New Roman"/>
+          <w:sz w:val="28"/>
+          <w:szCs w:val="28"/>
+        </w:rPr>
+        <w:t>ключить тумблеры «Управление общее» (</w:t>
+      </w:r>
+      <w:r>
+        <w:rPr>
+          <w:rFonts w:cs="Times New Roman"/>
+          <w:sz w:val="28"/>
+          <w:szCs w:val="28"/>
+          <w:lang w:val="en-US"/>
+        </w:rPr>
+        <w:t>Ctrl</w:t>
+      </w:r>
+      <w:r>
+        <w:rPr>
+          <w:rFonts w:cs="Times New Roman"/>
+          <w:sz w:val="28"/>
+          <w:szCs w:val="28"/>
+        </w:rPr>
+        <w:t xml:space="preserve"> + </w:t>
+      </w:r>
+      <w:r>
+        <w:rPr>
+          <w:rFonts w:cs="Times New Roman"/>
+          <w:sz w:val="28"/>
+          <w:szCs w:val="28"/>
+          <w:lang w:val="en-US"/>
+        </w:rPr>
+        <w:t>U</w:t>
+      </w:r>
+      <w:r>
+        <w:rPr>
+          <w:rFonts w:cs="Times New Roman"/>
+          <w:sz w:val="28"/>
+          <w:szCs w:val="28"/>
+        </w:rPr>
+        <w:t>) и «Топливный насос» (</w:t>
+      </w:r>
+      <w:r>
+        <w:rPr>
+          <w:rFonts w:cs="Times New Roman"/>
+          <w:sz w:val="28"/>
+          <w:szCs w:val="28"/>
+          <w:lang w:val="en-US"/>
+        </w:rPr>
+        <w:t>Ctrl</w:t>
+      </w:r>
+      <w:r>
+        <w:rPr>
+          <w:rFonts w:cs="Times New Roman"/>
+          <w:sz w:val="28"/>
+          <w:szCs w:val="28"/>
+        </w:rPr>
+        <w:t xml:space="preserve"> + </w:t>
+      </w:r>
+      <w:r>
+        <w:rPr>
+          <w:rFonts w:cs="Times New Roman"/>
+          <w:sz w:val="28"/>
+          <w:szCs w:val="28"/>
+          <w:lang w:val="en-US"/>
+        </w:rPr>
+        <w:t>P</w:t>
+      </w:r>
+      <w:r>
+        <w:rPr>
+          <w:rFonts w:cs="Times New Roman"/>
+          <w:sz w:val="28"/>
+          <w:szCs w:val="28"/>
+        </w:rPr>
+        <w:t xml:space="preserve">) в той кабине, </w:t>
+      </w:r>
+      <w:r>
+        <w:rPr>
+          <w:rFonts w:cs="Times New Roman"/>
+          <w:sz w:val="28"/>
+          <w:szCs w:val="28"/>
+        </w:rPr>
+        <w:t>от</w:t>
+      </w:r>
+      <w:r>
+        <w:rPr>
+          <w:rFonts w:cs="Times New Roman"/>
+          <w:sz w:val="28"/>
+          <w:szCs w:val="28"/>
+        </w:rPr>
+        <w:t xml:space="preserve">куда осуществляется переход.   </w:t>
+      </w:r>
+    </w:p>
+    <w:p>
+      <w:pPr>
+        <w:numPr>
+          <w:ilvl w:val="0"/>
+          <w:numId w:val="9"/>
+        </w:numPr>
+        <w:spacing w:after="120"/>
+        <w:rPr>
+          <w:rFonts w:cs="Times New Roman"/>
+          <w:sz w:val="28"/>
+          <w:szCs w:val="28"/>
+        </w:rPr>
+      </w:pPr>
+      <w:r>
+        <w:rPr>
+          <w:rFonts w:cs="Times New Roman"/>
+          <w:sz w:val="28"/>
+          <w:szCs w:val="28"/>
+        </w:rPr>
+        <w:t>Вставить ключ ЭПК автостопа (</w:t>
+      </w:r>
+      <w:r>
+        <w:rPr>
+          <w:rFonts w:cs="Times New Roman"/>
+          <w:sz w:val="28"/>
+          <w:szCs w:val="28"/>
+          <w:lang w:val="en-US"/>
+        </w:rPr>
+        <w:t>Alt</w:t>
+      </w:r>
+      <w:r>
+        <w:rPr>
+          <w:rFonts w:cs="Times New Roman"/>
+          <w:sz w:val="28"/>
+          <w:szCs w:val="28"/>
+        </w:rPr>
+        <w:t xml:space="preserve"> + </w:t>
+      </w:r>
+      <w:r>
+        <w:rPr>
+          <w:rFonts w:cs="Times New Roman"/>
+          <w:sz w:val="28"/>
+          <w:szCs w:val="28"/>
+          <w:lang w:val="en-US"/>
+        </w:rPr>
+        <w:t>N</w:t>
+      </w:r>
+      <w:r>
+        <w:rPr>
+          <w:rFonts w:cs="Times New Roman"/>
+          <w:sz w:val="28"/>
+          <w:szCs w:val="28"/>
+        </w:rPr>
+        <w:t>).</w:t>
+      </w:r>
+    </w:p>
+    <w:p>
+      <w:pPr>
+        <w:numPr>
+          <w:ilvl w:val="0"/>
+          <w:numId w:val="9"/>
+        </w:numPr>
+        <w:spacing w:after="120"/>
+        <w:rPr>
+          <w:rFonts w:cs="Times New Roman"/>
+          <w:sz w:val="28"/>
+          <w:szCs w:val="28"/>
+        </w:rPr>
+      </w:pPr>
+      <w:r>
+        <w:rPr>
+          <w:rFonts w:cs="Times New Roman"/>
+          <w:sz w:val="28"/>
+          <w:szCs w:val="28"/>
+        </w:rPr>
+        <w:t>Вставить реверсивную рукоятку (</w:t>
+      </w:r>
+      <w:r>
+        <w:rPr>
+          <w:rFonts w:cs="Times New Roman"/>
+          <w:sz w:val="28"/>
+          <w:szCs w:val="28"/>
+          <w:lang w:val="en-US"/>
+        </w:rPr>
+        <w:t>Shift</w:t>
+      </w:r>
+      <w:r>
+        <w:rPr>
+          <w:rFonts w:cs="Times New Roman"/>
+          <w:sz w:val="28"/>
+          <w:szCs w:val="28"/>
+        </w:rPr>
+        <w:t xml:space="preserve"> + </w:t>
+      </w:r>
+      <w:r>
+        <w:rPr>
+          <w:rFonts w:cs="Times New Roman"/>
+          <w:sz w:val="28"/>
+          <w:szCs w:val="28"/>
+          <w:lang w:val="en-US"/>
+        </w:rPr>
+        <w:t>W</w:t>
+      </w:r>
+      <w:r>
+        <w:rPr>
+          <w:rFonts w:cs="Times New Roman"/>
+          <w:sz w:val="28"/>
+          <w:szCs w:val="28"/>
+        </w:rPr>
+        <w:t>).</w:t>
+      </w:r>
+    </w:p>
+    <w:p>
+      <w:pPr>
+        <w:numPr>
+          <w:ilvl w:val="0"/>
+          <w:numId w:val="9"/>
+        </w:numPr>
+        <w:spacing w:after="120"/>
+        <w:rPr>
+          <w:rFonts w:cs="Times New Roman"/>
+          <w:sz w:val="28"/>
+          <w:szCs w:val="28"/>
+        </w:rPr>
+      </w:pPr>
+      <w:r>
+        <w:rPr>
+          <w:rFonts w:cs="Times New Roman"/>
+          <w:sz w:val="28"/>
+          <w:szCs w:val="28"/>
+        </w:rPr>
+        <w:t>Открыть комбинированный кран (</w:t>
+      </w:r>
+      <w:r>
+        <w:rPr>
+          <w:rFonts w:cs="Times New Roman"/>
+          <w:sz w:val="28"/>
+          <w:szCs w:val="28"/>
+          <w:lang w:val="en-US"/>
+        </w:rPr>
+        <w:t>Shift</w:t>
+      </w:r>
+      <w:r>
+        <w:rPr>
+          <w:rFonts w:cs="Times New Roman"/>
+          <w:sz w:val="28"/>
+          <w:szCs w:val="28"/>
+        </w:rPr>
+        <w:t xml:space="preserve"> + </w:t>
+      </w:r>
+      <w:r>
+        <w:rPr>
+          <w:rFonts w:cs="Times New Roman"/>
+          <w:sz w:val="28"/>
+          <w:szCs w:val="28"/>
+          <w:lang w:val="en-US"/>
+        </w:rPr>
+        <w:t>Backspace</w:t>
+      </w:r>
+      <w:r>
+        <w:rPr>
+          <w:rFonts w:cs="Times New Roman"/>
+          <w:sz w:val="28"/>
+          <w:szCs w:val="28"/>
+        </w:rPr>
+        <w:t>).</w:t>
+      </w:r>
+    </w:p>
+    <w:p>
+      <w:pPr>
+        <w:numPr>
+          <w:ilvl w:val="0"/>
+          <w:numId w:val="9"/>
+        </w:numPr>
+        <w:spacing w:after="120"/>
+        <w:rPr>
+          <w:rFonts w:cs="Times New Roman"/>
+          <w:sz w:val="28"/>
+          <w:szCs w:val="28"/>
+        </w:rPr>
+      </w:pPr>
+      <w:r>
+        <w:rPr>
+          <w:rFonts w:cs="Times New Roman"/>
+          <w:sz w:val="28"/>
+          <w:szCs w:val="28"/>
+        </w:rPr>
+        <w:t>Вставить рукоятку устройства блокировки тормозов и включить его (</w:t>
+      </w:r>
+      <w:r>
+        <w:rPr>
+          <w:rFonts w:cs="Times New Roman"/>
+          <w:sz w:val="28"/>
+          <w:szCs w:val="28"/>
+          <w:lang w:val="en-US"/>
+        </w:rPr>
+        <w:t>Alt</w:t>
+      </w:r>
+      <w:r>
+        <w:rPr>
+          <w:rFonts w:cs="Times New Roman"/>
+          <w:sz w:val="28"/>
+          <w:szCs w:val="28"/>
+        </w:rPr>
+        <w:t xml:space="preserve"> + </w:t>
+      </w:r>
+      <w:r>
+        <w:rPr>
+          <w:rFonts w:cs="Times New Roman"/>
+          <w:sz w:val="28"/>
+          <w:szCs w:val="28"/>
+          <w:lang w:val="en-US"/>
+        </w:rPr>
+        <w:t>Backspace</w:t>
+      </w:r>
+      <w:r>
+        <w:rPr>
+          <w:rFonts w:cs="Times New Roman"/>
+          <w:sz w:val="28"/>
+          <w:szCs w:val="28"/>
+        </w:rPr>
+        <w:t>).</w:t>
+      </w:r>
+    </w:p>
+    <w:p>
+      <w:pPr>
+        <w:numPr>
+          <w:ilvl w:val="0"/>
+          <w:numId w:val="9"/>
+        </w:numPr>
+        <w:spacing w:after="120"/>
+        <w:rPr>
+          <w:rFonts w:cs="Times New Roman"/>
+          <w:sz w:val="28"/>
+          <w:szCs w:val="28"/>
+        </w:rPr>
+      </w:pPr>
+      <w:r>
+        <w:rPr>
+          <w:rFonts w:cs="Times New Roman"/>
+          <w:sz w:val="28"/>
+          <w:szCs w:val="28"/>
+        </w:rPr>
+        <w:t xml:space="preserve">Зарядить тормозную магистраль </w:t>
+      </w:r>
+      <w:proofErr w:type="spellStart"/>
+      <w:r>
+        <w:rPr>
+          <w:rFonts w:cs="Times New Roman"/>
+          <w:sz w:val="28"/>
+          <w:szCs w:val="28"/>
+        </w:rPr>
+        <w:t>путем</w:t>
+      </w:r>
+      <w:proofErr w:type="spellEnd"/>
+      <w:r>
+        <w:rPr>
+          <w:rFonts w:cs="Times New Roman"/>
+          <w:sz w:val="28"/>
+          <w:szCs w:val="28"/>
+        </w:rPr>
+        <w:t xml:space="preserve"> перевода крана машиниста в положение </w:t>
+      </w:r>
+      <w:r>
+        <w:rPr>
+          <w:rFonts w:cs="Times New Roman"/>
+          <w:sz w:val="28"/>
+          <w:szCs w:val="28"/>
+          <w:lang w:val="en-US"/>
+        </w:rPr>
+        <w:t>II</w:t>
+      </w:r>
+      <w:r>
+        <w:rPr>
+          <w:rFonts w:cs="Times New Roman"/>
+          <w:sz w:val="28"/>
+          <w:szCs w:val="28"/>
+        </w:rPr>
+        <w:t xml:space="preserve"> «Поездное» (;|ж)</w:t>
+      </w:r>
+    </w:p>
+    <w:p>
+      <w:pPr>
+        <w:spacing w:after="120"/>
+        <w:rPr>
+          <w:rFonts w:cs="Times New Roman"/>
+          <w:sz w:val="28"/>
+          <w:szCs w:val="28"/>
+        </w:rPr>
+      </w:pPr>
     </w:p>
     <w:sectPr>
       <w:pgSz w:w="11906" w:h="16838"/>
@@ -5904,7 +7691,7 @@
 </file>
 
 <file path=word/numbering.xml><?xml version="1.0" encoding="utf-8"?>
-<w:numbering xmlns:wpc="http://schemas.microsoft.com/office/word/2010/wordprocessingCanvas" xmlns:cx="http://schemas.microsoft.com/office/drawing/2014/chartex" xmlns:cx1="http://schemas.microsoft.com/office/drawing/2015/9/8/chartex" xmlns:cx2="http://schemas.microsoft.com/office/drawing/2015/10/21/chartex" xmlns:cx3="http://schemas.microsoft.com/office/drawing/2016/5/9/chartex" xmlns:cx4="http://schemas.microsoft.com/office/drawing/2016/5/10/chartex" xmlns:cx5="http://schemas.microsoft.com/office/drawing/2016/5/11/chartex" xmlns:cx6="http://schemas.microsoft.com/office/drawing/2016/5/12/chartex" xmlns:cx7="http://schemas.microsoft.com/office/drawing/2016/5/13/chartex" xmlns:cx8="http://schemas.microsoft.com/office/drawing/2016/5/14/chartex" xmlns:mc="http://schemas.openxmlformats.org/markup-compatibility/2006" xmlns:aink="http://schemas.microsoft.com/office/drawing/2016/ink" xmlns:am3d="http://schemas.microsoft.com/office/drawing/2017/model3d" xmlns:o="urn:schemas-microsoft-com:office:office" xmlns:r="http://schemas.openxmlformats.org/officeDocument/2006/relationships" xmlns:m="http://schemas.openxmlformats.org/officeDocument/2006/math" xmlns:v="urn:schemas-microsoft-com:vml" xmlns:wp14="http://schemas.microsoft.com/office/word/2010/wordprocessingDrawing" xmlns:wp="http://schemas.openxmlformats.org/drawingml/2006/wordprocessingDrawing" xmlns:w10="urn:schemas-microsoft-com:office:word" xmlns:w="http://schemas.openxmlformats.org/wordprocessingml/2006/main" xmlns:w14="http://schemas.microsoft.com/office/word/2010/wordml" xmlns:w15="http://schemas.microsoft.com/office/word/2012/wordml" xmlns:w16cex="http://schemas.microsoft.com/office/word/2018/wordml/cex" xmlns:w16cid="http://schemas.microsoft.com/office/word/2016/wordml/cid" xmlns:w16="http://schemas.microsoft.com/office/word/2018/wordml" xmlns:w16sdtdh="http://schemas.microsoft.com/office/word/2020/wordml/sdtdatahash" xmlns:w16se="http://schemas.microsoft.com/office/word/2015/wordml/symex" xmlns:wpg="http://schemas.microsoft.com/office/word/2010/wordprocessingGroup" xmlns:wpi="http://schemas.microsoft.com/office/word/2010/wordprocessingInk" xmlns:wne="http://schemas.microsoft.com/office/word/2006/wordml" xmlns:wps="http://schemas.microsoft.com/office/word/2010/wordprocessingShape" mc:Ignorable="w14 w15 w16se w16cid w16 w16cex w16sdtdh wp14">
+<w:numbering xmlns:wpc="http://schemas.microsoft.com/office/word/2010/wordprocessingCanvas" xmlns:cx="http://schemas.microsoft.com/office/drawing/2014/chartex" xmlns:mc="http://schemas.openxmlformats.org/markup-compatibility/2006" xmlns:o="urn:schemas-microsoft-com:office:office" xmlns:r="http://schemas.openxmlformats.org/officeDocument/2006/relationships" xmlns:m="http://schemas.openxmlformats.org/officeDocument/2006/math" xmlns:v="urn:schemas-microsoft-com:vml" xmlns:wp14="http://schemas.microsoft.com/office/word/2010/wordprocessingDrawing" xmlns:wp="http://schemas.openxmlformats.org/drawingml/2006/wordprocessingDrawing" xmlns:w10="urn:schemas-microsoft-com:office:word" xmlns:w="http://schemas.openxmlformats.org/wordprocessingml/2006/main" xmlns:w14="http://schemas.microsoft.com/office/word/2010/wordml" xmlns:w15="http://schemas.microsoft.com/office/word/2012/wordml" xmlns:w16se="http://schemas.microsoft.com/office/word/2015/wordml/symex" xmlns:wpg="http://schemas.microsoft.com/office/word/2010/wordprocessingGroup" xmlns:wpi="http://schemas.microsoft.com/office/word/2010/wordprocessingInk" xmlns:wne="http://schemas.microsoft.com/office/word/2006/wordml" xmlns:wps="http://schemas.microsoft.com/office/word/2010/wordprocessingShape" mc:Ignorable="w14 w15 w16se wp14">
   <w:abstractNum w:abstractNumId="0" w15:restartNumberingAfterBreak="0">
     <w:nsid w:val="033E0224"/>
     <w:multiLevelType w:val="hybridMultilevel"/>
@@ -5995,6 +7782,92 @@
     </w:lvl>
   </w:abstractNum>
   <w:abstractNum w:abstractNumId="1" w15:restartNumberingAfterBreak="0">
+    <w:nsid w:val="0FE62CA8"/>
+    <w:multiLevelType w:val="hybridMultilevel"/>
+    <w:tmpl w:val="DE5E4A5A"/>
+    <w:lvl w:ilvl="0" w:tplc="0419000F">
+      <w:start w:val="1"/>
+      <w:numFmt w:val="decimal"/>
+      <w:lvlText w:val="%1."/>
+      <w:lvlJc w:val="left"/>
+      <w:pPr>
+        <w:ind w:left="720" w:hanging="360"/>
+      </w:pPr>
+    </w:lvl>
+    <w:lvl w:ilvl="1" w:tplc="04190019" w:tentative="1">
+      <w:start w:val="1"/>
+      <w:numFmt w:val="lowerLetter"/>
+      <w:lvlText w:val="%2."/>
+      <w:lvlJc w:val="left"/>
+      <w:pPr>
+        <w:ind w:left="1440" w:hanging="360"/>
+      </w:pPr>
+    </w:lvl>
+    <w:lvl w:ilvl="2" w:tplc="0419001B" w:tentative="1">
+      <w:start w:val="1"/>
+      <w:numFmt w:val="lowerRoman"/>
+      <w:lvlText w:val="%3."/>
+      <w:lvlJc w:val="right"/>
+      <w:pPr>
+        <w:ind w:left="2160" w:hanging="180"/>
+      </w:pPr>
+    </w:lvl>
+    <w:lvl w:ilvl="3" w:tplc="0419000F" w:tentative="1">
+      <w:start w:val="1"/>
+      <w:numFmt w:val="decimal"/>
+      <w:lvlText w:val="%4."/>
+      <w:lvlJc w:val="left"/>
+      <w:pPr>
+        <w:ind w:left="2880" w:hanging="360"/>
+      </w:pPr>
+    </w:lvl>
+    <w:lvl w:ilvl="4" w:tplc="04190019" w:tentative="1">
+      <w:start w:val="1"/>
+      <w:numFmt w:val="lowerLetter"/>
+      <w:lvlText w:val="%5."/>
+      <w:lvlJc w:val="left"/>
+      <w:pPr>
+        <w:ind w:left="3600" w:hanging="360"/>
+      </w:pPr>
+    </w:lvl>
+    <w:lvl w:ilvl="5" w:tplc="0419001B" w:tentative="1">
+      <w:start w:val="1"/>
+      <w:numFmt w:val="lowerRoman"/>
+      <w:lvlText w:val="%6."/>
+      <w:lvlJc w:val="right"/>
+      <w:pPr>
+        <w:ind w:left="4320" w:hanging="180"/>
+      </w:pPr>
+    </w:lvl>
+    <w:lvl w:ilvl="6" w:tplc="0419000F" w:tentative="1">
+      <w:start w:val="1"/>
+      <w:numFmt w:val="decimal"/>
+      <w:lvlText w:val="%7."/>
+      <w:lvlJc w:val="left"/>
+      <w:pPr>
+        <w:ind w:left="5040" w:hanging="360"/>
+      </w:pPr>
+    </w:lvl>
+    <w:lvl w:ilvl="7" w:tplc="04190019" w:tentative="1">
+      <w:start w:val="1"/>
+      <w:numFmt w:val="lowerLetter"/>
+      <w:lvlText w:val="%8."/>
+      <w:lvlJc w:val="left"/>
+      <w:pPr>
+        <w:ind w:left="5760" w:hanging="360"/>
+      </w:pPr>
+    </w:lvl>
+    <w:lvl w:ilvl="8" w:tplc="0419001B" w:tentative="1">
+      <w:start w:val="1"/>
+      <w:numFmt w:val="lowerRoman"/>
+      <w:lvlText w:val="%9."/>
+      <w:lvlJc w:val="right"/>
+      <w:pPr>
+        <w:ind w:left="6480" w:hanging="180"/>
+      </w:pPr>
+    </w:lvl>
+  </w:abstractNum>
+  <w:abstractNum w:abstractNumId="2" w15:restartNumberingAfterBreak="0">
     <w:nsid w:val="1E3F0820"/>
     <w:multiLevelType w:val="hybridMultilevel"/>
     <w:tmpl w:val="E28CACFC"/>
@@ -6086,7 +7959,7 @@
       </w:pPr>
     </w:lvl>
   </w:abstractNum>
-  <w:abstractNum w:abstractNumId="2" w15:restartNumberingAfterBreak="0">
+  <w:abstractNum w:abstractNumId="3" w15:restartNumberingAfterBreak="0">
     <w:nsid w:val="1F5413BB"/>
     <w:multiLevelType w:val="hybridMultilevel"/>
     <w:tmpl w:val="863C376A"/>
@@ -6175,7 +8048,7 @@
       </w:pPr>
     </w:lvl>
   </w:abstractNum>
-  <w:abstractNum w:abstractNumId="3" w15:restartNumberingAfterBreak="0">
+  <w:abstractNum w:abstractNumId="4" w15:restartNumberingAfterBreak="0">
     <w:nsid w:val="32134B04"/>
     <w:multiLevelType w:val="hybridMultilevel"/>
     <w:tmpl w:val="D3B8BC0A"/>
@@ -6264,7 +8137,7 @@
       </w:pPr>
     </w:lvl>
   </w:abstractNum>
-  <w:abstractNum w:abstractNumId="4" w15:restartNumberingAfterBreak="0">
+  <w:abstractNum w:abstractNumId="5" w15:restartNumberingAfterBreak="0">
     <w:nsid w:val="33DF35C4"/>
     <w:multiLevelType w:val="hybridMultilevel"/>
     <w:tmpl w:val="A8F6705C"/>
@@ -6353,7 +8226,7 @@
       </w:pPr>
     </w:lvl>
   </w:abstractNum>
-  <w:abstractNum w:abstractNumId="5" w15:restartNumberingAfterBreak="0">
+  <w:abstractNum w:abstractNumId="6" w15:restartNumberingAfterBreak="0">
     <w:nsid w:val="34DA5293"/>
     <w:multiLevelType w:val="hybridMultilevel"/>
     <w:tmpl w:val="43B04C1E"/>
@@ -6442,7 +8315,7 @@
       </w:pPr>
     </w:lvl>
   </w:abstractNum>
-  <w:abstractNum w:abstractNumId="6" w15:restartNumberingAfterBreak="0">
+  <w:abstractNum w:abstractNumId="7" w15:restartNumberingAfterBreak="0">
     <w:nsid w:val="56DD1352"/>
     <w:multiLevelType w:val="hybridMultilevel"/>
     <w:tmpl w:val="33769410"/>
@@ -6531,7 +8404,7 @@
       </w:pPr>
     </w:lvl>
   </w:abstractNum>
-  <w:abstractNum w:abstractNumId="7" w15:restartNumberingAfterBreak="0">
+  <w:abstractNum w:abstractNumId="8" w15:restartNumberingAfterBreak="0">
     <w:nsid w:val="7CD12EE2"/>
     <w:multiLevelType w:val="hybridMultilevel"/>
     <w:tmpl w:val="BFAEFC54"/>
@@ -6624,34 +8497,37 @@
     </w:lvl>
   </w:abstractNum>
   <w:num w:numId="1">
+    <w:abstractNumId w:val="4"/>
+  </w:num>
+  <w:num w:numId="2">
     <w:abstractNumId w:val="3"/>
   </w:num>
-  <w:num w:numId="2">
-    <w:abstractNumId w:val="2"/>
-  </w:num>
   <w:num w:numId="3">
-    <w:abstractNumId w:val="6"/>
+    <w:abstractNumId w:val="7"/>
   </w:num>
   <w:num w:numId="4">
     <w:abstractNumId w:val="0"/>
   </w:num>
   <w:num w:numId="5">
-    <w:abstractNumId w:val="7"/>
+    <w:abstractNumId w:val="8"/>
   </w:num>
   <w:num w:numId="6">
+    <w:abstractNumId w:val="6"/>
+  </w:num>
+  <w:num w:numId="7">
     <w:abstractNumId w:val="5"/>
   </w:num>
-  <w:num w:numId="7">
-    <w:abstractNumId w:val="4"/>
+  <w:num w:numId="8">
+    <w:abstractNumId w:val="2"/>
   </w:num>
-  <w:num w:numId="8">
+  <w:num w:numId="9">
     <w:abstractNumId w:val="1"/>
   </w:num>
 </w:numbering>
 </file>
 
 <file path=word/styles.xml><?xml version="1.0" encoding="utf-8"?>
-<w:styles xmlns:mc="http://schemas.openxmlformats.org/markup-compatibility/2006" xmlns:r="http://schemas.openxmlformats.org/officeDocument/2006/relationships" xmlns:w="http://schemas.openxmlformats.org/wordprocessingml/2006/main" xmlns:w14="http://schemas.microsoft.com/office/word/2010/wordml" xmlns:w15="http://schemas.microsoft.com/office/word/2012/wordml" xmlns:w16cex="http://schemas.microsoft.com/office/word/2018/wordml/cex" xmlns:w16cid="http://schemas.microsoft.com/office/word/2016/wordml/cid" xmlns:w16="http://schemas.microsoft.com/office/word/2018/wordml" xmlns:w16sdtdh="http://schemas.microsoft.com/office/word/2020/wordml/sdtdatahash" xmlns:w16se="http://schemas.microsoft.com/office/word/2015/wordml/symex" mc:Ignorable="w14 w15 w16se w16cid w16 w16cex w16sdtdh">
+<w:styles xmlns:mc="http://schemas.openxmlformats.org/markup-compatibility/2006" xmlns:r="http://schemas.openxmlformats.org/officeDocument/2006/relationships" xmlns:w="http://schemas.openxmlformats.org/wordprocessingml/2006/main" xmlns:w14="http://schemas.microsoft.com/office/word/2010/wordml" xmlns:w15="http://schemas.microsoft.com/office/word/2012/wordml" xmlns:w16se="http://schemas.microsoft.com/office/word/2015/wordml/symex" mc:Ignorable="w14 w15 w16se">
   <w:docDefaults>
     <w:rPrDefault>
       <w:rPr>
@@ -6667,7 +8543,7 @@
       </w:pPr>
     </w:pPrDefault>
   </w:docDefaults>
-  <w:latentStyles w:defLockedState="0" w:defUIPriority="99" w:defSemiHidden="0" w:defUnhideWhenUsed="0" w:defQFormat="0" w:count="376">
+  <w:latentStyles w:defLockedState="0" w:defUIPriority="99" w:defSemiHidden="0" w:defUnhideWhenUsed="0" w:defQFormat="0" w:count="371">
     <w:lsdException w:name="Normal" w:uiPriority="0" w:qFormat="1"/>
     <w:lsdException w:name="heading 1" w:uiPriority="9" w:qFormat="1"/>
     <w:lsdException w:name="heading 2" w:semiHidden="1" w:uiPriority="9" w:unhideWhenUsed="1" w:qFormat="1"/>
@@ -7039,11 +8915,6 @@
     <w:lsdException w:name="List Table 5 Dark Accent 6" w:uiPriority="50"/>
     <w:lsdException w:name="List Table 6 Colorful Accent 6" w:uiPriority="51"/>
     <w:lsdException w:name="List Table 7 Colorful Accent 6" w:uiPriority="52"/>
-    <w:lsdException w:name="Mention" w:semiHidden="1" w:unhideWhenUsed="1"/>
-    <w:lsdException w:name="Smart Hyperlink" w:semiHidden="1" w:unhideWhenUsed="1"/>
-    <w:lsdException w:name="Hashtag" w:semiHidden="1" w:unhideWhenUsed="1"/>
-    <w:lsdException w:name="Unresolved Mention" w:semiHidden="1" w:unhideWhenUsed="1"/>
-    <w:lsdException w:name="Smart Link" w:semiHidden="1" w:unhideWhenUsed="1"/>
   </w:latentStyles>
   <w:style w:type="paragraph" w:default="1" w:styleId="a">
     <w:name w:val="Normal"/>
@@ -7057,7 +8928,6 @@
   <w:style w:type="character" w:default="1" w:styleId="a0">
     <w:name w:val="Default Paragraph Font"/>
     <w:uiPriority w:val="1"/>
-    <w:semiHidden/>
     <w:unhideWhenUsed/>
   </w:style>
   <w:style w:type="table" w:default="1" w:styleId="a1">

--- a/tep70/docs/TEP70-user_manual.docx
+++ b/tep70/docs/TEP70-user_manual.docx
@@ -1,6 +1,6 @@
 
 <file path=word/document.xml><?xml version="1.0" encoding="utf-8"?>
-<w:document xmlns:wpc="http://schemas.microsoft.com/office/word/2010/wordprocessingCanvas" xmlns:cx="http://schemas.microsoft.com/office/drawing/2014/chartex" xmlns:mc="http://schemas.openxmlformats.org/markup-compatibility/2006" xmlns:o="urn:schemas-microsoft-com:office:office" xmlns:r="http://schemas.openxmlformats.org/officeDocument/2006/relationships" xmlns:m="http://schemas.openxmlformats.org/officeDocument/2006/math" xmlns:v="urn:schemas-microsoft-com:vml" xmlns:wp14="http://schemas.microsoft.com/office/word/2010/wordprocessingDrawing" xmlns:wp="http://schemas.openxmlformats.org/drawingml/2006/wordprocessingDrawing" xmlns:w10="urn:schemas-microsoft-com:office:word" xmlns:w="http://schemas.openxmlformats.org/wordprocessingml/2006/main" xmlns:w14="http://schemas.microsoft.com/office/word/2010/wordml" xmlns:w15="http://schemas.microsoft.com/office/word/2012/wordml" xmlns:w16se="http://schemas.microsoft.com/office/word/2015/wordml/symex" xmlns:wpg="http://schemas.microsoft.com/office/word/2010/wordprocessingGroup" xmlns:wpi="http://schemas.microsoft.com/office/word/2010/wordprocessingInk" xmlns:wne="http://schemas.microsoft.com/office/word/2006/wordml" xmlns:wps="http://schemas.microsoft.com/office/word/2010/wordprocessingShape" mc:Ignorable="w14 w15 w16se wp14">
+<w:document xmlns:wpc="http://schemas.microsoft.com/office/word/2010/wordprocessingCanvas" xmlns:cx="http://schemas.microsoft.com/office/drawing/2014/chartex" xmlns:cx1="http://schemas.microsoft.com/office/drawing/2015/9/8/chartex" xmlns:cx2="http://schemas.microsoft.com/office/drawing/2015/10/21/chartex" xmlns:cx3="http://schemas.microsoft.com/office/drawing/2016/5/9/chartex" xmlns:cx4="http://schemas.microsoft.com/office/drawing/2016/5/10/chartex" xmlns:cx5="http://schemas.microsoft.com/office/drawing/2016/5/11/chartex" xmlns:cx6="http://schemas.microsoft.com/office/drawing/2016/5/12/chartex" xmlns:cx7="http://schemas.microsoft.com/office/drawing/2016/5/13/chartex" xmlns:cx8="http://schemas.microsoft.com/office/drawing/2016/5/14/chartex" xmlns:mc="http://schemas.openxmlformats.org/markup-compatibility/2006" xmlns:aink="http://schemas.microsoft.com/office/drawing/2016/ink" xmlns:am3d="http://schemas.microsoft.com/office/drawing/2017/model3d" xmlns:o="urn:schemas-microsoft-com:office:office" xmlns:oel="http://schemas.microsoft.com/office/2019/extlst" xmlns:r="http://schemas.openxmlformats.org/officeDocument/2006/relationships" xmlns:m="http://schemas.openxmlformats.org/officeDocument/2006/math" xmlns:v="urn:schemas-microsoft-com:vml" xmlns:wp14="http://schemas.microsoft.com/office/word/2010/wordprocessingDrawing" xmlns:wp="http://schemas.openxmlformats.org/drawingml/2006/wordprocessingDrawing" xmlns:w10="urn:schemas-microsoft-com:office:word" xmlns:w="http://schemas.openxmlformats.org/wordprocessingml/2006/main" xmlns:w14="http://schemas.microsoft.com/office/word/2010/wordml" xmlns:w15="http://schemas.microsoft.com/office/word/2012/wordml" xmlns:w16cex="http://schemas.microsoft.com/office/word/2018/wordml/cex" xmlns:w16cid="http://schemas.microsoft.com/office/word/2016/wordml/cid" xmlns:w16="http://schemas.microsoft.com/office/word/2018/wordml" xmlns:w16sdtdh="http://schemas.microsoft.com/office/word/2020/wordml/sdtdatahash" xmlns:w16se="http://schemas.microsoft.com/office/word/2015/wordml/symex" xmlns:wpg="http://schemas.microsoft.com/office/word/2010/wordprocessingGroup" xmlns:wpi="http://schemas.microsoft.com/office/word/2010/wordprocessingInk" xmlns:wne="http://schemas.microsoft.com/office/word/2006/wordml" xmlns:wps="http://schemas.microsoft.com/office/word/2010/wordprocessingShape" mc:Ignorable="w14 w15 w16se w16cid w16 w16cex w16sdtdh wp14">
   <w:body>
     <w:p>
       <w:pPr>
@@ -308,41 +308,13 @@
                 <w:lang w:val="en-US"/>
               </w:rPr>
             </w:pPr>
-            <w:proofErr w:type="spellStart"/>
-            <w:r>
-              <w:rPr>
-                <w:rFonts w:cs="Times New Roman"/>
-                <w:sz w:val="28"/>
-                <w:szCs w:val="28"/>
-              </w:rPr>
-              <w:t>Shift</w:t>
-            </w:r>
-            <w:proofErr w:type="spellEnd"/>
-            <w:r>
-              <w:rPr>
-                <w:rFonts w:cs="Times New Roman"/>
-                <w:sz w:val="28"/>
-                <w:szCs w:val="28"/>
-              </w:rPr>
-              <w:t xml:space="preserve"> + O | </w:t>
-            </w:r>
-            <w:proofErr w:type="spellStart"/>
-            <w:r>
-              <w:rPr>
-                <w:rFonts w:cs="Times New Roman"/>
-                <w:sz w:val="28"/>
-                <w:szCs w:val="28"/>
-              </w:rPr>
-              <w:t>Ctrl</w:t>
-            </w:r>
-            <w:proofErr w:type="spellEnd"/>
-            <w:r>
-              <w:rPr>
-                <w:rFonts w:cs="Times New Roman"/>
-                <w:sz w:val="28"/>
-                <w:szCs w:val="28"/>
-              </w:rPr>
-              <w:t xml:space="preserve"> + O</w:t>
+            <w:r>
+              <w:rPr>
+                <w:rFonts w:cs="Times New Roman"/>
+                <w:sz w:val="28"/>
+                <w:szCs w:val="28"/>
+              </w:rPr>
+              <w:t>Shift + O | Ctrl + O</w:t>
             </w:r>
           </w:p>
         </w:tc>
@@ -384,23 +356,7 @@
                 <w:rFonts w:cs="Times New Roman"/>
                 <w:szCs w:val="24"/>
               </w:rPr>
-              <w:t xml:space="preserve">По умолчанию </w:t>
-            </w:r>
-            <w:proofErr w:type="spellStart"/>
-            <w:r>
-              <w:rPr>
-                <w:rFonts w:cs="Times New Roman"/>
-                <w:szCs w:val="24"/>
-              </w:rPr>
-              <w:t>включен</w:t>
-            </w:r>
-            <w:proofErr w:type="spellEnd"/>
-            <w:r>
-              <w:rPr>
-                <w:rFonts w:cs="Times New Roman"/>
-                <w:szCs w:val="24"/>
-              </w:rPr>
-              <w:t>, разрешая работу дизеля</w:t>
+              <w:t>По умолчанию включен, разрешая работу дизеля</w:t>
             </w:r>
           </w:p>
         </w:tc>
@@ -565,23 +521,13 @@
                 <w:lang w:val="en-US"/>
               </w:rPr>
             </w:pPr>
-            <w:proofErr w:type="spellStart"/>
-            <w:r>
-              <w:rPr>
-                <w:rFonts w:cs="Times New Roman"/>
-                <w:sz w:val="28"/>
-                <w:szCs w:val="28"/>
-              </w:rPr>
-              <w:t>Shift</w:t>
-            </w:r>
-            <w:proofErr w:type="spellEnd"/>
-            <w:r>
-              <w:rPr>
-                <w:rFonts w:cs="Times New Roman"/>
-                <w:sz w:val="28"/>
-                <w:szCs w:val="28"/>
-              </w:rPr>
-              <w:t xml:space="preserve"> + </w:t>
+            <w:r>
+              <w:rPr>
+                <w:rFonts w:cs="Times New Roman"/>
+                <w:sz w:val="28"/>
+                <w:szCs w:val="28"/>
+              </w:rPr>
+              <w:t xml:space="preserve">Shift + </w:t>
             </w:r>
             <w:r>
               <w:rPr>
@@ -598,25 +544,7 @@
                 <w:sz w:val="28"/>
                 <w:szCs w:val="28"/>
               </w:rPr>
-              <w:t xml:space="preserve"> | </w:t>
-            </w:r>
-            <w:proofErr w:type="spellStart"/>
-            <w:r>
-              <w:rPr>
-                <w:rFonts w:cs="Times New Roman"/>
-                <w:sz w:val="28"/>
-                <w:szCs w:val="28"/>
-              </w:rPr>
-              <w:t>Ctrl</w:t>
-            </w:r>
-            <w:proofErr w:type="spellEnd"/>
-            <w:r>
-              <w:rPr>
-                <w:rFonts w:cs="Times New Roman"/>
-                <w:sz w:val="28"/>
-                <w:szCs w:val="28"/>
-              </w:rPr>
-              <w:t xml:space="preserve"> + </w:t>
+              <w:t xml:space="preserve"> | Ctrl + </w:t>
             </w:r>
             <w:r>
               <w:rPr>
@@ -709,23 +637,13 @@
                 <w:lang w:val="en-US"/>
               </w:rPr>
             </w:pPr>
-            <w:proofErr w:type="spellStart"/>
-            <w:r>
-              <w:rPr>
-                <w:rFonts w:cs="Times New Roman"/>
-                <w:sz w:val="28"/>
-                <w:szCs w:val="28"/>
-              </w:rPr>
-              <w:t>Shift</w:t>
-            </w:r>
-            <w:proofErr w:type="spellEnd"/>
-            <w:r>
-              <w:rPr>
-                <w:rFonts w:cs="Times New Roman"/>
-                <w:sz w:val="28"/>
-                <w:szCs w:val="28"/>
-              </w:rPr>
-              <w:t xml:space="preserve"> + </w:t>
+            <w:r>
+              <w:rPr>
+                <w:rFonts w:cs="Times New Roman"/>
+                <w:sz w:val="28"/>
+                <w:szCs w:val="28"/>
+              </w:rPr>
+              <w:t xml:space="preserve">Shift + </w:t>
             </w:r>
             <w:r>
               <w:rPr>
@@ -742,25 +660,7 @@
                 <w:sz w:val="28"/>
                 <w:szCs w:val="28"/>
               </w:rPr>
-              <w:t xml:space="preserve"> | </w:t>
-            </w:r>
-            <w:proofErr w:type="spellStart"/>
-            <w:r>
-              <w:rPr>
-                <w:rFonts w:cs="Times New Roman"/>
-                <w:sz w:val="28"/>
-                <w:szCs w:val="28"/>
-              </w:rPr>
-              <w:t>Ctrl</w:t>
-            </w:r>
-            <w:proofErr w:type="spellEnd"/>
-            <w:r>
-              <w:rPr>
-                <w:rFonts w:cs="Times New Roman"/>
-                <w:sz w:val="28"/>
-                <w:szCs w:val="28"/>
-              </w:rPr>
-              <w:t xml:space="preserve"> + </w:t>
+              <w:t xml:space="preserve"> | Ctrl + </w:t>
             </w:r>
             <w:r>
               <w:rPr>
@@ -853,23 +753,13 @@
                 <w:lang w:val="en-US"/>
               </w:rPr>
             </w:pPr>
-            <w:proofErr w:type="spellStart"/>
-            <w:r>
-              <w:rPr>
-                <w:rFonts w:cs="Times New Roman"/>
-                <w:sz w:val="28"/>
-                <w:szCs w:val="28"/>
-              </w:rPr>
-              <w:t>Shift</w:t>
-            </w:r>
-            <w:proofErr w:type="spellEnd"/>
-            <w:r>
-              <w:rPr>
-                <w:rFonts w:cs="Times New Roman"/>
-                <w:sz w:val="28"/>
-                <w:szCs w:val="28"/>
-              </w:rPr>
-              <w:t xml:space="preserve"> + </w:t>
+            <w:r>
+              <w:rPr>
+                <w:rFonts w:cs="Times New Roman"/>
+                <w:sz w:val="28"/>
+                <w:szCs w:val="28"/>
+              </w:rPr>
+              <w:t xml:space="preserve">Shift + </w:t>
             </w:r>
             <w:r>
               <w:rPr>
@@ -973,23 +863,13 @@
                 <w:lang w:val="en-US"/>
               </w:rPr>
             </w:pPr>
-            <w:proofErr w:type="spellStart"/>
-            <w:r>
-              <w:rPr>
-                <w:rFonts w:cs="Times New Roman"/>
-                <w:sz w:val="28"/>
-                <w:szCs w:val="28"/>
-              </w:rPr>
-              <w:t>Shift</w:t>
-            </w:r>
-            <w:proofErr w:type="spellEnd"/>
-            <w:r>
-              <w:rPr>
-                <w:rFonts w:cs="Times New Roman"/>
-                <w:sz w:val="28"/>
-                <w:szCs w:val="28"/>
-              </w:rPr>
-              <w:t xml:space="preserve"> + </w:t>
+            <w:r>
+              <w:rPr>
+                <w:rFonts w:cs="Times New Roman"/>
+                <w:sz w:val="28"/>
+                <w:szCs w:val="28"/>
+              </w:rPr>
+              <w:t xml:space="preserve">Shift + </w:t>
             </w:r>
             <w:r>
               <w:rPr>
@@ -1006,25 +886,7 @@
                 <w:sz w:val="28"/>
                 <w:szCs w:val="28"/>
               </w:rPr>
-              <w:t xml:space="preserve"> | </w:t>
-            </w:r>
-            <w:proofErr w:type="spellStart"/>
-            <w:r>
-              <w:rPr>
-                <w:rFonts w:cs="Times New Roman"/>
-                <w:sz w:val="28"/>
-                <w:szCs w:val="28"/>
-              </w:rPr>
-              <w:t>Ctrl</w:t>
-            </w:r>
-            <w:proofErr w:type="spellEnd"/>
-            <w:r>
-              <w:rPr>
-                <w:rFonts w:cs="Times New Roman"/>
-                <w:sz w:val="28"/>
-                <w:szCs w:val="28"/>
-              </w:rPr>
-              <w:t xml:space="preserve"> + </w:t>
+              <w:t xml:space="preserve"> | Ctrl + </w:t>
             </w:r>
             <w:r>
               <w:rPr>
@@ -1121,23 +983,13 @@
                 <w:lang w:val="en-US"/>
               </w:rPr>
             </w:pPr>
-            <w:proofErr w:type="spellStart"/>
-            <w:r>
-              <w:rPr>
-                <w:rFonts w:cs="Times New Roman"/>
-                <w:sz w:val="28"/>
-                <w:szCs w:val="28"/>
-              </w:rPr>
-              <w:t>Shift</w:t>
-            </w:r>
-            <w:proofErr w:type="spellEnd"/>
-            <w:r>
-              <w:rPr>
-                <w:rFonts w:cs="Times New Roman"/>
-                <w:sz w:val="28"/>
-                <w:szCs w:val="28"/>
-              </w:rPr>
-              <w:t xml:space="preserve"> + </w:t>
+            <w:r>
+              <w:rPr>
+                <w:rFonts w:cs="Times New Roman"/>
+                <w:sz w:val="28"/>
+                <w:szCs w:val="28"/>
+              </w:rPr>
+              <w:t xml:space="preserve">Shift + </w:t>
             </w:r>
             <w:r>
               <w:rPr>
@@ -1154,25 +1006,7 @@
                 <w:sz w:val="28"/>
                 <w:szCs w:val="28"/>
               </w:rPr>
-              <w:t xml:space="preserve"> | </w:t>
-            </w:r>
-            <w:proofErr w:type="spellStart"/>
-            <w:r>
-              <w:rPr>
-                <w:rFonts w:cs="Times New Roman"/>
-                <w:sz w:val="28"/>
-                <w:szCs w:val="28"/>
-              </w:rPr>
-              <w:t>Ctrl</w:t>
-            </w:r>
-            <w:proofErr w:type="spellEnd"/>
-            <w:r>
-              <w:rPr>
-                <w:rFonts w:cs="Times New Roman"/>
-                <w:sz w:val="28"/>
-                <w:szCs w:val="28"/>
-              </w:rPr>
-              <w:t xml:space="preserve"> + </w:t>
+              <w:t xml:space="preserve"> | Ctrl + </w:t>
             </w:r>
             <w:r>
               <w:rPr>
@@ -1237,17 +1071,8 @@
                 <w:rFonts w:cs="Times New Roman"/>
                 <w:szCs w:val="24"/>
               </w:rPr>
-              <w:t xml:space="preserve">По умолчанию </w:t>
-            </w:r>
-            <w:proofErr w:type="spellStart"/>
-            <w:r>
-              <w:rPr>
-                <w:rFonts w:cs="Times New Roman"/>
-                <w:szCs w:val="24"/>
-              </w:rPr>
-              <w:t>включен</w:t>
-            </w:r>
-            <w:proofErr w:type="spellEnd"/>
+              <w:t>По умолчанию включен</w:t>
+            </w:r>
           </w:p>
         </w:tc>
       </w:tr>
@@ -1266,23 +1091,13 @@
                 <w:szCs w:val="28"/>
               </w:rPr>
             </w:pPr>
-            <w:proofErr w:type="spellStart"/>
-            <w:r>
-              <w:rPr>
-                <w:rFonts w:cs="Times New Roman"/>
-                <w:sz w:val="28"/>
-                <w:szCs w:val="28"/>
-              </w:rPr>
-              <w:t>Shift</w:t>
-            </w:r>
-            <w:proofErr w:type="spellEnd"/>
-            <w:r>
-              <w:rPr>
-                <w:rFonts w:cs="Times New Roman"/>
-                <w:sz w:val="28"/>
-                <w:szCs w:val="28"/>
-              </w:rPr>
-              <w:t xml:space="preserve"> + </w:t>
+            <w:r>
+              <w:rPr>
+                <w:rFonts w:cs="Times New Roman"/>
+                <w:sz w:val="28"/>
+                <w:szCs w:val="28"/>
+              </w:rPr>
+              <w:t xml:space="preserve">Shift + </w:t>
             </w:r>
             <w:r>
               <w:rPr>
@@ -1425,23 +1240,13 @@
                 <w:szCs w:val="28"/>
               </w:rPr>
             </w:pPr>
-            <w:proofErr w:type="spellStart"/>
-            <w:r>
-              <w:rPr>
-                <w:rFonts w:cs="Times New Roman"/>
-                <w:sz w:val="28"/>
-                <w:szCs w:val="28"/>
-              </w:rPr>
-              <w:t>Shift</w:t>
-            </w:r>
-            <w:proofErr w:type="spellEnd"/>
-            <w:r>
-              <w:rPr>
-                <w:rFonts w:cs="Times New Roman"/>
-                <w:sz w:val="28"/>
-                <w:szCs w:val="28"/>
-              </w:rPr>
-              <w:t xml:space="preserve"> + </w:t>
+            <w:r>
+              <w:rPr>
+                <w:rFonts w:cs="Times New Roman"/>
+                <w:sz w:val="28"/>
+                <w:szCs w:val="28"/>
+              </w:rPr>
+              <w:t xml:space="preserve">Shift + </w:t>
             </w:r>
             <w:r>
               <w:rPr>
@@ -1457,25 +1262,7 @@
                 <w:sz w:val="28"/>
                 <w:szCs w:val="28"/>
               </w:rPr>
-              <w:t xml:space="preserve"> | </w:t>
-            </w:r>
-            <w:proofErr w:type="spellStart"/>
-            <w:r>
-              <w:rPr>
-                <w:rFonts w:cs="Times New Roman"/>
-                <w:sz w:val="28"/>
-                <w:szCs w:val="28"/>
-              </w:rPr>
-              <w:t>Ctrl</w:t>
-            </w:r>
-            <w:proofErr w:type="spellEnd"/>
-            <w:r>
-              <w:rPr>
-                <w:rFonts w:cs="Times New Roman"/>
-                <w:sz w:val="28"/>
-                <w:szCs w:val="28"/>
-              </w:rPr>
-              <w:t xml:space="preserve"> + </w:t>
+              <w:t xml:space="preserve"> | Ctrl + </w:t>
             </w:r>
             <w:r>
               <w:rPr>
@@ -1553,23 +1340,13 @@
                 <w:lang w:val="en-US"/>
               </w:rPr>
             </w:pPr>
-            <w:proofErr w:type="spellStart"/>
-            <w:r>
-              <w:rPr>
-                <w:rFonts w:cs="Times New Roman"/>
-                <w:sz w:val="28"/>
-                <w:szCs w:val="28"/>
-              </w:rPr>
-              <w:t>Shift</w:t>
-            </w:r>
-            <w:proofErr w:type="spellEnd"/>
-            <w:r>
-              <w:rPr>
-                <w:rFonts w:cs="Times New Roman"/>
-                <w:sz w:val="28"/>
-                <w:szCs w:val="28"/>
-              </w:rPr>
-              <w:t xml:space="preserve"> + </w:t>
+            <w:r>
+              <w:rPr>
+                <w:rFonts w:cs="Times New Roman"/>
+                <w:sz w:val="28"/>
+                <w:szCs w:val="28"/>
+              </w:rPr>
+              <w:t xml:space="preserve">Shift + </w:t>
             </w:r>
             <w:r>
               <w:rPr>
@@ -1586,25 +1363,7 @@
                 <w:sz w:val="28"/>
                 <w:szCs w:val="28"/>
               </w:rPr>
-              <w:t xml:space="preserve"> | </w:t>
-            </w:r>
-            <w:proofErr w:type="spellStart"/>
-            <w:r>
-              <w:rPr>
-                <w:rFonts w:cs="Times New Roman"/>
-                <w:sz w:val="28"/>
-                <w:szCs w:val="28"/>
-              </w:rPr>
-              <w:t>Ctrl</w:t>
-            </w:r>
-            <w:proofErr w:type="spellEnd"/>
-            <w:r>
-              <w:rPr>
-                <w:rFonts w:cs="Times New Roman"/>
-                <w:sz w:val="28"/>
-                <w:szCs w:val="28"/>
-              </w:rPr>
-              <w:t xml:space="preserve"> + </w:t>
+              <w:t xml:space="preserve"> | Ctrl + </w:t>
             </w:r>
             <w:r>
               <w:rPr>
@@ -1669,23 +1428,13 @@
                 <w:lang w:val="en-US"/>
               </w:rPr>
             </w:pPr>
-            <w:proofErr w:type="spellStart"/>
-            <w:r>
-              <w:rPr>
-                <w:rFonts w:cs="Times New Roman"/>
-                <w:sz w:val="28"/>
-                <w:szCs w:val="28"/>
-              </w:rPr>
-              <w:t>Shift</w:t>
-            </w:r>
-            <w:proofErr w:type="spellEnd"/>
-            <w:r>
-              <w:rPr>
-                <w:rFonts w:cs="Times New Roman"/>
-                <w:sz w:val="28"/>
-                <w:szCs w:val="28"/>
-              </w:rPr>
-              <w:t xml:space="preserve"> + </w:t>
+            <w:r>
+              <w:rPr>
+                <w:rFonts w:cs="Times New Roman"/>
+                <w:sz w:val="28"/>
+                <w:szCs w:val="28"/>
+              </w:rPr>
+              <w:t xml:space="preserve">Shift + </w:t>
             </w:r>
             <w:r>
               <w:rPr>
@@ -1702,25 +1451,7 @@
                 <w:sz w:val="28"/>
                 <w:szCs w:val="28"/>
               </w:rPr>
-              <w:t xml:space="preserve"> | </w:t>
-            </w:r>
-            <w:proofErr w:type="spellStart"/>
-            <w:r>
-              <w:rPr>
-                <w:rFonts w:cs="Times New Roman"/>
-                <w:sz w:val="28"/>
-                <w:szCs w:val="28"/>
-              </w:rPr>
-              <w:t>Ctrl</w:t>
-            </w:r>
-            <w:proofErr w:type="spellEnd"/>
-            <w:r>
-              <w:rPr>
-                <w:rFonts w:cs="Times New Roman"/>
-                <w:sz w:val="28"/>
-                <w:szCs w:val="28"/>
-              </w:rPr>
-              <w:t xml:space="preserve"> + </w:t>
+              <w:t xml:space="preserve"> | Ctrl + </w:t>
             </w:r>
             <w:r>
               <w:rPr>
@@ -1879,23 +1610,13 @@
                 <w:lang w:val="en-US"/>
               </w:rPr>
             </w:pPr>
-            <w:proofErr w:type="spellStart"/>
-            <w:r>
-              <w:rPr>
-                <w:rFonts w:cs="Times New Roman"/>
-                <w:sz w:val="28"/>
-                <w:szCs w:val="28"/>
-              </w:rPr>
-              <w:t>Shift</w:t>
-            </w:r>
-            <w:proofErr w:type="spellEnd"/>
-            <w:r>
-              <w:rPr>
-                <w:rFonts w:cs="Times New Roman"/>
-                <w:sz w:val="28"/>
-                <w:szCs w:val="28"/>
-              </w:rPr>
-              <w:t xml:space="preserve"> + </w:t>
+            <w:r>
+              <w:rPr>
+                <w:rFonts w:cs="Times New Roman"/>
+                <w:sz w:val="28"/>
+                <w:szCs w:val="28"/>
+              </w:rPr>
+              <w:t xml:space="preserve">Shift + </w:t>
             </w:r>
             <w:r>
               <w:rPr>
@@ -1912,25 +1633,7 @@
                 <w:sz w:val="28"/>
                 <w:szCs w:val="28"/>
               </w:rPr>
-              <w:t xml:space="preserve"> | </w:t>
-            </w:r>
-            <w:proofErr w:type="spellStart"/>
-            <w:r>
-              <w:rPr>
-                <w:rFonts w:cs="Times New Roman"/>
-                <w:sz w:val="28"/>
-                <w:szCs w:val="28"/>
-              </w:rPr>
-              <w:t>Ctrl</w:t>
-            </w:r>
-            <w:proofErr w:type="spellEnd"/>
-            <w:r>
-              <w:rPr>
-                <w:rFonts w:cs="Times New Roman"/>
-                <w:sz w:val="28"/>
-                <w:szCs w:val="28"/>
-              </w:rPr>
-              <w:t xml:space="preserve"> + </w:t>
+              <w:t xml:space="preserve"> | Ctrl + </w:t>
             </w:r>
             <w:r>
               <w:rPr>
@@ -1995,23 +1698,13 @@
                 <w:lang w:val="en-US"/>
               </w:rPr>
             </w:pPr>
-            <w:proofErr w:type="spellStart"/>
-            <w:r>
-              <w:rPr>
-                <w:rFonts w:cs="Times New Roman"/>
-                <w:sz w:val="28"/>
-                <w:szCs w:val="28"/>
-              </w:rPr>
-              <w:t>Shift</w:t>
-            </w:r>
-            <w:proofErr w:type="spellEnd"/>
-            <w:r>
-              <w:rPr>
-                <w:rFonts w:cs="Times New Roman"/>
-                <w:sz w:val="28"/>
-                <w:szCs w:val="28"/>
-              </w:rPr>
-              <w:t xml:space="preserve"> + </w:t>
+            <w:r>
+              <w:rPr>
+                <w:rFonts w:cs="Times New Roman"/>
+                <w:sz w:val="28"/>
+                <w:szCs w:val="28"/>
+              </w:rPr>
+              <w:t xml:space="preserve">Shift + </w:t>
             </w:r>
             <w:r>
               <w:rPr>
@@ -2028,25 +1721,7 @@
                 <w:sz w:val="28"/>
                 <w:szCs w:val="28"/>
               </w:rPr>
-              <w:t xml:space="preserve"> | </w:t>
-            </w:r>
-            <w:proofErr w:type="spellStart"/>
-            <w:r>
-              <w:rPr>
-                <w:rFonts w:cs="Times New Roman"/>
-                <w:sz w:val="28"/>
-                <w:szCs w:val="28"/>
-              </w:rPr>
-              <w:t>Ctrl</w:t>
-            </w:r>
-            <w:proofErr w:type="spellEnd"/>
-            <w:r>
-              <w:rPr>
-                <w:rFonts w:cs="Times New Roman"/>
-                <w:sz w:val="28"/>
-                <w:szCs w:val="28"/>
-              </w:rPr>
-              <w:t xml:space="preserve"> + </w:t>
+              <w:t xml:space="preserve"> | Ctrl + </w:t>
             </w:r>
             <w:r>
               <w:rPr>
@@ -2421,23 +2096,13 @@
                 <w:lang w:val="en-US"/>
               </w:rPr>
             </w:pPr>
-            <w:proofErr w:type="spellStart"/>
-            <w:r>
-              <w:rPr>
-                <w:rFonts w:cs="Times New Roman"/>
-                <w:sz w:val="28"/>
-                <w:szCs w:val="28"/>
-              </w:rPr>
-              <w:t>Shift</w:t>
-            </w:r>
-            <w:proofErr w:type="spellEnd"/>
-            <w:r>
-              <w:rPr>
-                <w:rFonts w:cs="Times New Roman"/>
-                <w:sz w:val="28"/>
-                <w:szCs w:val="28"/>
-              </w:rPr>
-              <w:t xml:space="preserve"> + </w:t>
+            <w:r>
+              <w:rPr>
+                <w:rFonts w:cs="Times New Roman"/>
+                <w:sz w:val="28"/>
+                <w:szCs w:val="28"/>
+              </w:rPr>
+              <w:t xml:space="preserve">Shift + </w:t>
             </w:r>
             <w:r>
               <w:rPr>
@@ -2454,25 +2119,7 @@
                 <w:sz w:val="28"/>
                 <w:szCs w:val="28"/>
               </w:rPr>
-              <w:t xml:space="preserve"> | </w:t>
-            </w:r>
-            <w:proofErr w:type="spellStart"/>
-            <w:r>
-              <w:rPr>
-                <w:rFonts w:cs="Times New Roman"/>
-                <w:sz w:val="28"/>
-                <w:szCs w:val="28"/>
-              </w:rPr>
-              <w:t>Ctrl</w:t>
-            </w:r>
-            <w:proofErr w:type="spellEnd"/>
-            <w:r>
-              <w:rPr>
-                <w:rFonts w:cs="Times New Roman"/>
-                <w:sz w:val="28"/>
-                <w:szCs w:val="28"/>
-              </w:rPr>
-              <w:t xml:space="preserve"> + </w:t>
+              <w:t xml:space="preserve"> | Ctrl + </w:t>
             </w:r>
             <w:r>
               <w:rPr>
@@ -3700,23 +3347,7 @@
                 <w:rFonts w:cs="Times New Roman"/>
                 <w:szCs w:val="24"/>
               </w:rPr>
-              <w:t xml:space="preserve">Кран машиниста </w:t>
-            </w:r>
-            <w:proofErr w:type="spellStart"/>
-            <w:r>
-              <w:rPr>
-                <w:rFonts w:cs="Times New Roman"/>
-                <w:szCs w:val="24"/>
-              </w:rPr>
-              <w:t>усл</w:t>
-            </w:r>
-            <w:proofErr w:type="spellEnd"/>
-            <w:r>
-              <w:rPr>
-                <w:rFonts w:cs="Times New Roman"/>
-                <w:szCs w:val="24"/>
-              </w:rPr>
-              <w:t>. № 395</w:t>
+              <w:t>Кран машиниста усл. № 395</w:t>
             </w:r>
           </w:p>
         </w:tc>
@@ -4014,21 +3645,12 @@
                 <w:szCs w:val="24"/>
               </w:rPr>
             </w:pPr>
-            <w:proofErr w:type="spellStart"/>
-            <w:r>
-              <w:rPr>
-                <w:rFonts w:cs="Times New Roman"/>
-                <w:szCs w:val="24"/>
-              </w:rPr>
-              <w:t>Перекрыша</w:t>
-            </w:r>
-            <w:proofErr w:type="spellEnd"/>
-            <w:r>
-              <w:rPr>
-                <w:rFonts w:cs="Times New Roman"/>
-                <w:szCs w:val="24"/>
-              </w:rPr>
-              <w:t xml:space="preserve"> без питания утечек</w:t>
+            <w:r>
+              <w:rPr>
+                <w:rFonts w:cs="Times New Roman"/>
+                <w:szCs w:val="24"/>
+              </w:rPr>
+              <w:t>Перекрыша без питания утечек</w:t>
             </w:r>
           </w:p>
         </w:tc>
@@ -4093,21 +3715,12 @@
                 <w:szCs w:val="24"/>
               </w:rPr>
             </w:pPr>
-            <w:proofErr w:type="spellStart"/>
-            <w:r>
-              <w:rPr>
-                <w:rFonts w:cs="Times New Roman"/>
-                <w:szCs w:val="24"/>
-              </w:rPr>
-              <w:t>Перкрыша</w:t>
-            </w:r>
-            <w:proofErr w:type="spellEnd"/>
-            <w:r>
-              <w:rPr>
-                <w:rFonts w:cs="Times New Roman"/>
-                <w:szCs w:val="24"/>
-              </w:rPr>
-              <w:t xml:space="preserve"> с питанием утечек </w:t>
+            <w:r>
+              <w:rPr>
+                <w:rFonts w:cs="Times New Roman"/>
+                <w:szCs w:val="24"/>
+              </w:rPr>
+              <w:t xml:space="preserve">Перкрыша с питанием утечек </w:t>
             </w:r>
           </w:p>
         </w:tc>
@@ -4156,17 +3769,8 @@
                 <w:rFonts w:cs="Times New Roman"/>
                 <w:szCs w:val="24"/>
               </w:rPr>
-              <w:t xml:space="preserve">Положение </w:t>
-            </w:r>
-            <w:proofErr w:type="spellStart"/>
-            <w:r>
-              <w:rPr>
-                <w:rFonts w:cs="Times New Roman"/>
-                <w:szCs w:val="24"/>
-              </w:rPr>
-              <w:t>Va</w:t>
-            </w:r>
-            <w:proofErr w:type="spellEnd"/>
+              <w:t>Положение Va</w:t>
+            </w:r>
           </w:p>
         </w:tc>
         <w:tc>
@@ -4353,23 +3957,7 @@
                 <w:rFonts w:cs="Times New Roman"/>
                 <w:szCs w:val="24"/>
               </w:rPr>
-              <w:t xml:space="preserve">Кран вспомогательного тормоза </w:t>
-            </w:r>
-            <w:proofErr w:type="spellStart"/>
-            <w:r>
-              <w:rPr>
-                <w:rFonts w:cs="Times New Roman"/>
-                <w:szCs w:val="24"/>
-              </w:rPr>
-              <w:t>усл</w:t>
-            </w:r>
-            <w:proofErr w:type="spellEnd"/>
-            <w:r>
-              <w:rPr>
-                <w:rFonts w:cs="Times New Roman"/>
-                <w:szCs w:val="24"/>
-              </w:rPr>
-              <w:t>. №</w:t>
+              <w:t>Кран вспомогательного тормоза усл. №</w:t>
             </w:r>
             <w:r>
               <w:rPr>
@@ -4934,23 +4522,7 @@
                 <w:rFonts w:cs="Times New Roman"/>
                 <w:szCs w:val="24"/>
               </w:rPr>
-              <w:t xml:space="preserve">Электропневматический клапан автостопа </w:t>
-            </w:r>
-            <w:proofErr w:type="spellStart"/>
-            <w:r>
-              <w:rPr>
-                <w:rFonts w:cs="Times New Roman"/>
-                <w:szCs w:val="24"/>
-              </w:rPr>
-              <w:t>усл</w:t>
-            </w:r>
-            <w:proofErr w:type="spellEnd"/>
-            <w:r>
-              <w:rPr>
-                <w:rFonts w:cs="Times New Roman"/>
-                <w:szCs w:val="24"/>
-              </w:rPr>
-              <w:t>. № 150</w:t>
+              <w:t>Электропневматический клапан автостопа усл. № 150</w:t>
             </w:r>
           </w:p>
         </w:tc>
@@ -5155,23 +4727,7 @@
                 <w:rFonts w:cs="Times New Roman"/>
                 <w:szCs w:val="24"/>
               </w:rPr>
-              <w:t xml:space="preserve">Устройство блокировки тормозов </w:t>
-            </w:r>
-            <w:proofErr w:type="spellStart"/>
-            <w:r>
-              <w:rPr>
-                <w:rFonts w:cs="Times New Roman"/>
-                <w:szCs w:val="24"/>
-              </w:rPr>
-              <w:t>усл</w:t>
-            </w:r>
-            <w:proofErr w:type="spellEnd"/>
-            <w:r>
-              <w:rPr>
-                <w:rFonts w:cs="Times New Roman"/>
-                <w:szCs w:val="24"/>
-              </w:rPr>
-              <w:t>. № 367М</w:t>
+              <w:t>Устройство блокировки тормозов усл. № 367М</w:t>
             </w:r>
           </w:p>
         </w:tc>
@@ -5217,7 +4773,6 @@
               </w:rPr>
               <w:t xml:space="preserve"> </w:t>
             </w:r>
-            <w:proofErr w:type="spellStart"/>
             <w:r>
               <w:rPr>
                 <w:rFonts w:cs="Times New Roman"/>
@@ -5226,7 +4781,6 @@
               </w:rPr>
               <w:t>Backspace</w:t>
             </w:r>
-            <w:proofErr w:type="spellEnd"/>
           </w:p>
         </w:tc>
         <w:tc>
@@ -5409,23 +4963,13 @@
                 <w:lang w:val="en-US"/>
               </w:rPr>
             </w:pPr>
-            <w:proofErr w:type="spellStart"/>
-            <w:r>
-              <w:rPr>
-                <w:rFonts w:cs="Times New Roman"/>
-                <w:sz w:val="28"/>
-                <w:szCs w:val="28"/>
-              </w:rPr>
-              <w:t>Shift</w:t>
-            </w:r>
-            <w:proofErr w:type="spellEnd"/>
-            <w:r>
-              <w:rPr>
-                <w:rFonts w:cs="Times New Roman"/>
-                <w:sz w:val="28"/>
-                <w:szCs w:val="28"/>
-              </w:rPr>
-              <w:t xml:space="preserve"> + </w:t>
+            <w:r>
+              <w:rPr>
+                <w:rFonts w:cs="Times New Roman"/>
+                <w:sz w:val="28"/>
+                <w:szCs w:val="28"/>
+              </w:rPr>
+              <w:t xml:space="preserve">Shift + </w:t>
             </w:r>
             <w:r>
               <w:rPr>
@@ -5442,25 +4986,7 @@
                 <w:sz w:val="28"/>
                 <w:szCs w:val="28"/>
               </w:rPr>
-              <w:t xml:space="preserve"> </w:t>
-            </w:r>
-            <w:proofErr w:type="spellStart"/>
-            <w:r>
-              <w:rPr>
-                <w:rFonts w:cs="Times New Roman"/>
-                <w:sz w:val="28"/>
-                <w:szCs w:val="28"/>
-              </w:rPr>
-              <w:t>Ctrl</w:t>
-            </w:r>
-            <w:proofErr w:type="spellEnd"/>
-            <w:r>
-              <w:rPr>
-                <w:rFonts w:cs="Times New Roman"/>
-                <w:sz w:val="28"/>
-                <w:szCs w:val="28"/>
-              </w:rPr>
-              <w:t xml:space="preserve"> + </w:t>
+              <w:t xml:space="preserve"> Ctrl + </w:t>
             </w:r>
             <w:r>
               <w:rPr>
@@ -5687,25 +5213,7 @@
           <w:sz w:val="28"/>
           <w:szCs w:val="28"/>
         </w:rPr>
-        <w:t xml:space="preserve">Подать напряжение в цепи управления: включить автоматический защитный выключатель (АЗВ) «Управление общее» (клавиши </w:t>
-      </w:r>
-      <w:proofErr w:type="spellStart"/>
-      <w:r>
-        <w:rPr>
-          <w:rFonts w:cs="Times New Roman"/>
-          <w:sz w:val="28"/>
-          <w:szCs w:val="28"/>
-        </w:rPr>
-        <w:t>Shift</w:t>
-      </w:r>
-      <w:proofErr w:type="spellEnd"/>
-      <w:r>
-        <w:rPr>
-          <w:rFonts w:cs="Times New Roman"/>
-          <w:sz w:val="28"/>
-          <w:szCs w:val="28"/>
-        </w:rPr>
-        <w:t xml:space="preserve"> + </w:t>
+        <w:t xml:space="preserve">Подать напряжение в цепи управления: включить автоматический защитный выключатель (АЗВ) «Управление общее» (клавиши Shift + </w:t>
       </w:r>
       <w:r>
         <w:rPr>
@@ -5746,25 +5254,7 @@
           <w:sz w:val="28"/>
           <w:szCs w:val="28"/>
         </w:rPr>
-        <w:t xml:space="preserve">Включить АЗВ «Топливный насос» (клавиши </w:t>
-      </w:r>
-      <w:proofErr w:type="spellStart"/>
-      <w:r>
-        <w:rPr>
-          <w:rFonts w:cs="Times New Roman"/>
-          <w:sz w:val="28"/>
-          <w:szCs w:val="28"/>
-        </w:rPr>
-        <w:t>Shift</w:t>
-      </w:r>
-      <w:proofErr w:type="spellEnd"/>
-      <w:r>
-        <w:rPr>
-          <w:rFonts w:cs="Times New Roman"/>
-          <w:sz w:val="28"/>
-          <w:szCs w:val="28"/>
-        </w:rPr>
-        <w:t xml:space="preserve"> + P)</w:t>
+        <w:t>Включить АЗВ «Топливный насос» (клавиши Shift + P)</w:t>
       </w:r>
       <w:r>
         <w:rPr>
@@ -5812,25 +5302,7 @@
           <w:sz w:val="28"/>
           <w:szCs w:val="28"/>
         </w:rPr>
-        <w:t xml:space="preserve"> </w:t>
-      </w:r>
-      <w:proofErr w:type="spellStart"/>
-      <w:r>
-        <w:rPr>
-          <w:rFonts w:cs="Times New Roman"/>
-          <w:sz w:val="28"/>
-          <w:szCs w:val="28"/>
-        </w:rPr>
-        <w:t>Alt</w:t>
-      </w:r>
-      <w:proofErr w:type="spellEnd"/>
-      <w:r>
-        <w:rPr>
-          <w:rFonts w:cs="Times New Roman"/>
-          <w:sz w:val="28"/>
-          <w:szCs w:val="28"/>
-        </w:rPr>
-        <w:t xml:space="preserve"> + P). Выждать минуту прокачки масла и топлива через дизель, и затем 10-15 секунд раскрутки дизеля стартером, до</w:t>
+        <w:t xml:space="preserve"> Alt + P). Выждать минуту прокачки масла и топлива через дизель, и затем 10-15 секунд раскрутки дизеля стартером, до</w:t>
       </w:r>
       <w:r>
         <w:rPr>
@@ -5848,7 +5320,6 @@
         </w:rPr>
         <w:t xml:space="preserve"> погасания красной лампы отсутствия </w:t>
       </w:r>
-      <w:proofErr w:type="spellStart"/>
       <w:r>
         <w:rPr>
           <w:rFonts w:cs="Times New Roman"/>
@@ -5863,16 +5334,7 @@
           <w:sz w:val="28"/>
           <w:szCs w:val="28"/>
         </w:rPr>
-        <w:t>заряда</w:t>
-      </w:r>
-      <w:proofErr w:type="spellEnd"/>
-      <w:r>
-        <w:rPr>
-          <w:rFonts w:cs="Times New Roman"/>
-          <w:sz w:val="28"/>
-          <w:szCs w:val="28"/>
-        </w:rPr>
-        <w:t xml:space="preserve"> батареи</w:t>
+        <w:t>заряда батареи</w:t>
       </w:r>
     </w:p>
     <w:p>
@@ -5896,25 +5358,7 @@
           <w:sz w:val="28"/>
           <w:szCs w:val="28"/>
         </w:rPr>
-        <w:t xml:space="preserve">Подать напряжение в цепи управления силовой схемой: включить АЗВ «Управление тепловоза» (клавиши </w:t>
-      </w:r>
-      <w:proofErr w:type="spellStart"/>
-      <w:r>
-        <w:rPr>
-          <w:rFonts w:cs="Times New Roman"/>
-          <w:sz w:val="28"/>
-          <w:szCs w:val="28"/>
-        </w:rPr>
-        <w:t>Shift</w:t>
-      </w:r>
-      <w:proofErr w:type="spellEnd"/>
-      <w:r>
-        <w:rPr>
-          <w:rFonts w:cs="Times New Roman"/>
-          <w:sz w:val="28"/>
-          <w:szCs w:val="28"/>
-        </w:rPr>
-        <w:t xml:space="preserve"> + </w:t>
+        <w:t xml:space="preserve">Подать напряжение в цепи управления силовой схемой: включить АЗВ «Управление тепловоза» (клавиши Shift + </w:t>
       </w:r>
       <w:r>
         <w:rPr>
@@ -5980,24 +5424,7 @@
           <w:szCs w:val="28"/>
         </w:rPr>
         <w:br/>
-      </w:r>
-      <w:proofErr w:type="spellStart"/>
-      <w:r>
-        <w:rPr>
-          <w:rFonts w:cs="Times New Roman"/>
-          <w:sz w:val="28"/>
-          <w:szCs w:val="28"/>
-        </w:rPr>
-        <w:t>Shift</w:t>
-      </w:r>
-      <w:proofErr w:type="spellEnd"/>
-      <w:r>
-        <w:rPr>
-          <w:rFonts w:cs="Times New Roman"/>
-          <w:sz w:val="28"/>
-          <w:szCs w:val="28"/>
-        </w:rPr>
-        <w:t xml:space="preserve"> + N), он начнёт громко свистеть. Сразу прервать его свисток нажатием</w:t>
+        <w:t>Shift + N), он начнёт громко свистеть. Сразу прервать его свисток нажатием</w:t>
       </w:r>
       <w:r>
         <w:rPr>
@@ -6514,8 +5941,6 @@
         <w:lastRenderedPageBreak/>
         <w:t>Порядок смены кабины управления</w:t>
       </w:r>
-      <w:bookmarkStart w:id="1" w:name="_GoBack"/>
-      <w:bookmarkEnd w:id="1"/>
     </w:p>
     <w:p>
       <w:pPr>
@@ -6532,25 +5957,7 @@
           <w:sz w:val="28"/>
           <w:szCs w:val="28"/>
         </w:rPr>
-        <w:t xml:space="preserve">Переход из кабины в кабину осуществляется </w:t>
-      </w:r>
-      <w:proofErr w:type="spellStart"/>
-      <w:r>
-        <w:rPr>
-          <w:rFonts w:cs="Times New Roman"/>
-          <w:sz w:val="28"/>
-          <w:szCs w:val="28"/>
-        </w:rPr>
-        <w:t>путем</w:t>
-      </w:r>
-      <w:proofErr w:type="spellEnd"/>
-      <w:r>
-        <w:rPr>
-          <w:rFonts w:cs="Times New Roman"/>
-          <w:sz w:val="28"/>
-          <w:szCs w:val="28"/>
-        </w:rPr>
-        <w:t xml:space="preserve"> нажатия клавиши </w:t>
+        <w:t xml:space="preserve">Переход из кабины в кабину осуществляется путем нажатия клавиши </w:t>
       </w:r>
       <w:r>
         <w:rPr>
@@ -6623,25 +6030,7 @@
           <w:sz w:val="28"/>
           <w:szCs w:val="28"/>
         </w:rPr>
-        <w:t>Полностью затормозить локомотив краном вспомогательного тормоза (</w:t>
-      </w:r>
-      <w:proofErr w:type="gramStart"/>
-      <w:r>
-        <w:rPr>
-          <w:rFonts w:cs="Times New Roman"/>
-          <w:sz w:val="28"/>
-          <w:szCs w:val="28"/>
-        </w:rPr>
-        <w:t>клавиша ]</w:t>
-      </w:r>
-      <w:proofErr w:type="gramEnd"/>
-      <w:r>
-        <w:rPr>
-          <w:rFonts w:cs="Times New Roman"/>
-          <w:sz w:val="28"/>
-          <w:szCs w:val="28"/>
-        </w:rPr>
-        <w:t>).</w:t>
+        <w:t>Полностью затормозить локомотив краном вспомогательного тормоза (клавиша ]).</w:t>
       </w:r>
     </w:p>
     <w:p>
@@ -6663,25 +6052,7 @@
           <w:sz w:val="28"/>
           <w:szCs w:val="28"/>
         </w:rPr>
-        <w:t xml:space="preserve">Разрядить тормозную магистраль </w:t>
-      </w:r>
-      <w:proofErr w:type="spellStart"/>
-      <w:r>
-        <w:rPr>
-          <w:rFonts w:cs="Times New Roman"/>
-          <w:sz w:val="28"/>
-          <w:szCs w:val="28"/>
-        </w:rPr>
-        <w:t>путем</w:t>
-      </w:r>
-      <w:proofErr w:type="spellEnd"/>
-      <w:r>
-        <w:rPr>
-          <w:rFonts w:cs="Times New Roman"/>
-          <w:sz w:val="28"/>
-          <w:szCs w:val="28"/>
-        </w:rPr>
-        <w:t xml:space="preserve"> постановки крана машиниста в положение </w:t>
+        <w:t xml:space="preserve">Разрядить тормозную магистраль путем постановки крана машиниста в положение </w:t>
       </w:r>
       <w:r>
         <w:rPr>
@@ -6776,7 +6147,7 @@
           <w:sz w:val="28"/>
           <w:szCs w:val="28"/>
         </w:rPr>
-        <w:t>Перекрыть комбинированный кран (</w:t>
+        <w:t>Перевести реверсивную рукоятку в нейтральное положение (</w:t>
       </w:r>
       <w:r>
         <w:rPr>
@@ -6785,15 +6156,15 @@
           <w:szCs w:val="28"/>
           <w:lang w:val="en-US"/>
         </w:rPr>
-        <w:t>Ctrl</w:t>
-      </w:r>
-      <w:r>
-        <w:rPr>
-          <w:rFonts w:cs="Times New Roman"/>
-          <w:sz w:val="28"/>
-          <w:szCs w:val="28"/>
-        </w:rPr>
-        <w:t xml:space="preserve"> + </w:t>
+        <w:t>W</w:t>
+      </w:r>
+      <w:r>
+        <w:rPr>
+          <w:rFonts w:cs="Times New Roman"/>
+          <w:sz w:val="28"/>
+          <w:szCs w:val="28"/>
+        </w:rPr>
+        <w:t xml:space="preserve"> или </w:t>
       </w:r>
       <w:r>
         <w:rPr>
@@ -6802,15 +6173,15 @@
           <w:szCs w:val="28"/>
           <w:lang w:val="en-US"/>
         </w:rPr>
-        <w:t>Backspace</w:t>
-      </w:r>
-      <w:r>
-        <w:rPr>
-          <w:rFonts w:cs="Times New Roman"/>
-          <w:sz w:val="28"/>
-          <w:szCs w:val="28"/>
-        </w:rPr>
-        <w:t>).</w:t>
+        <w:t>S</w:t>
+      </w:r>
+      <w:r>
+        <w:rPr>
+          <w:rFonts w:cs="Times New Roman"/>
+          <w:sz w:val="28"/>
+          <w:szCs w:val="28"/>
+        </w:rPr>
+        <w:t>, в зависимости от текущего положения).</w:t>
       </w:r>
     </w:p>
     <w:p>
@@ -6832,7 +6203,7 @@
           <w:sz w:val="28"/>
           <w:szCs w:val="28"/>
         </w:rPr>
-        <w:t>Перевести реверсивную рукоятку в нейтральное положение (</w:t>
+        <w:t>Извлечь реверсивную рукоятку (</w:t>
       </w:r>
       <w:r>
         <w:rPr>
@@ -6841,6 +6212,23 @@
           <w:szCs w:val="28"/>
           <w:lang w:val="en-US"/>
         </w:rPr>
+        <w:t>Ctrl</w:t>
+      </w:r>
+      <w:r>
+        <w:rPr>
+          <w:rFonts w:cs="Times New Roman"/>
+          <w:sz w:val="28"/>
+          <w:szCs w:val="28"/>
+        </w:rPr>
+        <w:t xml:space="preserve"> + </w:t>
+      </w:r>
+      <w:r>
+        <w:rPr>
+          <w:rFonts w:cs="Times New Roman"/>
+          <w:sz w:val="28"/>
+          <w:szCs w:val="28"/>
+          <w:lang w:val="en-US"/>
+        </w:rPr>
         <w:t>W</w:t>
       </w:r>
       <w:r>
@@ -6849,24 +6237,7 @@
           <w:sz w:val="28"/>
           <w:szCs w:val="28"/>
         </w:rPr>
-        <w:t xml:space="preserve"> или </w:t>
-      </w:r>
-      <w:r>
-        <w:rPr>
-          <w:rFonts w:cs="Times New Roman"/>
-          <w:sz w:val="28"/>
-          <w:szCs w:val="28"/>
-          <w:lang w:val="en-US"/>
-        </w:rPr>
-        <w:t>S</w:t>
-      </w:r>
-      <w:r>
-        <w:rPr>
-          <w:rFonts w:cs="Times New Roman"/>
-          <w:sz w:val="28"/>
-          <w:szCs w:val="28"/>
-        </w:rPr>
-        <w:t>, в зависимости от текущего положения).</w:t>
+        <w:t>).</w:t>
       </w:r>
     </w:p>
     <w:p>
@@ -6888,7 +6259,7 @@
           <w:sz w:val="28"/>
           <w:szCs w:val="28"/>
         </w:rPr>
-        <w:t>Извлечь реверсивную рукоятку (</w:t>
+        <w:t>Выключить ЭПК автостопа (</w:t>
       </w:r>
       <w:r>
         <w:rPr>
@@ -6914,7 +6285,7 @@
           <w:szCs w:val="28"/>
           <w:lang w:val="en-US"/>
         </w:rPr>
-        <w:t>W</w:t>
+        <w:t>N</w:t>
       </w:r>
       <w:r>
         <w:rPr>
@@ -6944,7 +6315,7 @@
           <w:sz w:val="28"/>
           <w:szCs w:val="28"/>
         </w:rPr>
-        <w:t>Выключить ЭПК автостопа (</w:t>
+        <w:t>Извлечь ключ ЭПК автостопа (</w:t>
       </w:r>
       <w:r>
         <w:rPr>
@@ -6953,7 +6324,7 @@
           <w:szCs w:val="28"/>
           <w:lang w:val="en-US"/>
         </w:rPr>
-        <w:t>Ctrl</w:t>
+        <w:t>Alt</w:t>
       </w:r>
       <w:r>
         <w:rPr>
@@ -7000,41 +6371,23 @@
           <w:sz w:val="28"/>
           <w:szCs w:val="28"/>
         </w:rPr>
-        <w:t>Извлечь ключ ЭПК автостопа (</w:t>
-      </w:r>
-      <w:r>
-        <w:rPr>
-          <w:rFonts w:cs="Times New Roman"/>
-          <w:sz w:val="28"/>
-          <w:szCs w:val="28"/>
-          <w:lang w:val="en-US"/>
-        </w:rPr>
-        <w:t>Alt</w:t>
-      </w:r>
-      <w:r>
-        <w:rPr>
-          <w:rFonts w:cs="Times New Roman"/>
-          <w:sz w:val="28"/>
-          <w:szCs w:val="28"/>
-        </w:rPr>
-        <w:t xml:space="preserve"> + </w:t>
-      </w:r>
-      <w:r>
-        <w:rPr>
-          <w:rFonts w:cs="Times New Roman"/>
-          <w:sz w:val="28"/>
-          <w:szCs w:val="28"/>
-          <w:lang w:val="en-US"/>
-        </w:rPr>
-        <w:t>N</w:t>
-      </w:r>
-      <w:r>
-        <w:rPr>
-          <w:rFonts w:cs="Times New Roman"/>
-          <w:sz w:val="28"/>
-          <w:szCs w:val="28"/>
-        </w:rPr>
-        <w:t>).</w:t>
+        <w:t>Перевести переключатель выбора кабины на управление из соответствующей кабины (клавиша «+» для кабины 2, клавиша «–</w:t>
+      </w:r>
+      <w:r>
+        <w:rPr>
+          <w:rFonts w:cs="Times New Roman"/>
+          <w:sz w:val="28"/>
+          <w:szCs w:val="28"/>
+        </w:rPr>
+        <w:t>»</w:t>
+      </w:r>
+      <w:r>
+        <w:rPr>
+          <w:rFonts w:cs="Times New Roman"/>
+          <w:sz w:val="28"/>
+          <w:szCs w:val="28"/>
+        </w:rPr>
+        <w:t xml:space="preserve"> для кабины 1)</w:t>
       </w:r>
     </w:p>
     <w:p>
@@ -7056,23 +6409,24 @@
           <w:sz w:val="28"/>
           <w:szCs w:val="28"/>
         </w:rPr>
-        <w:t>Перевести переключатель выбора кабины на управление из соответствующей кабины (клавиша «+» для кабины 2, клавиша «–</w:t>
-      </w:r>
-      <w:r>
-        <w:rPr>
-          <w:rFonts w:cs="Times New Roman"/>
-          <w:sz w:val="28"/>
-          <w:szCs w:val="28"/>
-        </w:rPr>
-        <w:t>»</w:t>
-      </w:r>
-      <w:r>
-        <w:rPr>
-          <w:rFonts w:cs="Times New Roman"/>
-          <w:sz w:val="28"/>
-          <w:szCs w:val="28"/>
-        </w:rPr>
-        <w:t xml:space="preserve"> для кабины 1)</w:t>
+        <w:t>Перейти в другую кабину (</w:t>
+      </w:r>
+      <w:r>
+        <w:rPr>
+          <w:rFonts w:cs="Times New Roman"/>
+          <w:sz w:val="28"/>
+          <w:szCs w:val="28"/>
+          <w:lang w:val="en-US"/>
+        </w:rPr>
+        <w:t>Tab</w:t>
+      </w:r>
+      <w:r>
+        <w:rPr>
+          <w:rFonts w:cs="Times New Roman"/>
+          <w:sz w:val="28"/>
+          <w:szCs w:val="28"/>
+        </w:rPr>
+        <w:t>).</w:t>
       </w:r>
     </w:p>
     <w:p>
@@ -7094,7 +6448,7 @@
           <w:sz w:val="28"/>
           <w:szCs w:val="28"/>
         </w:rPr>
-        <w:t>Перейти в другую кабину (</w:t>
+        <w:t>Взять управление в другой кабине (</w:t>
       </w:r>
       <w:r>
         <w:rPr>
@@ -7103,7 +6457,7 @@
           <w:szCs w:val="28"/>
           <w:lang w:val="en-US"/>
         </w:rPr>
-        <w:t>Tab</w:t>
+        <w:t>Enter</w:t>
       </w:r>
       <w:r>
         <w:rPr>
@@ -7133,7 +6487,7 @@
           <w:sz w:val="28"/>
           <w:szCs w:val="28"/>
         </w:rPr>
-        <w:t>Взять управление в другой кабине (</w:t>
+        <w:t>Включить тумблеры «Управление общее» (</w:t>
       </w:r>
       <w:r>
         <w:rPr>
@@ -7142,15 +6496,90 @@
           <w:szCs w:val="28"/>
           <w:lang w:val="en-US"/>
         </w:rPr>
-        <w:t>Enter</w:t>
-      </w:r>
-      <w:r>
-        <w:rPr>
-          <w:rFonts w:cs="Times New Roman"/>
-          <w:sz w:val="28"/>
-          <w:szCs w:val="28"/>
-        </w:rPr>
-        <w:t>).</w:t>
+        <w:t>Shift</w:t>
+      </w:r>
+      <w:r>
+        <w:rPr>
+          <w:rFonts w:cs="Times New Roman"/>
+          <w:sz w:val="28"/>
+          <w:szCs w:val="28"/>
+        </w:rPr>
+        <w:t xml:space="preserve"> + </w:t>
+      </w:r>
+      <w:r>
+        <w:rPr>
+          <w:rFonts w:cs="Times New Roman"/>
+          <w:sz w:val="28"/>
+          <w:szCs w:val="28"/>
+          <w:lang w:val="en-US"/>
+        </w:rPr>
+        <w:t>U</w:t>
+      </w:r>
+      <w:r>
+        <w:rPr>
+          <w:rFonts w:cs="Times New Roman"/>
+          <w:sz w:val="28"/>
+          <w:szCs w:val="28"/>
+        </w:rPr>
+        <w:t xml:space="preserve">) </w:t>
+      </w:r>
+      <w:r>
+        <w:rPr>
+          <w:rFonts w:cs="Times New Roman"/>
+          <w:sz w:val="28"/>
+          <w:szCs w:val="28"/>
+        </w:rPr>
+        <w:t xml:space="preserve">и «Топливный насос» </w:t>
+      </w:r>
+      <w:r>
+        <w:rPr>
+          <w:rFonts w:cs="Times New Roman"/>
+          <w:sz w:val="28"/>
+          <w:szCs w:val="28"/>
+        </w:rPr>
+        <w:t>(</w:t>
+      </w:r>
+      <w:r>
+        <w:rPr>
+          <w:rFonts w:cs="Times New Roman"/>
+          <w:sz w:val="28"/>
+          <w:szCs w:val="28"/>
+          <w:lang w:val="en-US"/>
+        </w:rPr>
+        <w:t>Shift</w:t>
+      </w:r>
+      <w:r>
+        <w:rPr>
+          <w:rFonts w:cs="Times New Roman"/>
+          <w:sz w:val="28"/>
+          <w:szCs w:val="28"/>
+        </w:rPr>
+        <w:t xml:space="preserve"> + </w:t>
+      </w:r>
+      <w:r>
+        <w:rPr>
+          <w:rFonts w:cs="Times New Roman"/>
+          <w:sz w:val="28"/>
+          <w:szCs w:val="28"/>
+          <w:lang w:val="en-US"/>
+        </w:rPr>
+        <w:t>P</w:t>
+      </w:r>
+      <w:r>
+        <w:rPr>
+          <w:rFonts w:cs="Times New Roman"/>
+          <w:sz w:val="28"/>
+          <w:szCs w:val="28"/>
+        </w:rPr>
+        <w:t xml:space="preserve">) </w:t>
+      </w:r>
+      <w:r>
+        <w:rPr>
+          <w:rFonts w:cs="Times New Roman"/>
+          <w:sz w:val="28"/>
+          <w:szCs w:val="28"/>
+        </w:rPr>
+        <w:t xml:space="preserve">в той кабине, куда осуществляется переход.   </w:t>
       </w:r>
     </w:p>
     <w:p>
@@ -7172,7 +6601,23 @@
           <w:sz w:val="28"/>
           <w:szCs w:val="28"/>
         </w:rPr>
-        <w:t>Включить тумблеры «Управление общее» (</w:t>
+        <w:t>В</w:t>
+      </w:r>
+      <w:r>
+        <w:rPr>
+          <w:rFonts w:cs="Times New Roman"/>
+          <w:sz w:val="28"/>
+          <w:szCs w:val="28"/>
+        </w:rPr>
+        <w:t>ы</w:t>
+      </w:r>
+      <w:r>
+        <w:rPr>
+          <w:rFonts w:cs="Times New Roman"/>
+          <w:sz w:val="28"/>
+          <w:szCs w:val="28"/>
+        </w:rPr>
+        <w:t>ключить тумблеры «Управление общее» (</w:t>
       </w:r>
       <w:r>
         <w:rPr>
@@ -7181,7 +6626,7 @@
           <w:szCs w:val="28"/>
           <w:lang w:val="en-US"/>
         </w:rPr>
-        <w:t>Shift</w:t>
+        <w:t>Ctrl</w:t>
       </w:r>
       <w:r>
         <w:rPr>
@@ -7206,23 +6651,7 @@
           <w:sz w:val="28"/>
           <w:szCs w:val="28"/>
         </w:rPr>
-        <w:t xml:space="preserve">) </w:t>
-      </w:r>
-      <w:r>
-        <w:rPr>
-          <w:rFonts w:cs="Times New Roman"/>
-          <w:sz w:val="28"/>
-          <w:szCs w:val="28"/>
-        </w:rPr>
-        <w:t xml:space="preserve">и «Топливный насос» </w:t>
-      </w:r>
-      <w:r>
-        <w:rPr>
-          <w:rFonts w:cs="Times New Roman"/>
-          <w:sz w:val="28"/>
-          <w:szCs w:val="28"/>
-        </w:rPr>
-        <w:t>(</w:t>
+        <w:t>) и «Топливный насос» (</w:t>
       </w:r>
       <w:r>
         <w:rPr>
@@ -7231,7 +6660,7 @@
           <w:szCs w:val="28"/>
           <w:lang w:val="en-US"/>
         </w:rPr>
-        <w:t>Shift</w:t>
+        <w:t>Ctrl</w:t>
       </w:r>
       <w:r>
         <w:rPr>
@@ -7256,15 +6685,23 @@
           <w:sz w:val="28"/>
           <w:szCs w:val="28"/>
         </w:rPr>
-        <w:t xml:space="preserve">) </w:t>
-      </w:r>
-      <w:r>
-        <w:rPr>
-          <w:rFonts w:cs="Times New Roman"/>
-          <w:sz w:val="28"/>
-          <w:szCs w:val="28"/>
-        </w:rPr>
-        <w:t xml:space="preserve">в той кабине, куда осуществляется переход.   </w:t>
+        <w:t xml:space="preserve">) в той кабине, </w:t>
+      </w:r>
+      <w:r>
+        <w:rPr>
+          <w:rFonts w:cs="Times New Roman"/>
+          <w:sz w:val="28"/>
+          <w:szCs w:val="28"/>
+        </w:rPr>
+        <w:t>от</w:t>
+      </w:r>
+      <w:r>
+        <w:rPr>
+          <w:rFonts w:cs="Times New Roman"/>
+          <w:sz w:val="28"/>
+          <w:szCs w:val="28"/>
+        </w:rPr>
+        <w:t xml:space="preserve">куда осуществляется переход.   </w:t>
       </w:r>
     </w:p>
     <w:p>
@@ -7286,23 +6723,7 @@
           <w:sz w:val="28"/>
           <w:szCs w:val="28"/>
         </w:rPr>
-        <w:t>В</w:t>
-      </w:r>
-      <w:r>
-        <w:rPr>
-          <w:rFonts w:cs="Times New Roman"/>
-          <w:sz w:val="28"/>
-          <w:szCs w:val="28"/>
-        </w:rPr>
-        <w:t>ы</w:t>
-      </w:r>
-      <w:r>
-        <w:rPr>
-          <w:rFonts w:cs="Times New Roman"/>
-          <w:sz w:val="28"/>
-          <w:szCs w:val="28"/>
-        </w:rPr>
-        <w:t>ключить тумблеры «Управление общее» (</w:t>
+        <w:t>Вставить ключ ЭПК автостопа (</w:t>
       </w:r>
       <w:r>
         <w:rPr>
@@ -7311,7 +6732,7 @@
           <w:szCs w:val="28"/>
           <w:lang w:val="en-US"/>
         </w:rPr>
-        <w:t>Ctrl</w:t>
+        <w:t>Alt</w:t>
       </w:r>
       <w:r>
         <w:rPr>
@@ -7328,65 +6749,15 @@
           <w:szCs w:val="28"/>
           <w:lang w:val="en-US"/>
         </w:rPr>
-        <w:t>U</w:t>
-      </w:r>
-      <w:r>
-        <w:rPr>
-          <w:rFonts w:cs="Times New Roman"/>
-          <w:sz w:val="28"/>
-          <w:szCs w:val="28"/>
-        </w:rPr>
-        <w:t>) и «Топливный насос» (</w:t>
-      </w:r>
-      <w:r>
-        <w:rPr>
-          <w:rFonts w:cs="Times New Roman"/>
-          <w:sz w:val="28"/>
-          <w:szCs w:val="28"/>
-          <w:lang w:val="en-US"/>
-        </w:rPr>
-        <w:t>Ctrl</w:t>
-      </w:r>
-      <w:r>
-        <w:rPr>
-          <w:rFonts w:cs="Times New Roman"/>
-          <w:sz w:val="28"/>
-          <w:szCs w:val="28"/>
-        </w:rPr>
-        <w:t xml:space="preserve"> + </w:t>
-      </w:r>
-      <w:r>
-        <w:rPr>
-          <w:rFonts w:cs="Times New Roman"/>
-          <w:sz w:val="28"/>
-          <w:szCs w:val="28"/>
-          <w:lang w:val="en-US"/>
-        </w:rPr>
-        <w:t>P</w:t>
-      </w:r>
-      <w:r>
-        <w:rPr>
-          <w:rFonts w:cs="Times New Roman"/>
-          <w:sz w:val="28"/>
-          <w:szCs w:val="28"/>
-        </w:rPr>
-        <w:t xml:space="preserve">) в той кабине, </w:t>
-      </w:r>
-      <w:r>
-        <w:rPr>
-          <w:rFonts w:cs="Times New Roman"/>
-          <w:sz w:val="28"/>
-          <w:szCs w:val="28"/>
-        </w:rPr>
-        <w:t>от</w:t>
-      </w:r>
-      <w:r>
-        <w:rPr>
-          <w:rFonts w:cs="Times New Roman"/>
-          <w:sz w:val="28"/>
-          <w:szCs w:val="28"/>
-        </w:rPr>
-        <w:t xml:space="preserve">куда осуществляется переход.   </w:t>
+        <w:t>N</w:t>
+      </w:r>
+      <w:r>
+        <w:rPr>
+          <w:rFonts w:cs="Times New Roman"/>
+          <w:sz w:val="28"/>
+          <w:szCs w:val="28"/>
+        </w:rPr>
+        <w:t>).</w:t>
       </w:r>
     </w:p>
     <w:p>
@@ -7408,7 +6779,7 @@
           <w:sz w:val="28"/>
           <w:szCs w:val="28"/>
         </w:rPr>
-        <w:t>Вставить ключ ЭПК автостопа (</w:t>
+        <w:t>Вставить реверсивную рукоятку (</w:t>
       </w:r>
       <w:r>
         <w:rPr>
@@ -7417,7 +6788,7 @@
           <w:szCs w:val="28"/>
           <w:lang w:val="en-US"/>
         </w:rPr>
-        <w:t>Alt</w:t>
+        <w:t>Shift</w:t>
       </w:r>
       <w:r>
         <w:rPr>
@@ -7434,7 +6805,7 @@
           <w:szCs w:val="28"/>
           <w:lang w:val="en-US"/>
         </w:rPr>
-        <w:t>N</w:t>
+        <w:t>W</w:t>
       </w:r>
       <w:r>
         <w:rPr>
@@ -7464,7 +6835,7 @@
           <w:sz w:val="28"/>
           <w:szCs w:val="28"/>
         </w:rPr>
-        <w:t>Вставить реверсивную рукоятку (</w:t>
+        <w:t>Вставить рукоятку устройства блокировки тормозов и включить его (</w:t>
       </w:r>
       <w:r>
         <w:rPr>
@@ -7473,7 +6844,7 @@
           <w:szCs w:val="28"/>
           <w:lang w:val="en-US"/>
         </w:rPr>
-        <w:t>Shift</w:t>
+        <w:t>Alt</w:t>
       </w:r>
       <w:r>
         <w:rPr>
@@ -7490,7 +6861,7 @@
           <w:szCs w:val="28"/>
           <w:lang w:val="en-US"/>
         </w:rPr>
-        <w:t>W</w:t>
+        <w:t>Backspace</w:t>
       </w:r>
       <w:r>
         <w:rPr>
@@ -7520,137 +6891,7 @@
           <w:sz w:val="28"/>
           <w:szCs w:val="28"/>
         </w:rPr>
-        <w:t>Открыть комбинированный кран (</w:t>
-      </w:r>
-      <w:r>
-        <w:rPr>
-          <w:rFonts w:cs="Times New Roman"/>
-          <w:sz w:val="28"/>
-          <w:szCs w:val="28"/>
-          <w:lang w:val="en-US"/>
-        </w:rPr>
-        <w:t>Shift</w:t>
-      </w:r>
-      <w:r>
-        <w:rPr>
-          <w:rFonts w:cs="Times New Roman"/>
-          <w:sz w:val="28"/>
-          <w:szCs w:val="28"/>
-        </w:rPr>
-        <w:t xml:space="preserve"> + </w:t>
-      </w:r>
-      <w:r>
-        <w:rPr>
-          <w:rFonts w:cs="Times New Roman"/>
-          <w:sz w:val="28"/>
-          <w:szCs w:val="28"/>
-          <w:lang w:val="en-US"/>
-        </w:rPr>
-        <w:t>Backspace</w:t>
-      </w:r>
-      <w:r>
-        <w:rPr>
-          <w:rFonts w:cs="Times New Roman"/>
-          <w:sz w:val="28"/>
-          <w:szCs w:val="28"/>
-        </w:rPr>
-        <w:t>).</w:t>
-      </w:r>
-    </w:p>
-    <w:p>
-      <w:pPr>
-        <w:numPr>
-          <w:ilvl w:val="0"/>
-          <w:numId w:val="9"/>
-        </w:numPr>
-        <w:spacing w:after="120"/>
-        <w:rPr>
-          <w:rFonts w:cs="Times New Roman"/>
-          <w:sz w:val="28"/>
-          <w:szCs w:val="28"/>
-        </w:rPr>
-      </w:pPr>
-      <w:r>
-        <w:rPr>
-          <w:rFonts w:cs="Times New Roman"/>
-          <w:sz w:val="28"/>
-          <w:szCs w:val="28"/>
-        </w:rPr>
-        <w:t>Вставить рукоятку устройства блокировки тормозов и включить его (</w:t>
-      </w:r>
-      <w:r>
-        <w:rPr>
-          <w:rFonts w:cs="Times New Roman"/>
-          <w:sz w:val="28"/>
-          <w:szCs w:val="28"/>
-          <w:lang w:val="en-US"/>
-        </w:rPr>
-        <w:t>Alt</w:t>
-      </w:r>
-      <w:r>
-        <w:rPr>
-          <w:rFonts w:cs="Times New Roman"/>
-          <w:sz w:val="28"/>
-          <w:szCs w:val="28"/>
-        </w:rPr>
-        <w:t xml:space="preserve"> + </w:t>
-      </w:r>
-      <w:r>
-        <w:rPr>
-          <w:rFonts w:cs="Times New Roman"/>
-          <w:sz w:val="28"/>
-          <w:szCs w:val="28"/>
-          <w:lang w:val="en-US"/>
-        </w:rPr>
-        <w:t>Backspace</w:t>
-      </w:r>
-      <w:r>
-        <w:rPr>
-          <w:rFonts w:cs="Times New Roman"/>
-          <w:sz w:val="28"/>
-          <w:szCs w:val="28"/>
-        </w:rPr>
-        <w:t>).</w:t>
-      </w:r>
-    </w:p>
-    <w:p>
-      <w:pPr>
-        <w:numPr>
-          <w:ilvl w:val="0"/>
-          <w:numId w:val="9"/>
-        </w:numPr>
-        <w:spacing w:after="120"/>
-        <w:rPr>
-          <w:rFonts w:cs="Times New Roman"/>
-          <w:sz w:val="28"/>
-          <w:szCs w:val="28"/>
-        </w:rPr>
-      </w:pPr>
-      <w:r>
-        <w:rPr>
-          <w:rFonts w:cs="Times New Roman"/>
-          <w:sz w:val="28"/>
-          <w:szCs w:val="28"/>
-        </w:rPr>
-        <w:t xml:space="preserve">Зарядить тормозную магистраль </w:t>
-      </w:r>
-      <w:proofErr w:type="spellStart"/>
-      <w:r>
-        <w:rPr>
-          <w:rFonts w:cs="Times New Roman"/>
-          <w:sz w:val="28"/>
-          <w:szCs w:val="28"/>
-        </w:rPr>
-        <w:t>путем</w:t>
-      </w:r>
-      <w:proofErr w:type="spellEnd"/>
-      <w:r>
-        <w:rPr>
-          <w:rFonts w:cs="Times New Roman"/>
-          <w:sz w:val="28"/>
-          <w:szCs w:val="28"/>
-        </w:rPr>
-        <w:t xml:space="preserve"> перевода крана машиниста в положение </w:t>
+        <w:t xml:space="preserve">Зарядить тормозную магистраль путем перевода крана машиниста в положение </w:t>
       </w:r>
       <w:r>
         <w:rPr>
@@ -7691,7 +6932,7 @@
 </file>
 
 <file path=word/numbering.xml><?xml version="1.0" encoding="utf-8"?>
-<w:numbering xmlns:wpc="http://schemas.microsoft.com/office/word/2010/wordprocessingCanvas" xmlns:cx="http://schemas.microsoft.com/office/drawing/2014/chartex" xmlns:mc="http://schemas.openxmlformats.org/markup-compatibility/2006" xmlns:o="urn:schemas-microsoft-com:office:office" xmlns:r="http://schemas.openxmlformats.org/officeDocument/2006/relationships" xmlns:m="http://schemas.openxmlformats.org/officeDocument/2006/math" xmlns:v="urn:schemas-microsoft-com:vml" xmlns:wp14="http://schemas.microsoft.com/office/word/2010/wordprocessingDrawing" xmlns:wp="http://schemas.openxmlformats.org/drawingml/2006/wordprocessingDrawing" xmlns:w10="urn:schemas-microsoft-com:office:word" xmlns:w="http://schemas.openxmlformats.org/wordprocessingml/2006/main" xmlns:w14="http://schemas.microsoft.com/office/word/2010/wordml" xmlns:w15="http://schemas.microsoft.com/office/word/2012/wordml" xmlns:w16se="http://schemas.microsoft.com/office/word/2015/wordml/symex" xmlns:wpg="http://schemas.microsoft.com/office/word/2010/wordprocessingGroup" xmlns:wpi="http://schemas.microsoft.com/office/word/2010/wordprocessingInk" xmlns:wne="http://schemas.microsoft.com/office/word/2006/wordml" xmlns:wps="http://schemas.microsoft.com/office/word/2010/wordprocessingShape" mc:Ignorable="w14 w15 w16se wp14">
+<w:numbering xmlns:wpc="http://schemas.microsoft.com/office/word/2010/wordprocessingCanvas" xmlns:cx="http://schemas.microsoft.com/office/drawing/2014/chartex" xmlns:cx1="http://schemas.microsoft.com/office/drawing/2015/9/8/chartex" xmlns:cx2="http://schemas.microsoft.com/office/drawing/2015/10/21/chartex" xmlns:cx3="http://schemas.microsoft.com/office/drawing/2016/5/9/chartex" xmlns:cx4="http://schemas.microsoft.com/office/drawing/2016/5/10/chartex" xmlns:cx5="http://schemas.microsoft.com/office/drawing/2016/5/11/chartex" xmlns:cx6="http://schemas.microsoft.com/office/drawing/2016/5/12/chartex" xmlns:cx7="http://schemas.microsoft.com/office/drawing/2016/5/13/chartex" xmlns:cx8="http://schemas.microsoft.com/office/drawing/2016/5/14/chartex" xmlns:mc="http://schemas.openxmlformats.org/markup-compatibility/2006" xmlns:aink="http://schemas.microsoft.com/office/drawing/2016/ink" xmlns:am3d="http://schemas.microsoft.com/office/drawing/2017/model3d" xmlns:o="urn:schemas-microsoft-com:office:office" xmlns:oel="http://schemas.microsoft.com/office/2019/extlst" xmlns:r="http://schemas.openxmlformats.org/officeDocument/2006/relationships" xmlns:m="http://schemas.openxmlformats.org/officeDocument/2006/math" xmlns:v="urn:schemas-microsoft-com:vml" xmlns:wp14="http://schemas.microsoft.com/office/word/2010/wordprocessingDrawing" xmlns:wp="http://schemas.openxmlformats.org/drawingml/2006/wordprocessingDrawing" xmlns:w10="urn:schemas-microsoft-com:office:word" xmlns:w="http://schemas.openxmlformats.org/wordprocessingml/2006/main" xmlns:w14="http://schemas.microsoft.com/office/word/2010/wordml" xmlns:w15="http://schemas.microsoft.com/office/word/2012/wordml" xmlns:w16cex="http://schemas.microsoft.com/office/word/2018/wordml/cex" xmlns:w16cid="http://schemas.microsoft.com/office/word/2016/wordml/cid" xmlns:w16="http://schemas.microsoft.com/office/word/2018/wordml" xmlns:w16sdtdh="http://schemas.microsoft.com/office/word/2020/wordml/sdtdatahash" xmlns:w16se="http://schemas.microsoft.com/office/word/2015/wordml/symex" xmlns:wpg="http://schemas.microsoft.com/office/word/2010/wordprocessingGroup" xmlns:wpi="http://schemas.microsoft.com/office/word/2010/wordprocessingInk" xmlns:wne="http://schemas.microsoft.com/office/word/2006/wordml" xmlns:wps="http://schemas.microsoft.com/office/word/2010/wordprocessingShape" mc:Ignorable="w14 w15 w16se w16cid w16 w16cex w16sdtdh wp14">
   <w:abstractNum w:abstractNumId="0" w15:restartNumberingAfterBreak="0">
     <w:nsid w:val="033E0224"/>
     <w:multiLevelType w:val="hybridMultilevel"/>
@@ -8496,38 +7737,38 @@
       </w:pPr>
     </w:lvl>
   </w:abstractNum>
-  <w:num w:numId="1">
+  <w:num w:numId="1" w16cid:durableId="740106316">
     <w:abstractNumId w:val="4"/>
   </w:num>
-  <w:num w:numId="2">
+  <w:num w:numId="2" w16cid:durableId="13772883">
     <w:abstractNumId w:val="3"/>
   </w:num>
-  <w:num w:numId="3">
+  <w:num w:numId="3" w16cid:durableId="1912806508">
     <w:abstractNumId w:val="7"/>
   </w:num>
-  <w:num w:numId="4">
+  <w:num w:numId="4" w16cid:durableId="824781096">
     <w:abstractNumId w:val="0"/>
   </w:num>
-  <w:num w:numId="5">
+  <w:num w:numId="5" w16cid:durableId="522519254">
     <w:abstractNumId w:val="8"/>
   </w:num>
-  <w:num w:numId="6">
+  <w:num w:numId="6" w16cid:durableId="1135950049">
     <w:abstractNumId w:val="6"/>
   </w:num>
-  <w:num w:numId="7">
+  <w:num w:numId="7" w16cid:durableId="1894727427">
     <w:abstractNumId w:val="5"/>
   </w:num>
-  <w:num w:numId="8">
+  <w:num w:numId="8" w16cid:durableId="377316412">
     <w:abstractNumId w:val="2"/>
   </w:num>
-  <w:num w:numId="9">
+  <w:num w:numId="9" w16cid:durableId="324474917">
     <w:abstractNumId w:val="1"/>
   </w:num>
 </w:numbering>
 </file>
 
 <file path=word/styles.xml><?xml version="1.0" encoding="utf-8"?>
-<w:styles xmlns:mc="http://schemas.openxmlformats.org/markup-compatibility/2006" xmlns:r="http://schemas.openxmlformats.org/officeDocument/2006/relationships" xmlns:w="http://schemas.openxmlformats.org/wordprocessingml/2006/main" xmlns:w14="http://schemas.microsoft.com/office/word/2010/wordml" xmlns:w15="http://schemas.microsoft.com/office/word/2012/wordml" xmlns:w16se="http://schemas.microsoft.com/office/word/2015/wordml/symex" mc:Ignorable="w14 w15 w16se">
+<w:styles xmlns:mc="http://schemas.openxmlformats.org/markup-compatibility/2006" xmlns:r="http://schemas.openxmlformats.org/officeDocument/2006/relationships" xmlns:w="http://schemas.openxmlformats.org/wordprocessingml/2006/main" xmlns:w14="http://schemas.microsoft.com/office/word/2010/wordml" xmlns:w15="http://schemas.microsoft.com/office/word/2012/wordml" xmlns:w16cex="http://schemas.microsoft.com/office/word/2018/wordml/cex" xmlns:w16cid="http://schemas.microsoft.com/office/word/2016/wordml/cid" xmlns:w16="http://schemas.microsoft.com/office/word/2018/wordml" xmlns:w16sdtdh="http://schemas.microsoft.com/office/word/2020/wordml/sdtdatahash" xmlns:w16se="http://schemas.microsoft.com/office/word/2015/wordml/symex" mc:Ignorable="w14 w15 w16se w16cid w16 w16cex w16sdtdh">
   <w:docDefaults>
     <w:rPrDefault>
       <w:rPr>
@@ -8543,7 +7784,7 @@
       </w:pPr>
     </w:pPrDefault>
   </w:docDefaults>
-  <w:latentStyles w:defLockedState="0" w:defUIPriority="99" w:defSemiHidden="0" w:defUnhideWhenUsed="0" w:defQFormat="0" w:count="371">
+  <w:latentStyles w:defLockedState="0" w:defUIPriority="99" w:defSemiHidden="0" w:defUnhideWhenUsed="0" w:defQFormat="0" w:count="376">
     <w:lsdException w:name="Normal" w:uiPriority="0" w:qFormat="1"/>
     <w:lsdException w:name="heading 1" w:uiPriority="9" w:qFormat="1"/>
     <w:lsdException w:name="heading 2" w:semiHidden="1" w:uiPriority="9" w:unhideWhenUsed="1" w:qFormat="1"/>
@@ -8915,6 +8156,11 @@
     <w:lsdException w:name="List Table 5 Dark Accent 6" w:uiPriority="50"/>
     <w:lsdException w:name="List Table 6 Colorful Accent 6" w:uiPriority="51"/>
     <w:lsdException w:name="List Table 7 Colorful Accent 6" w:uiPriority="52"/>
+    <w:lsdException w:name="Mention" w:semiHidden="1" w:unhideWhenUsed="1"/>
+    <w:lsdException w:name="Smart Hyperlink" w:semiHidden="1" w:unhideWhenUsed="1"/>
+    <w:lsdException w:name="Hashtag" w:semiHidden="1" w:unhideWhenUsed="1"/>
+    <w:lsdException w:name="Unresolved Mention" w:semiHidden="1" w:unhideWhenUsed="1"/>
+    <w:lsdException w:name="Smart Link" w:semiHidden="1" w:unhideWhenUsed="1"/>
   </w:latentStyles>
   <w:style w:type="paragraph" w:default="1" w:styleId="a">
     <w:name w:val="Normal"/>
@@ -8928,6 +8174,7 @@
   <w:style w:type="character" w:default="1" w:styleId="a0">
     <w:name w:val="Default Paragraph Font"/>
     <w:uiPriority w:val="1"/>
+    <w:semiHidden/>
     <w:unhideWhenUsed/>
   </w:style>
   <w:style w:type="table" w:default="1" w:styleId="a1">

--- a/tep70/docs/TEP70-user_manual.docx
+++ b/tep70/docs/TEP70-user_manual.docx
@@ -5050,73 +5050,199 @@
           </w:p>
         </w:tc>
       </w:tr>
+      <w:tr>
+        <w:tc>
+          <w:tcPr>
+            <w:tcW w:w="2438" w:type="dxa"/>
+            <w:vAlign w:val="center"/>
+          </w:tcPr>
+          <w:p>
+            <w:pPr>
+              <w:jc w:val="center"/>
+              <w:rPr>
+                <w:rFonts w:cs="Times New Roman"/>
+                <w:sz w:val="28"/>
+                <w:szCs w:val="28"/>
+                <w:lang w:val="en-US"/>
+              </w:rPr>
+            </w:pPr>
+            <w:r>
+              <w:rPr>
+                <w:rFonts w:cs="Times New Roman"/>
+                <w:sz w:val="28"/>
+                <w:szCs w:val="28"/>
+                <w:lang w:val="en-US"/>
+              </w:rPr>
+              <w:t>Alt + R</w:t>
+            </w:r>
+          </w:p>
+        </w:tc>
+        <w:tc>
+          <w:tcPr>
+            <w:tcW w:w="3969" w:type="dxa"/>
+            <w:vAlign w:val="center"/>
+          </w:tcPr>
+          <w:p>
+            <w:pPr>
+              <w:rPr>
+                <w:rFonts w:cs="Times New Roman"/>
+                <w:szCs w:val="24"/>
+              </w:rPr>
+            </w:pPr>
+            <w:r>
+              <w:rPr>
+                <w:rFonts w:cs="Times New Roman"/>
+                <w:szCs w:val="24"/>
+              </w:rPr>
+              <w:t>Автоматический запуск тепловоза</w:t>
+            </w:r>
+          </w:p>
+        </w:tc>
+        <w:tc>
+          <w:tcPr>
+            <w:tcW w:w="3402" w:type="dxa"/>
+            <w:vAlign w:val="center"/>
+          </w:tcPr>
+          <w:p>
+            <w:pPr>
+              <w:rPr>
+                <w:rFonts w:cs="Times New Roman"/>
+                <w:sz w:val="28"/>
+                <w:szCs w:val="28"/>
+              </w:rPr>
+            </w:pPr>
+          </w:p>
+        </w:tc>
+      </w:tr>
+      <w:tr>
+        <w:tc>
+          <w:tcPr>
+            <w:tcW w:w="2438" w:type="dxa"/>
+            <w:vAlign w:val="center"/>
+          </w:tcPr>
+          <w:p>
+            <w:pPr>
+              <w:jc w:val="center"/>
+              <w:rPr>
+                <w:rFonts w:cs="Times New Roman"/>
+                <w:sz w:val="28"/>
+                <w:szCs w:val="28"/>
+                <w:lang w:val="en-US"/>
+              </w:rPr>
+            </w:pPr>
+            <w:r>
+              <w:rPr>
+                <w:rFonts w:cs="Times New Roman"/>
+                <w:sz w:val="28"/>
+                <w:szCs w:val="28"/>
+                <w:lang w:val="en-US"/>
+              </w:rPr>
+              <w:t>Alt + F</w:t>
+            </w:r>
+          </w:p>
+        </w:tc>
+        <w:tc>
+          <w:tcPr>
+            <w:tcW w:w="3969" w:type="dxa"/>
+            <w:vAlign w:val="center"/>
+          </w:tcPr>
+          <w:p>
+            <w:pPr>
+              <w:rPr>
+                <w:rFonts w:cs="Times New Roman"/>
+                <w:szCs w:val="24"/>
+              </w:rPr>
+            </w:pPr>
+            <w:r>
+              <w:rPr>
+                <w:rFonts w:cs="Times New Roman"/>
+                <w:szCs w:val="24"/>
+              </w:rPr>
+              <w:t>Включение/выключение автоведения</w:t>
+            </w:r>
+          </w:p>
+        </w:tc>
+        <w:tc>
+          <w:tcPr>
+            <w:tcW w:w="3402" w:type="dxa"/>
+            <w:vAlign w:val="center"/>
+          </w:tcPr>
+          <w:p>
+            <w:pPr>
+              <w:rPr>
+                <w:rFonts w:cs="Times New Roman"/>
+                <w:sz w:val="28"/>
+                <w:szCs w:val="28"/>
+              </w:rPr>
+            </w:pPr>
+          </w:p>
+        </w:tc>
+      </w:tr>
+      <w:tr>
+        <w:tc>
+          <w:tcPr>
+            <w:tcW w:w="2438" w:type="dxa"/>
+            <w:vAlign w:val="center"/>
+          </w:tcPr>
+          <w:p>
+            <w:pPr>
+              <w:jc w:val="center"/>
+              <w:rPr>
+                <w:rFonts w:cs="Times New Roman"/>
+                <w:sz w:val="28"/>
+                <w:szCs w:val="28"/>
+                <w:lang w:val="en-US"/>
+              </w:rPr>
+            </w:pPr>
+            <w:r>
+              <w:rPr>
+                <w:rFonts w:cs="Times New Roman"/>
+                <w:sz w:val="28"/>
+                <w:szCs w:val="28"/>
+                <w:lang w:val="en-US"/>
+              </w:rPr>
+              <w:t>Shift + ~ | Ctrl + ~</w:t>
+            </w:r>
+          </w:p>
+        </w:tc>
+        <w:tc>
+          <w:tcPr>
+            <w:tcW w:w="3969" w:type="dxa"/>
+            <w:vAlign w:val="center"/>
+          </w:tcPr>
+          <w:p>
+            <w:pPr>
+              <w:rPr>
+                <w:rFonts w:cs="Times New Roman"/>
+                <w:szCs w:val="24"/>
+              </w:rPr>
+            </w:pPr>
+            <w:r>
+              <w:rPr>
+                <w:rFonts w:cs="Times New Roman"/>
+                <w:szCs w:val="24"/>
+              </w:rPr>
+              <w:t>Включение/выключение маневрового режима</w:t>
+            </w:r>
+          </w:p>
+        </w:tc>
+        <w:tc>
+          <w:tcPr>
+            <w:tcW w:w="3402" w:type="dxa"/>
+            <w:vAlign w:val="center"/>
+          </w:tcPr>
+          <w:p>
+            <w:pPr>
+              <w:rPr>
+                <w:rFonts w:cs="Times New Roman"/>
+                <w:sz w:val="28"/>
+                <w:szCs w:val="28"/>
+              </w:rPr>
+            </w:pPr>
+          </w:p>
+        </w:tc>
+      </w:tr>
     </w:tbl>
-    <w:p>
-      <w:pPr>
-        <w:spacing w:after="0" w:line="240" w:lineRule="auto"/>
-        <w:jc w:val="center"/>
-        <w:rPr>
-          <w:rFonts w:cs="Times New Roman"/>
-          <w:sz w:val="16"/>
-          <w:szCs w:val="16"/>
-        </w:rPr>
-      </w:pPr>
-    </w:p>
-    <w:p>
-      <w:pPr>
-        <w:spacing w:after="0" w:line="240" w:lineRule="auto"/>
-        <w:jc w:val="center"/>
-        <w:rPr>
-          <w:rFonts w:cs="Times New Roman"/>
-          <w:sz w:val="16"/>
-          <w:szCs w:val="16"/>
-        </w:rPr>
-      </w:pPr>
-    </w:p>
-    <w:p>
-      <w:pPr>
-        <w:spacing w:after="0" w:line="240" w:lineRule="auto"/>
-        <w:jc w:val="center"/>
-        <w:rPr>
-          <w:rFonts w:cs="Times New Roman"/>
-          <w:sz w:val="16"/>
-          <w:szCs w:val="16"/>
-        </w:rPr>
-      </w:pPr>
-    </w:p>
-    <w:p>
-      <w:pPr>
-        <w:spacing w:after="0" w:line="240" w:lineRule="auto"/>
-        <w:jc w:val="center"/>
-        <w:rPr>
-          <w:rFonts w:cs="Times New Roman"/>
-          <w:sz w:val="16"/>
-          <w:szCs w:val="16"/>
-        </w:rPr>
-      </w:pPr>
-    </w:p>
-    <w:p>
-      <w:pPr>
-        <w:spacing w:after="0" w:line="240" w:lineRule="auto"/>
-        <w:jc w:val="center"/>
-        <w:rPr>
-          <w:rFonts w:cs="Times New Roman"/>
-          <w:sz w:val="16"/>
-          <w:szCs w:val="16"/>
-        </w:rPr>
-      </w:pPr>
-    </w:p>
-    <w:p>
-      <w:pPr>
-        <w:spacing w:after="0" w:line="240" w:lineRule="auto"/>
-        <w:jc w:val="center"/>
-        <w:rPr>
-          <w:rFonts w:cs="Times New Roman"/>
-          <w:sz w:val="16"/>
-          <w:szCs w:val="16"/>
-        </w:rPr>
-      </w:pPr>
-    </w:p>
     <w:p>
       <w:pPr>
         <w:spacing w:after="0" w:line="240" w:lineRule="auto"/>
